--- a/docs/docx/04-화면-명세서.docx
+++ b/docs/docx/04-화면-명세서.docx
@@ -7,7 +7,7 @@
         <w:rPr>
           <w:color w:val="1F7A5C"/>
         </w:rPr>
-        <w:t>SoundsFun Bridge · MVP 문서</w:t>
+        <w:t>SoundsFun Bridge · MVP 문서 v2</w:t>
       </w:r>
     </w:p>
     <w:p>
@@ -20,75 +20,16 @@
     </w:p>
     <w:p>
       <w:r>
-        <w:t xml:space="preserve">ID 규칙: </w:t>
+        <w:t xml:space="preserve">시안(SF 폴더 11장)과 같게 만들었습니다. 아래 그림은 시안이 아니라 </w:t>
       </w:r>
       <w:r>
         <w:rPr>
           <w:b/>
         </w:rPr>
-        <w:t>A</w:t>
+        <w:t>만들어진 앱의 실제 화면</w:t>
       </w:r>
       <w:r>
-        <w:t xml:space="preserve"> 온보딩 · </w:t>
-      </w:r>
-      <w:r>
-        <w:rPr>
-          <w:b/>
-        </w:rPr>
-        <w:t>H</w:t>
-      </w:r>
-      <w:r>
-        <w:t xml:space="preserve"> 홈 · </w:t>
-      </w:r>
-      <w:r>
-        <w:rPr>
-          <w:b/>
-        </w:rPr>
-        <w:t>L</w:t>
-      </w:r>
-      <w:r>
-        <w:t xml:space="preserve"> 레슨 · </w:t>
-      </w:r>
-      <w:r>
-        <w:rPr>
-          <w:b/>
-        </w:rPr>
-        <w:t>P</w:t>
-      </w:r>
-      <w:r>
-        <w:t xml:space="preserve"> 부모 대시보드 · </w:t>
-      </w:r>
-      <w:r>
-        <w:rPr>
-          <w:b/>
-        </w:rPr>
-        <w:t>S</w:t>
-      </w:r>
-      <w:r>
-        <w:t xml:space="preserve"> 설정 · </w:t>
-      </w:r>
-      <w:r>
-        <w:rPr>
-          <w:b/>
-        </w:rPr>
-        <w:t>G</w:t>
-      </w:r>
-      <w:r>
-        <w:t xml:space="preserve"> 게이트 · </w:t>
-      </w:r>
-      <w:r>
-        <w:rPr>
-          <w:b/>
-        </w:rPr>
-        <w:t>N</w:t>
-      </w:r>
-      <w:r>
-        <w:t xml:space="preserve"> 알림. 팝업·가이드 ID(D·G·T·B)는 05 문서.</w:t>
-      </w:r>
-    </w:p>
-    <w:p>
-      <w:r>
-        <w:t>아이 화면 글자 규칙: 제목 한 줄(≤ 12자), 버튼은 아이콘 + 두 글자 이내, 안내는 음성으로. 부모 화면: 16pt 이상, 한 줄에 하나, 전문 용어 없음.</w:t>
+        <w:t>입니다. 값(색·간격·글꼴)은 09 디자인 가이드에 있습니다.</w:t>
       </w:r>
     </w:p>
     <w:p>
@@ -96,7 +37,7 @@
         <w:pStyle w:val="Heading1"/>
       </w:pPr>
       <w:r>
-        <w:t>탭 구조</w:t>
+        <w:t>화면 목록</w:t>
       </w:r>
     </w:p>
     <w:tbl>
@@ -128,7 +69,7 @@
                 <w:b/>
                 <w:sz w:val="18"/>
               </w:rPr>
-              <w:t>탭</w:t>
+              <w:t>ID</w:t>
             </w:r>
           </w:p>
         </w:tc>
@@ -168,7 +109,7 @@
                 <w:b/>
                 <w:sz w:val="18"/>
               </w:rPr>
-              <w:t>사용자</w:t>
+              <w:t>시안</w:t>
             </w:r>
           </w:p>
         </w:tc>
@@ -188,7 +129,7 @@
                 <w:b/>
                 <w:sz w:val="18"/>
               </w:rPr>
-              <w:t>게이트</w:t>
+              <w:t>경로</w:t>
             </w:r>
           </w:p>
         </w:tc>
@@ -204,7 +145,7 @@
               <w:rPr>
                 <w:sz w:val="18"/>
               </w:rPr>
-              <w:t>🏠 홈</w:t>
+              <w:t>S0</w:t>
             </w:r>
           </w:p>
         </w:tc>
@@ -218,7 +159,7 @@
               <w:rPr>
                 <w:sz w:val="18"/>
               </w:rPr>
-              <w:t>H1 코스 맵</w:t>
+              <w:t>시작 영상</w:t>
             </w:r>
           </w:p>
         </w:tc>
@@ -232,7 +173,7 @@
               <w:rPr>
                 <w:sz w:val="18"/>
               </w:rPr>
-              <w:t>아이</w:t>
+              <w:t>00 Splash</w:t>
             </w:r>
           </w:p>
         </w:tc>
@@ -246,7 +187,7 @@
               <w:rPr>
                 <w:sz w:val="18"/>
               </w:rPr>
-              <w:t>없음</w:t>
+              <w:t>(모든 화면 위)</w:t>
             </w:r>
           </w:p>
         </w:tc>
@@ -262,7 +203,7 @@
               <w:rPr>
                 <w:sz w:val="18"/>
               </w:rPr>
-              <w:t>📋 부모</w:t>
+              <w:t>A1</w:t>
             </w:r>
           </w:p>
         </w:tc>
@@ -276,7 +217,7 @@
               <w:rPr>
                 <w:sz w:val="18"/>
               </w:rPr>
-              <w:t>P1 대시보드</w:t>
+              <w:t>로그인</w:t>
             </w:r>
           </w:p>
         </w:tc>
@@ -290,7 +231,7 @@
               <w:rPr>
                 <w:sz w:val="18"/>
               </w:rPr>
-              <w:t>부모</w:t>
+              <w:t>–</w:t>
             </w:r>
           </w:p>
         </w:tc>
@@ -302,9 +243,10 @@
             <w:r/>
             <w:r>
               <w:rPr>
+                <w:rFonts w:ascii="Consolas" w:hAnsi="Consolas" w:eastAsia="Consolas"/>
                 <w:sz w:val="18"/>
               </w:rPr>
-              <w:t>부모 확인</w:t>
+              <w:t>/login</w:t>
             </w:r>
           </w:p>
         </w:tc>
@@ -320,7 +262,7 @@
               <w:rPr>
                 <w:sz w:val="18"/>
               </w:rPr>
-              <w:t>⚙ 설정</w:t>
+              <w:t>A2</w:t>
             </w:r>
           </w:p>
         </w:tc>
@@ -334,7 +276,7 @@
               <w:rPr>
                 <w:sz w:val="18"/>
               </w:rPr>
-              <w:t>S1 설정</w:t>
+              <w:t>가입</w:t>
             </w:r>
           </w:p>
         </w:tc>
@@ -348,7 +290,38 @@
               <w:rPr>
                 <w:sz w:val="18"/>
               </w:rPr>
-              <w:t>부모</w:t>
+              <w:t>–</w:t>
+            </w:r>
+          </w:p>
+        </w:tc>
+        <w:tc>
+          <w:tcPr>
+            <w:tcW w:type="dxa" w:w="2493"/>
+          </w:tcPr>
+          <w:p>
+            <w:r/>
+            <w:r>
+              <w:rPr>
+                <w:rFonts w:ascii="Consolas" w:hAnsi="Consolas" w:eastAsia="Consolas"/>
+                <w:sz w:val="18"/>
+              </w:rPr>
+              <w:t>/signup</w:t>
+            </w:r>
+          </w:p>
+        </w:tc>
+      </w:tr>
+      <w:tr>
+        <w:tc>
+          <w:tcPr>
+            <w:tcW w:type="dxa" w:w="2493"/>
+          </w:tcPr>
+          <w:p>
+            <w:r/>
+            <w:r>
+              <w:rPr>
+                <w:sz w:val="18"/>
+              </w:rPr>
+              <w:t>A3</w:t>
             </w:r>
           </w:p>
         </w:tc>
@@ -362,7 +335,566 @@
               <w:rPr>
                 <w:sz w:val="18"/>
               </w:rPr>
-              <w:t>부모 확인</w:t>
+              <w:t>아이 등록</w:t>
+            </w:r>
+          </w:p>
+        </w:tc>
+        <w:tc>
+          <w:tcPr>
+            <w:tcW w:type="dxa" w:w="2493"/>
+          </w:tcPr>
+          <w:p>
+            <w:r/>
+            <w:r>
+              <w:rPr>
+                <w:sz w:val="18"/>
+              </w:rPr>
+              <w:t>–</w:t>
+            </w:r>
+          </w:p>
+        </w:tc>
+        <w:tc>
+          <w:tcPr>
+            <w:tcW w:type="dxa" w:w="2493"/>
+          </w:tcPr>
+          <w:p>
+            <w:r/>
+            <w:r>
+              <w:rPr>
+                <w:rFonts w:ascii="Consolas" w:hAnsi="Consolas" w:eastAsia="Consolas"/>
+                <w:sz w:val="18"/>
+              </w:rPr>
+              <w:t>/onboarding</w:t>
+            </w:r>
+          </w:p>
+        </w:tc>
+      </w:tr>
+      <w:tr>
+        <w:tc>
+          <w:tcPr>
+            <w:tcW w:type="dxa" w:w="2493"/>
+          </w:tcPr>
+          <w:p>
+            <w:r/>
+            <w:r>
+              <w:rPr>
+                <w:sz w:val="18"/>
+              </w:rPr>
+              <w:t>T1</w:t>
+            </w:r>
+          </w:p>
+        </w:tc>
+        <w:tc>
+          <w:tcPr>
+            <w:tcW w:type="dxa" w:w="2493"/>
+          </w:tcPr>
+          <w:p>
+            <w:r/>
+            <w:r>
+              <w:rPr>
+                <w:sz w:val="18"/>
+              </w:rPr>
+              <w:t>오늘</w:t>
+            </w:r>
+          </w:p>
+        </w:tc>
+        <w:tc>
+          <w:tcPr>
+            <w:tcW w:type="dxa" w:w="2493"/>
+          </w:tcPr>
+          <w:p>
+            <w:r/>
+            <w:r>
+              <w:rPr>
+                <w:sz w:val="18"/>
+              </w:rPr>
+              <w:t>01 오늘</w:t>
+            </w:r>
+          </w:p>
+        </w:tc>
+        <w:tc>
+          <w:tcPr>
+            <w:tcW w:type="dxa" w:w="2493"/>
+          </w:tcPr>
+          <w:p>
+            <w:r/>
+            <w:r>
+              <w:rPr>
+                <w:rFonts w:ascii="Consolas" w:hAnsi="Consolas" w:eastAsia="Consolas"/>
+                <w:sz w:val="18"/>
+              </w:rPr>
+              <w:t>/today</w:t>
+            </w:r>
+          </w:p>
+        </w:tc>
+      </w:tr>
+      <w:tr>
+        <w:tc>
+          <w:tcPr>
+            <w:tcW w:type="dxa" w:w="2493"/>
+          </w:tcPr>
+          <w:p>
+            <w:r/>
+            <w:r>
+              <w:rPr>
+                <w:sz w:val="18"/>
+              </w:rPr>
+              <w:t>T2</w:t>
+            </w:r>
+          </w:p>
+        </w:tc>
+        <w:tc>
+          <w:tcPr>
+            <w:tcW w:type="dxa" w:w="2493"/>
+          </w:tcPr>
+          <w:p>
+            <w:r/>
+            <w:r>
+              <w:rPr>
+                <w:sz w:val="18"/>
+              </w:rPr>
+              <w:t>루틴 시트</w:t>
+            </w:r>
+          </w:p>
+        </w:tc>
+        <w:tc>
+          <w:tcPr>
+            <w:tcW w:type="dxa" w:w="2493"/>
+          </w:tcPr>
+          <w:p>
+            <w:r/>
+            <w:r>
+              <w:rPr>
+                <w:sz w:val="18"/>
+              </w:rPr>
+              <w:t>05A–D 팝업</w:t>
+            </w:r>
+          </w:p>
+        </w:tc>
+        <w:tc>
+          <w:tcPr>
+            <w:tcW w:type="dxa" w:w="2493"/>
+          </w:tcPr>
+          <w:p>
+            <w:r/>
+            <w:r>
+              <w:rPr>
+                <w:sz w:val="18"/>
+              </w:rPr>
+              <w:t>오늘 위 시트</w:t>
+            </w:r>
+          </w:p>
+        </w:tc>
+      </w:tr>
+      <w:tr>
+        <w:tc>
+          <w:tcPr>
+            <w:tcW w:type="dxa" w:w="2493"/>
+          </w:tcPr>
+          <w:p>
+            <w:r/>
+            <w:r>
+              <w:rPr>
+                <w:sz w:val="18"/>
+              </w:rPr>
+              <w:t>J1</w:t>
+            </w:r>
+          </w:p>
+        </w:tc>
+        <w:tc>
+          <w:tcPr>
+            <w:tcW w:type="dxa" w:w="2493"/>
+          </w:tcPr>
+          <w:p>
+            <w:r/>
+            <w:r>
+              <w:rPr>
+                <w:sz w:val="18"/>
+              </w:rPr>
+              <w:t>소리여행</w:t>
+            </w:r>
+          </w:p>
+        </w:tc>
+        <w:tc>
+          <w:tcPr>
+            <w:tcW w:type="dxa" w:w="2493"/>
+          </w:tcPr>
+          <w:p>
+            <w:r/>
+            <w:r>
+              <w:rPr>
+                <w:sz w:val="18"/>
+              </w:rPr>
+              <w:t>02 소리여행</w:t>
+            </w:r>
+          </w:p>
+        </w:tc>
+        <w:tc>
+          <w:tcPr>
+            <w:tcW w:type="dxa" w:w="2493"/>
+          </w:tcPr>
+          <w:p>
+            <w:r/>
+            <w:r>
+              <w:rPr>
+                <w:rFonts w:ascii="Consolas" w:hAnsi="Consolas" w:eastAsia="Consolas"/>
+                <w:sz w:val="18"/>
+              </w:rPr>
+              <w:t>/journey</w:t>
+            </w:r>
+          </w:p>
+        </w:tc>
+      </w:tr>
+      <w:tr>
+        <w:tc>
+          <w:tcPr>
+            <w:tcW w:type="dxa" w:w="2493"/>
+          </w:tcPr>
+          <w:p>
+            <w:r/>
+            <w:r>
+              <w:rPr>
+                <w:sz w:val="18"/>
+              </w:rPr>
+              <w:t>J2</w:t>
+            </w:r>
+          </w:p>
+        </w:tc>
+        <w:tc>
+          <w:tcPr>
+            <w:tcW w:type="dxa" w:w="2493"/>
+          </w:tcPr>
+          <w:p>
+            <w:r/>
+            <w:r>
+              <w:rPr>
+                <w:sz w:val="18"/>
+              </w:rPr>
+              <w:t>소리활동</w:t>
+            </w:r>
+          </w:p>
+        </w:tc>
+        <w:tc>
+          <w:tcPr>
+            <w:tcW w:type="dxa" w:w="2493"/>
+          </w:tcPr>
+          <w:p>
+            <w:r/>
+            <w:r>
+              <w:rPr>
+                <w:sz w:val="18"/>
+              </w:rPr>
+              <w:t>–</w:t>
+            </w:r>
+          </w:p>
+        </w:tc>
+        <w:tc>
+          <w:tcPr>
+            <w:tcW w:type="dxa" w:w="2493"/>
+          </w:tcPr>
+          <w:p>
+            <w:r/>
+            <w:r>
+              <w:rPr>
+                <w:rFonts w:ascii="Consolas" w:hAnsi="Consolas" w:eastAsia="Consolas"/>
+                <w:sz w:val="18"/>
+              </w:rPr>
+              <w:t>/activity</w:t>
+            </w:r>
+          </w:p>
+        </w:tc>
+      </w:tr>
+      <w:tr>
+        <w:tc>
+          <w:tcPr>
+            <w:tcW w:type="dxa" w:w="2493"/>
+          </w:tcPr>
+          <w:p>
+            <w:r/>
+            <w:r>
+              <w:rPr>
+                <w:sz w:val="18"/>
+              </w:rPr>
+              <w:t>P1</w:t>
+            </w:r>
+          </w:p>
+        </w:tc>
+        <w:tc>
+          <w:tcPr>
+            <w:tcW w:type="dxa" w:w="2493"/>
+          </w:tcPr>
+          <w:p>
+            <w:r/>
+            <w:r>
+              <w:rPr>
+                <w:sz w:val="18"/>
+              </w:rPr>
+              <w:t>부모 · 오늘</w:t>
+            </w:r>
+          </w:p>
+        </w:tc>
+        <w:tc>
+          <w:tcPr>
+            <w:tcW w:type="dxa" w:w="2493"/>
+          </w:tcPr>
+          <w:p>
+            <w:r/>
+            <w:r>
+              <w:rPr>
+                <w:sz w:val="18"/>
+              </w:rPr>
+              <w:t>03A</w:t>
+            </w:r>
+          </w:p>
+        </w:tc>
+        <w:tc>
+          <w:tcPr>
+            <w:tcW w:type="dxa" w:w="2493"/>
+          </w:tcPr>
+          <w:p>
+            <w:r/>
+            <w:r>
+              <w:rPr>
+                <w:rFonts w:ascii="Consolas" w:hAnsi="Consolas" w:eastAsia="Consolas"/>
+                <w:sz w:val="18"/>
+              </w:rPr>
+              <w:t>/parent</w:t>
+            </w:r>
+          </w:p>
+        </w:tc>
+      </w:tr>
+      <w:tr>
+        <w:tc>
+          <w:tcPr>
+            <w:tcW w:type="dxa" w:w="2493"/>
+          </w:tcPr>
+          <w:p>
+            <w:r/>
+            <w:r>
+              <w:rPr>
+                <w:sz w:val="18"/>
+              </w:rPr>
+              <w:t>P2</w:t>
+            </w:r>
+          </w:p>
+        </w:tc>
+        <w:tc>
+          <w:tcPr>
+            <w:tcW w:type="dxa" w:w="2493"/>
+          </w:tcPr>
+          <w:p>
+            <w:r/>
+            <w:r>
+              <w:rPr>
+                <w:sz w:val="18"/>
+              </w:rPr>
+              <w:t>부모 · 주간</w:t>
+            </w:r>
+          </w:p>
+        </w:tc>
+        <w:tc>
+          <w:tcPr>
+            <w:tcW w:type="dxa" w:w="2493"/>
+          </w:tcPr>
+          <w:p>
+            <w:r/>
+            <w:r>
+              <w:rPr>
+                <w:sz w:val="18"/>
+              </w:rPr>
+              <w:t>03B</w:t>
+            </w:r>
+          </w:p>
+        </w:tc>
+        <w:tc>
+          <w:tcPr>
+            <w:tcW w:type="dxa" w:w="2493"/>
+          </w:tcPr>
+          <w:p>
+            <w:r/>
+            <w:r>
+              <w:rPr>
+                <w:rFonts w:ascii="Consolas" w:hAnsi="Consolas" w:eastAsia="Consolas"/>
+                <w:sz w:val="18"/>
+              </w:rPr>
+              <w:t>/parent</w:t>
+            </w:r>
+          </w:p>
+        </w:tc>
+      </w:tr>
+      <w:tr>
+        <w:tc>
+          <w:tcPr>
+            <w:tcW w:type="dxa" w:w="2493"/>
+          </w:tcPr>
+          <w:p>
+            <w:r/>
+            <w:r>
+              <w:rPr>
+                <w:sz w:val="18"/>
+              </w:rPr>
+              <w:t>P3</w:t>
+            </w:r>
+          </w:p>
+        </w:tc>
+        <w:tc>
+          <w:tcPr>
+            <w:tcW w:type="dxa" w:w="2493"/>
+          </w:tcPr>
+          <w:p>
+            <w:r/>
+            <w:r>
+              <w:rPr>
+                <w:sz w:val="18"/>
+              </w:rPr>
+              <w:t>부모 · 월간</w:t>
+            </w:r>
+          </w:p>
+        </w:tc>
+        <w:tc>
+          <w:tcPr>
+            <w:tcW w:type="dxa" w:w="2493"/>
+          </w:tcPr>
+          <w:p>
+            <w:r/>
+            <w:r>
+              <w:rPr>
+                <w:sz w:val="18"/>
+              </w:rPr>
+              <w:t>03C</w:t>
+            </w:r>
+          </w:p>
+        </w:tc>
+        <w:tc>
+          <w:tcPr>
+            <w:tcW w:type="dxa" w:w="2493"/>
+          </w:tcPr>
+          <w:p>
+            <w:r/>
+            <w:r>
+              <w:rPr>
+                <w:rFonts w:ascii="Consolas" w:hAnsi="Consolas" w:eastAsia="Consolas"/>
+                <w:sz w:val="18"/>
+              </w:rPr>
+              <w:t>/parent</w:t>
+            </w:r>
+          </w:p>
+        </w:tc>
+      </w:tr>
+      <w:tr>
+        <w:tc>
+          <w:tcPr>
+            <w:tcW w:type="dxa" w:w="2493"/>
+          </w:tcPr>
+          <w:p>
+            <w:r/>
+            <w:r>
+              <w:rPr>
+                <w:sz w:val="18"/>
+              </w:rPr>
+              <w:t>C1</w:t>
+            </w:r>
+          </w:p>
+        </w:tc>
+        <w:tc>
+          <w:tcPr>
+            <w:tcW w:type="dxa" w:w="2493"/>
+          </w:tcPr>
+          <w:p>
+            <w:r/>
+            <w:r>
+              <w:rPr>
+                <w:sz w:val="18"/>
+              </w:rPr>
+              <w:t>설정</w:t>
+            </w:r>
+          </w:p>
+        </w:tc>
+        <w:tc>
+          <w:tcPr>
+            <w:tcW w:type="dxa" w:w="2493"/>
+          </w:tcPr>
+          <w:p>
+            <w:r/>
+            <w:r>
+              <w:rPr>
+                <w:sz w:val="18"/>
+              </w:rPr>
+              <w:t>04 설정</w:t>
+            </w:r>
+          </w:p>
+        </w:tc>
+        <w:tc>
+          <w:tcPr>
+            <w:tcW w:type="dxa" w:w="2493"/>
+          </w:tcPr>
+          <w:p>
+            <w:r/>
+            <w:r>
+              <w:rPr>
+                <w:rFonts w:ascii="Consolas" w:hAnsi="Consolas" w:eastAsia="Consolas"/>
+                <w:sz w:val="18"/>
+              </w:rPr>
+              <w:t>/settings</w:t>
+            </w:r>
+          </w:p>
+        </w:tc>
+      </w:tr>
+      <w:tr>
+        <w:tc>
+          <w:tcPr>
+            <w:tcW w:type="dxa" w:w="2493"/>
+          </w:tcPr>
+          <w:p>
+            <w:r/>
+            <w:r>
+              <w:rPr>
+                <w:sz w:val="18"/>
+              </w:rPr>
+              <w:t>C2</w:t>
+            </w:r>
+          </w:p>
+        </w:tc>
+        <w:tc>
+          <w:tcPr>
+            <w:tcW w:type="dxa" w:w="2493"/>
+          </w:tcPr>
+          <w:p>
+            <w:r/>
+            <w:r>
+              <w:rPr>
+                <w:sz w:val="18"/>
+              </w:rPr>
+              <w:t>아이 정보 · 알림 시간 · 안내</w:t>
+            </w:r>
+          </w:p>
+        </w:tc>
+        <w:tc>
+          <w:tcPr>
+            <w:tcW w:type="dxa" w:w="2493"/>
+          </w:tcPr>
+          <w:p>
+            <w:r/>
+            <w:r>
+              <w:rPr>
+                <w:sz w:val="18"/>
+              </w:rPr>
+              <w:t>–</w:t>
+            </w:r>
+          </w:p>
+        </w:tc>
+        <w:tc>
+          <w:tcPr>
+            <w:tcW w:type="dxa" w:w="2493"/>
+          </w:tcPr>
+          <w:p>
+            <w:r/>
+            <w:r>
+              <w:rPr>
+                <w:rFonts w:ascii="Consolas" w:hAnsi="Consolas" w:eastAsia="Consolas"/>
+                <w:sz w:val="18"/>
+              </w:rPr>
+              <w:t>/manage/*</w:t>
             </w:r>
           </w:p>
         </w:tc>
@@ -370,16 +902,11 @@
     </w:tbl>
     <w:p/>
     <w:p>
-      <w:r>
-        <w:t>레슨(L)은 탭 위에 전체화면으로 뜬다.</w:t>
-      </w:r>
-    </w:p>
-    <w:p>
       <w:pPr>
         <w:pStyle w:val="Heading1"/>
       </w:pPr>
       <w:r>
-        <w:t>흐름도</w:t>
+        <w:t>흐름</w:t>
       </w:r>
     </w:p>
     <w:p>
@@ -389,7 +916,7 @@
       <w:r>
         <w:drawing>
           <wp:inline xmlns:a="http://schemas.openxmlformats.org/drawingml/2006/main" xmlns:pic="http://schemas.openxmlformats.org/drawingml/2006/picture">
-            <wp:extent cx="5760000" cy="6436800"/>
+            <wp:extent cx="5760000" cy="760320"/>
             <wp:docPr id="1" name="Picture 1"/>
             <wp:cNvGraphicFramePr>
               <a:graphicFrameLocks noChangeAspect="1"/>
@@ -410,7 +937,7 @@
                   <pic:spPr>
                     <a:xfrm>
                       <a:off x="0" y="0"/>
-                      <a:ext cx="5760000" cy="6436800"/>
+                      <a:ext cx="5760000" cy="760320"/>
                     </a:xfrm>
                     <a:prstGeom prst="rect"/>
                   </pic:spPr>
@@ -426,7 +953,7 @@
         <w:pStyle w:val="Heading1"/>
       </w:pPr>
       <w:r>
-        <w:t>A0 앱 소개</w:t>
+        <w:t>공통</w:t>
       </w:r>
     </w:p>
     <w:tbl>
@@ -492,7 +1019,7 @@
               <w:rPr>
                 <w:sz w:val="18"/>
               </w:rPr>
-              <w:t>목적</w:t>
+              <w:t>틀</w:t>
             </w:r>
           </w:p>
         </w:tc>
@@ -506,7 +1033,7 @@
               <w:rPr>
                 <w:sz w:val="18"/>
               </w:rPr>
-              <w:t>첫 실행에 “하루 4번, 틀어주기만” 을 그림으로 설명</w:t>
+              <w:t>폭 430 이하는 화면 가득, 그보다 넓으면 가운데에 폰 틀(최대 430)과 옅은 배경</w:t>
             </w:r>
           </w:p>
         </w:tc>
@@ -522,7 +1049,7 @@
               <w:rPr>
                 <w:sz w:val="18"/>
               </w:rPr>
-              <w:t>진입</w:t>
+              <w:t>탭 막대</w:t>
             </w:r>
           </w:p>
         </w:tc>
@@ -536,7 +1063,7 @@
               <w:rPr>
                 <w:sz w:val="18"/>
               </w:rPr>
-              <w:t>첫 실행. 이후엔 설정 S4에서 다시 보기</w:t>
+              <w:t>아래에 떠 있는 막대(높이 76, 모서리 27, 좌우 12). 오늘·소리여행·부모·설정</w:t>
             </w:r>
           </w:p>
         </w:tc>
@@ -552,7 +1079,7 @@
               <w:rPr>
                 <w:sz w:val="18"/>
               </w:rPr>
-              <w:t>사용자</w:t>
+              <w:t>시트</w:t>
             </w:r>
           </w:p>
         </w:tc>
@@ -566,13 +1093,132 @@
               <w:rPr>
                 <w:sz w:val="18"/>
               </w:rPr>
-              <w:t>부모</w:t>
+              <w:t>아래에서 올라오는 창(모서리 32). 밖을 누르거나 아래로 내려 닫는다</w:t>
+            </w:r>
+          </w:p>
+        </w:tc>
+      </w:tr>
+      <w:tr>
+        <w:tc>
+          <w:tcPr>
+            <w:tcW w:type="dxa" w:w="4986"/>
+          </w:tcPr>
+          <w:p>
+            <w:r/>
+            <w:r>
+              <w:rPr>
+                <w:sz w:val="18"/>
+              </w:rPr>
+              <w:t>알림 띠</w:t>
+            </w:r>
+          </w:p>
+        </w:tc>
+        <w:tc>
+          <w:tcPr>
+            <w:tcW w:type="dxa" w:w="4986"/>
+          </w:tcPr>
+          <w:p>
+            <w:r/>
+            <w:r>
+              <w:rPr>
+                <w:sz w:val="18"/>
+              </w:rPr>
+              <w:t>저장·완료 같은 짧은 알림은 화면 위에 잠깐</w:t>
+            </w:r>
+          </w:p>
+        </w:tc>
+      </w:tr>
+      <w:tr>
+        <w:tc>
+          <w:tcPr>
+            <w:tcW w:type="dxa" w:w="4986"/>
+          </w:tcPr>
+          <w:p>
+            <w:r/>
+            <w:r>
+              <w:rPr>
+                <w:sz w:val="18"/>
+              </w:rPr>
+              <w:t>글</w:t>
+            </w:r>
+          </w:p>
+        </w:tc>
+        <w:tc>
+          <w:tcPr>
+            <w:tcW w:type="dxa" w:w="4986"/>
+          </w:tcPr>
+          <w:p>
+            <w:r/>
+            <w:r>
+              <w:rPr>
+                <w:sz w:val="18"/>
+              </w:rPr>
+              <w:t>큰 제목은 빙그레체, 본문은 시스템 글꼴</w:t>
             </w:r>
           </w:p>
         </w:tc>
       </w:tr>
     </w:tbl>
     <w:p/>
+    <w:p>
+      <w:pPr>
+        <w:pStyle w:val="Heading1"/>
+      </w:pPr>
+      <w:r>
+        <w:t>S0 시작 영상</w:t>
+      </w:r>
+    </w:p>
+    <w:p>
+      <w:pPr>
+        <w:jc w:val="center"/>
+      </w:pPr>
+      <w:r>
+        <w:drawing>
+          <wp:inline xmlns:a="http://schemas.openxmlformats.org/drawingml/2006/main" xmlns:pic="http://schemas.openxmlformats.org/drawingml/2006/picture">
+            <wp:extent cx="2232000" cy="4828846"/>
+            <wp:docPr id="2" name="Picture 2"/>
+            <wp:cNvGraphicFramePr>
+              <a:graphicFrameLocks noChangeAspect="1"/>
+            </wp:cNvGraphicFramePr>
+            <a:graphic>
+              <a:graphicData uri="http://schemas.openxmlformats.org/drawingml/2006/picture">
+                <pic:pic>
+                  <pic:nvPicPr>
+                    <pic:cNvPr id="0" name="01-splash.png"/>
+                    <pic:cNvPicPr/>
+                  </pic:nvPicPr>
+                  <pic:blipFill>
+                    <a:blip r:embed="rId10"/>
+                    <a:stretch>
+                      <a:fillRect/>
+                    </a:stretch>
+                  </pic:blipFill>
+                  <pic:spPr>
+                    <a:xfrm>
+                      <a:off x="0" y="0"/>
+                      <a:ext cx="2232000" cy="4828846"/>
+                    </a:xfrm>
+                    <a:prstGeom prst="rect"/>
+                  </pic:spPr>
+                </pic:pic>
+              </a:graphicData>
+            </a:graphic>
+          </wp:inline>
+        </w:drawing>
+      </w:r>
+    </w:p>
+    <w:p>
+      <w:pPr>
+        <w:jc w:val="center"/>
+      </w:pPr>
+      <w:r>
+        <w:rPr>
+          <w:color w:val="5E6E67"/>
+          <w:sz w:val="18"/>
+        </w:rPr>
+        <w:t>S0 시작 영상</w:t>
+      </w:r>
+    </w:p>
     <w:tbl>
       <w:tblPr>
         <w:tblStyle w:val="TableGrid"/>
@@ -580,14 +1226,13 @@
         <w:tblLook w:firstColumn="1" w:firstRow="1" w:lastColumn="0" w:lastRow="0" w:noHBand="0" w:noVBand="1" w:val="04A0"/>
       </w:tblPr>
       <w:tblGrid>
-        <w:gridCol w:w="3324"/>
-        <w:gridCol w:w="3324"/>
-        <w:gridCol w:w="3324"/>
+        <w:gridCol w:w="4986"/>
+        <w:gridCol w:w="4986"/>
       </w:tblGrid>
       <w:tr>
         <w:tc>
           <w:tcPr>
-            <w:tcW w:type="dxa" w:w="3324"/>
+            <w:tcW w:type="dxa" w:w="4986"/>
             <w:shd w:val="clear" w:color="auto" w:fill="E9EFEB"/>
           </w:tcPr>
           <w:p>
@@ -601,13 +1246,13 @@
                 <w:b/>
                 <w:sz w:val="18"/>
               </w:rPr>
-              <w:t>구성</w:t>
+              <w:t>요소</w:t>
             </w:r>
           </w:p>
         </w:tc>
         <w:tc>
           <w:tcPr>
-            <w:tcW w:type="dxa" w:w="3324"/>
+            <w:tcW w:type="dxa" w:w="4986"/>
             <w:shd w:val="clear" w:color="auto" w:fill="E9EFEB"/>
           </w:tcPr>
           <w:p>
@@ -621,27 +1266,7 @@
                 <w:b/>
                 <w:sz w:val="18"/>
               </w:rPr>
-              <w:t>사용자가 하면</w:t>
-            </w:r>
-          </w:p>
-        </w:tc>
-        <w:tc>
-          <w:tcPr>
-            <w:tcW w:type="dxa" w:w="3324"/>
-            <w:shd w:val="clear" w:color="auto" w:fill="E9EFEB"/>
-          </w:tcPr>
-          <w:p>
-            <w:r>
-              <w:rPr>
-                <w:b/>
-              </w:rPr>
-            </w:r>
-            <w:r>
-              <w:rPr>
-                <w:b/>
-                <w:sz w:val="18"/>
-              </w:rPr>
-              <w:t>결과</w:t>
+              <w:t>동작</w:t>
             </w:r>
           </w:p>
         </w:tc>
@@ -649,7 +1274,7 @@
       <w:tr>
         <w:tc>
           <w:tcPr>
-            <w:tcW w:type="dxa" w:w="3324"/>
+            <w:tcW w:type="dxa" w:w="4986"/>
           </w:tcPr>
           <w:p>
             <w:r/>
@@ -657,13 +1282,13 @@
               <w:rPr>
                 <w:sz w:val="18"/>
               </w:rPr>
-              <w:t>슬라이드 3장 (그림 + 한 줄) ① 하루 90분 소리 환경 ② 아침·주제·저녁·잠자리 ③ 아이는 놀고, 부모는 틀어주기만</w:t>
+              <w:t>영상</w:t>
             </w:r>
           </w:p>
         </w:tc>
         <w:tc>
           <w:tcPr>
-            <w:tcW w:type="dxa" w:w="3324"/>
+            <w:tcW w:type="dxa" w:w="4986"/>
           </w:tcPr>
           <w:p>
             <w:r/>
@@ -671,13 +1296,15 @@
               <w:rPr>
                 <w:sz w:val="18"/>
               </w:rPr>
-              <w:t>좌우 스와이프</w:t>
+              <w:t>디자이너가 준 6초 영상. 소리 없이 자동 재생, 반복</w:t>
             </w:r>
           </w:p>
         </w:tc>
+      </w:tr>
+      <w:tr>
         <w:tc>
           <w:tcPr>
-            <w:tcW w:type="dxa" w:w="3324"/>
+            <w:tcW w:type="dxa" w:w="4986"/>
           </w:tcPr>
           <w:p>
             <w:r/>
@@ -685,7 +1312,21 @@
               <w:rPr>
                 <w:sz w:val="18"/>
               </w:rPr>
-              <w:t>점 표시 이동. 마지막 장에서 버튼이 “시작하기”</w:t>
+              <w:t>안내</w:t>
+            </w:r>
+          </w:p>
+        </w:tc>
+        <w:tc>
+          <w:tcPr>
+            <w:tcW w:type="dxa" w:w="4986"/>
+          </w:tcPr>
+          <w:p>
+            <w:r/>
+            <w:r>
+              <w:rPr>
+                <w:sz w:val="18"/>
+              </w:rPr>
+              <w:t>“화면을 눌러 시작해요” — 부드럽게 깜빡인다</w:t>
             </w:r>
           </w:p>
         </w:tc>
@@ -693,7 +1334,7 @@
       <w:tr>
         <w:tc>
           <w:tcPr>
-            <w:tcW w:type="dxa" w:w="3324"/>
+            <w:tcW w:type="dxa" w:w="4986"/>
           </w:tcPr>
           <w:p>
             <w:r/>
@@ -701,13 +1342,13 @@
               <w:rPr>
                 <w:sz w:val="18"/>
               </w:rPr>
-              <w:t>“시작하기”</w:t>
+              <w:t>소리 버튼</w:t>
             </w:r>
           </w:p>
         </w:tc>
         <w:tc>
           <w:tcPr>
-            <w:tcW w:type="dxa" w:w="3324"/>
+            <w:tcW w:type="dxa" w:w="4986"/>
           </w:tcPr>
           <w:p>
             <w:r/>
@@ -715,13 +1356,15 @@
               <w:rPr>
                 <w:sz w:val="18"/>
               </w:rPr>
-              <w:t>탭</w:t>
+              <w:t>오른쪽 위. 누르면 소리 켜기·끄기</w:t>
             </w:r>
           </w:p>
         </w:tc>
+      </w:tr>
+      <w:tr>
         <w:tc>
           <w:tcPr>
-            <w:tcW w:type="dxa" w:w="3324"/>
+            <w:tcW w:type="dxa" w:w="4986"/>
           </w:tcPr>
           <w:p>
             <w:r/>
@@ -729,15 +1372,13 @@
               <w:rPr>
                 <w:sz w:val="18"/>
               </w:rPr>
-              <w:t>A2</w:t>
+              <w:t>화면 누르기</w:t>
             </w:r>
           </w:p>
         </w:tc>
-      </w:tr>
-      <w:tr>
         <w:tc>
           <w:tcPr>
-            <w:tcW w:type="dxa" w:w="3324"/>
+            <w:tcW w:type="dxa" w:w="4986"/>
           </w:tcPr>
           <w:p>
             <w:r/>
@@ -745,35 +1386,7 @@
               <w:rPr>
                 <w:sz w:val="18"/>
               </w:rPr>
-              <w:t>“이미 계정이 있어요”</w:t>
-            </w:r>
-          </w:p>
-        </w:tc>
-        <w:tc>
-          <w:tcPr>
-            <w:tcW w:type="dxa" w:w="3324"/>
-          </w:tcPr>
-          <w:p>
-            <w:r/>
-            <w:r>
-              <w:rPr>
-                <w:sz w:val="18"/>
-              </w:rPr>
-              <w:t>탭</w:t>
-            </w:r>
-          </w:p>
-        </w:tc>
-        <w:tc>
-          <w:tcPr>
-            <w:tcW w:type="dxa" w:w="3324"/>
-          </w:tcPr>
-          <w:p>
-            <w:r/>
-            <w:r>
-              <w:rPr>
-                <w:sz w:val="18"/>
-              </w:rPr>
-              <w:t>A1</w:t>
+              <w:t>영상이 사라지고 앱으로 들어간다</w:t>
             </w:r>
           </w:p>
         </w:tc>
@@ -785,7 +1398,160 @@
         <w:pStyle w:val="Heading1"/>
       </w:pPr>
       <w:r>
+        <w:t>A1 · A2 · A3 계정과 아이 등록</w:t>
+      </w:r>
+    </w:p>
+    <w:p>
+      <w:pPr>
+        <w:jc w:val="center"/>
+      </w:pPr>
+      <w:r>
+        <w:drawing>
+          <wp:inline xmlns:a="http://schemas.openxmlformats.org/drawingml/2006/main" xmlns:pic="http://schemas.openxmlformats.org/drawingml/2006/picture">
+            <wp:extent cx="2232000" cy="4828846"/>
+            <wp:docPr id="3" name="Picture 3"/>
+            <wp:cNvGraphicFramePr>
+              <a:graphicFrameLocks noChangeAspect="1"/>
+            </wp:cNvGraphicFramePr>
+            <a:graphic>
+              <a:graphicData uri="http://schemas.openxmlformats.org/drawingml/2006/picture">
+                <pic:pic>
+                  <pic:nvPicPr>
+                    <pic:cNvPr id="0" name="02-login.png"/>
+                    <pic:cNvPicPr/>
+                  </pic:nvPicPr>
+                  <pic:blipFill>
+                    <a:blip r:embed="rId11"/>
+                    <a:stretch>
+                      <a:fillRect/>
+                    </a:stretch>
+                  </pic:blipFill>
+                  <pic:spPr>
+                    <a:xfrm>
+                      <a:off x="0" y="0"/>
+                      <a:ext cx="2232000" cy="4828846"/>
+                    </a:xfrm>
+                    <a:prstGeom prst="rect"/>
+                  </pic:spPr>
+                </pic:pic>
+              </a:graphicData>
+            </a:graphic>
+          </wp:inline>
+        </w:drawing>
+      </w:r>
+    </w:p>
+    <w:p>
+      <w:pPr>
+        <w:jc w:val="center"/>
+      </w:pPr>
+      <w:r>
+        <w:rPr>
+          <w:color w:val="5E6E67"/>
+          <w:sz w:val="18"/>
+        </w:rPr>
         <w:t>A1 로그인</w:t>
+      </w:r>
+    </w:p>
+    <w:p>
+      <w:pPr>
+        <w:jc w:val="center"/>
+      </w:pPr>
+      <w:r>
+        <w:drawing>
+          <wp:inline xmlns:a="http://schemas.openxmlformats.org/drawingml/2006/main" xmlns:pic="http://schemas.openxmlformats.org/drawingml/2006/picture">
+            <wp:extent cx="2232000" cy="4828846"/>
+            <wp:docPr id="4" name="Picture 4"/>
+            <wp:cNvGraphicFramePr>
+              <a:graphicFrameLocks noChangeAspect="1"/>
+            </wp:cNvGraphicFramePr>
+            <a:graphic>
+              <a:graphicData uri="http://schemas.openxmlformats.org/drawingml/2006/picture">
+                <pic:pic>
+                  <pic:nvPicPr>
+                    <pic:cNvPr id="0" name="03-signup.png"/>
+                    <pic:cNvPicPr/>
+                  </pic:nvPicPr>
+                  <pic:blipFill>
+                    <a:blip r:embed="rId12"/>
+                    <a:stretch>
+                      <a:fillRect/>
+                    </a:stretch>
+                  </pic:blipFill>
+                  <pic:spPr>
+                    <a:xfrm>
+                      <a:off x="0" y="0"/>
+                      <a:ext cx="2232000" cy="4828846"/>
+                    </a:xfrm>
+                    <a:prstGeom prst="rect"/>
+                  </pic:spPr>
+                </pic:pic>
+              </a:graphicData>
+            </a:graphic>
+          </wp:inline>
+        </w:drawing>
+      </w:r>
+    </w:p>
+    <w:p>
+      <w:pPr>
+        <w:jc w:val="center"/>
+      </w:pPr>
+      <w:r>
+        <w:rPr>
+          <w:color w:val="5E6E67"/>
+          <w:sz w:val="18"/>
+        </w:rPr>
+        <w:t>A2 가입</w:t>
+      </w:r>
+    </w:p>
+    <w:p>
+      <w:pPr>
+        <w:jc w:val="center"/>
+      </w:pPr>
+      <w:r>
+        <w:drawing>
+          <wp:inline xmlns:a="http://schemas.openxmlformats.org/drawingml/2006/main" xmlns:pic="http://schemas.openxmlformats.org/drawingml/2006/picture">
+            <wp:extent cx="2232000" cy="4828846"/>
+            <wp:docPr id="5" name="Picture 5"/>
+            <wp:cNvGraphicFramePr>
+              <a:graphicFrameLocks noChangeAspect="1"/>
+            </wp:cNvGraphicFramePr>
+            <a:graphic>
+              <a:graphicData uri="http://schemas.openxmlformats.org/drawingml/2006/picture">
+                <pic:pic>
+                  <pic:nvPicPr>
+                    <pic:cNvPr id="0" name="04-onboarding.png"/>
+                    <pic:cNvPicPr/>
+                  </pic:nvPicPr>
+                  <pic:blipFill>
+                    <a:blip r:embed="rId13"/>
+                    <a:stretch>
+                      <a:fillRect/>
+                    </a:stretch>
+                  </pic:blipFill>
+                  <pic:spPr>
+                    <a:xfrm>
+                      <a:off x="0" y="0"/>
+                      <a:ext cx="2232000" cy="4828846"/>
+                    </a:xfrm>
+                    <a:prstGeom prst="rect"/>
+                  </pic:spPr>
+                </pic:pic>
+              </a:graphicData>
+            </a:graphic>
+          </wp:inline>
+        </w:drawing>
+      </w:r>
+    </w:p>
+    <w:p>
+      <w:pPr>
+        <w:jc w:val="center"/>
+      </w:pPr>
+      <w:r>
+        <w:rPr>
+          <w:color w:val="5E6E67"/>
+          <w:sz w:val="18"/>
+        </w:rPr>
+        <w:t>A3 아이 등록</w:t>
       </w:r>
     </w:p>
     <w:tbl>
@@ -816,7 +1582,7 @@
                 <w:b/>
                 <w:sz w:val="18"/>
               </w:rPr>
-              <w:t>구성</w:t>
+              <w:t>화면</w:t>
             </w:r>
           </w:p>
         </w:tc>
@@ -836,7 +1602,7 @@
                 <w:b/>
                 <w:sz w:val="18"/>
               </w:rPr>
-              <w:t>사용자가 하면</w:t>
+              <w:t>입력</w:t>
             </w:r>
           </w:p>
         </w:tc>
@@ -856,7 +1622,7 @@
                 <w:b/>
                 <w:sz w:val="18"/>
               </w:rPr>
-              <w:t>결과</w:t>
+              <w:t>검사</w:t>
             </w:r>
           </w:p>
         </w:tc>
@@ -872,7 +1638,7 @@
               <w:rPr>
                 <w:sz w:val="18"/>
               </w:rPr>
-              <w:t>이메일, 비밀번호(보기 토글)</w:t>
+              <w:t>로그인</w:t>
             </w:r>
           </w:p>
         </w:tc>
@@ -886,7 +1652,7 @@
               <w:rPr>
                 <w:sz w:val="18"/>
               </w:rPr>
-              <w:t>입력 후 “로그인”</w:t>
+              <w:t>이메일, 비밀번호(보기·숨기기)</w:t>
             </w:r>
           </w:p>
         </w:tc>
@@ -900,7 +1666,7 @@
               <w:rPr>
                 <w:sz w:val="18"/>
               </w:rPr>
-              <w:t>성공: 프로필 있으면 H1, 없으면 A3. 실패: 입력칸 아래 빨간 한 줄 “이메일 또는 비밀번호가 맞지 않아요”</w:t>
+              <w:t>틀리면 “이메일 또는 비밀번호가 맞지 않아요”</w:t>
             </w:r>
           </w:p>
         </w:tc>
@@ -916,7 +1682,7 @@
               <w:rPr>
                 <w:sz w:val="18"/>
               </w:rPr>
-              <w:t>“비밀번호를 잊었어요”</w:t>
+              <w:t>가입</w:t>
             </w:r>
           </w:p>
         </w:tc>
@@ -930,7 +1696,7 @@
               <w:rPr>
                 <w:sz w:val="18"/>
               </w:rPr>
-              <w:t>탭</w:t>
+              <w:t>이메일, 비밀번호, 확인, 동의 3개(모두 동의)</w:t>
             </w:r>
           </w:p>
         </w:tc>
@@ -944,7 +1710,7 @@
               <w:rPr>
                 <w:sz w:val="18"/>
               </w:rPr>
-              <w:t>이메일 입력 시트 → 발송 토스트 T-01</w:t>
+              <w:t>형식, 8자 이상, 일치, 필수 동의</w:t>
             </w:r>
           </w:p>
         </w:tc>
@@ -960,7 +1726,7 @@
               <w:rPr>
                 <w:sz w:val="18"/>
               </w:rPr>
-              <w:t>“처음이세요? 가입하기”</w:t>
+              <w:t>아이 등록</w:t>
             </w:r>
           </w:p>
         </w:tc>
@@ -974,7 +1740,7 @@
               <w:rPr>
                 <w:sz w:val="18"/>
               </w:rPr>
-              <w:t>탭</w:t>
+              <w:t>이름, 연령 4개 중 하나, 시작일(오늘·내일·날짜), 친구 4종 또는 사진</w:t>
             </w:r>
           </w:p>
         </w:tc>
@@ -988,315 +1754,7 @@
               <w:rPr>
                 <w:sz w:val="18"/>
               </w:rPr>
-              <w:t>A2</w:t>
-            </w:r>
-          </w:p>
-        </w:tc>
-      </w:tr>
-      <w:tr>
-        <w:tc>
-          <w:tcPr>
-            <w:tcW w:type="dxa" w:w="3324"/>
-          </w:tcPr>
-          <w:p>
-            <w:r/>
-            <w:r>
-              <w:rPr>
-                <w:sz w:val="18"/>
-              </w:rPr>
-              <w:t>로그인 상태 유지</w:t>
-            </w:r>
-          </w:p>
-        </w:tc>
-        <w:tc>
-          <w:tcPr>
-            <w:tcW w:type="dxa" w:w="3324"/>
-          </w:tcPr>
-          <w:p>
-            <w:r/>
-            <w:r>
-              <w:rPr>
-                <w:sz w:val="18"/>
-              </w:rPr>
-              <w:t>—</w:t>
-            </w:r>
-          </w:p>
-        </w:tc>
-        <w:tc>
-          <w:tcPr>
-            <w:tcW w:type="dxa" w:w="3324"/>
-          </w:tcPr>
-          <w:p>
-            <w:r/>
-            <w:r>
-              <w:rPr>
-                <w:sz w:val="18"/>
-              </w:rPr>
-              <w:t>기본 켜짐. 리프레시 토큰 저장</w:t>
-            </w:r>
-          </w:p>
-        </w:tc>
-      </w:tr>
-    </w:tbl>
-    <w:p/>
-    <w:p>
-      <w:r>
-        <w:t>상태: 로딩(버튼 스피너, 입력 잠금) · 네트워크 오류(배너 B-02)</w:t>
-      </w:r>
-    </w:p>
-    <w:p>
-      <w:pPr>
-        <w:pStyle w:val="Heading1"/>
-      </w:pPr>
-      <w:r>
-        <w:t>A2 회원가입</w:t>
-      </w:r>
-    </w:p>
-    <w:tbl>
-      <w:tblPr>
-        <w:tblStyle w:val="TableGrid"/>
-        <w:tblW w:type="auto" w:w="0"/>
-        <w:tblLook w:firstColumn="1" w:firstRow="1" w:lastColumn="0" w:lastRow="0" w:noHBand="0" w:noVBand="1" w:val="04A0"/>
-      </w:tblPr>
-      <w:tblGrid>
-        <w:gridCol w:w="3324"/>
-        <w:gridCol w:w="3324"/>
-        <w:gridCol w:w="3324"/>
-      </w:tblGrid>
-      <w:tr>
-        <w:tc>
-          <w:tcPr>
-            <w:tcW w:type="dxa" w:w="3324"/>
-            <w:shd w:val="clear" w:color="auto" w:fill="E9EFEB"/>
-          </w:tcPr>
-          <w:p>
-            <w:r>
-              <w:rPr>
-                <w:b/>
-              </w:rPr>
-            </w:r>
-            <w:r>
-              <w:rPr>
-                <w:b/>
-                <w:sz w:val="18"/>
-              </w:rPr>
-              <w:t>구성</w:t>
-            </w:r>
-          </w:p>
-        </w:tc>
-        <w:tc>
-          <w:tcPr>
-            <w:tcW w:type="dxa" w:w="3324"/>
-            <w:shd w:val="clear" w:color="auto" w:fill="E9EFEB"/>
-          </w:tcPr>
-          <w:p>
-            <w:r>
-              <w:rPr>
-                <w:b/>
-              </w:rPr>
-            </w:r>
-            <w:r>
-              <w:rPr>
-                <w:b/>
-                <w:sz w:val="18"/>
-              </w:rPr>
-              <w:t>사용자가 하면</w:t>
-            </w:r>
-          </w:p>
-        </w:tc>
-        <w:tc>
-          <w:tcPr>
-            <w:tcW w:type="dxa" w:w="3324"/>
-            <w:shd w:val="clear" w:color="auto" w:fill="E9EFEB"/>
-          </w:tcPr>
-          <w:p>
-            <w:r>
-              <w:rPr>
-                <w:b/>
-              </w:rPr>
-            </w:r>
-            <w:r>
-              <w:rPr>
-                <w:b/>
-                <w:sz w:val="18"/>
-              </w:rPr>
-              <w:t>결과</w:t>
-            </w:r>
-          </w:p>
-        </w:tc>
-      </w:tr>
-      <w:tr>
-        <w:tc>
-          <w:tcPr>
-            <w:tcW w:type="dxa" w:w="3324"/>
-          </w:tcPr>
-          <w:p>
-            <w:r/>
-            <w:r>
-              <w:rPr>
-                <w:sz w:val="18"/>
-              </w:rPr>
-              <w:t>이메일, 비밀번호(8자 이상), 확인</w:t>
-            </w:r>
-          </w:p>
-        </w:tc>
-        <w:tc>
-          <w:tcPr>
-            <w:tcW w:type="dxa" w:w="3324"/>
-          </w:tcPr>
-          <w:p>
-            <w:r/>
-            <w:r>
-              <w:rPr>
-                <w:sz w:val="18"/>
-              </w:rPr>
-              <w:t>입력</w:t>
-            </w:r>
-          </w:p>
-        </w:tc>
-        <w:tc>
-          <w:tcPr>
-            <w:tcW w:type="dxa" w:w="3324"/>
-          </w:tcPr>
-          <w:p>
-            <w:r/>
-            <w:r>
-              <w:rPr>
-                <w:sz w:val="18"/>
-              </w:rPr>
-              <w:t>실시간 검증. 조건 미달 시 칸 아래 안내</w:t>
-            </w:r>
-          </w:p>
-        </w:tc>
-      </w:tr>
-      <w:tr>
-        <w:tc>
-          <w:tcPr>
-            <w:tcW w:type="dxa" w:w="3324"/>
-          </w:tcPr>
-          <w:p>
-            <w:r/>
-            <w:r>
-              <w:rPr>
-                <w:sz w:val="18"/>
-              </w:rPr>
-              <w:t>동의: [필수] 이용약관 · [필수] 개인정보 · [선택] 알림</w:t>
-            </w:r>
-          </w:p>
-        </w:tc>
-        <w:tc>
-          <w:tcPr>
-            <w:tcW w:type="dxa" w:w="3324"/>
-          </w:tcPr>
-          <w:p>
-            <w:r/>
-            <w:r>
-              <w:rPr>
-                <w:sz w:val="18"/>
-              </w:rPr>
-              <w:t>체크. 항목 텍스트 탭 → 전문 시트</w:t>
-            </w:r>
-          </w:p>
-        </w:tc>
-        <w:tc>
-          <w:tcPr>
-            <w:tcW w:type="dxa" w:w="3324"/>
-          </w:tcPr>
-          <w:p>
-            <w:r/>
-            <w:r>
-              <w:rPr>
-                <w:sz w:val="18"/>
-              </w:rPr>
-              <w:t>필수 2개 체크 시 “가입하기” 활성</w:t>
-            </w:r>
-          </w:p>
-        </w:tc>
-      </w:tr>
-      <w:tr>
-        <w:tc>
-          <w:tcPr>
-            <w:tcW w:type="dxa" w:w="3324"/>
-          </w:tcPr>
-          <w:p>
-            <w:r/>
-            <w:r>
-              <w:rPr>
-                <w:sz w:val="18"/>
-              </w:rPr>
-              <w:t>“가입하기”</w:t>
-            </w:r>
-          </w:p>
-        </w:tc>
-        <w:tc>
-          <w:tcPr>
-            <w:tcW w:type="dxa" w:w="3324"/>
-          </w:tcPr>
-          <w:p>
-            <w:r/>
-            <w:r>
-              <w:rPr>
-                <w:sz w:val="18"/>
-              </w:rPr>
-              <w:t>탭</w:t>
-            </w:r>
-          </w:p>
-        </w:tc>
-        <w:tc>
-          <w:tcPr>
-            <w:tcW w:type="dxa" w:w="3324"/>
-          </w:tcPr>
-          <w:p>
-            <w:r/>
-            <w:r>
-              <w:rPr>
-                <w:sz w:val="18"/>
-              </w:rPr>
-              <w:t>계정 생성 → 자동 로그인 → A3</w:t>
-            </w:r>
-          </w:p>
-        </w:tc>
-      </w:tr>
-      <w:tr>
-        <w:tc>
-          <w:tcPr>
-            <w:tcW w:type="dxa" w:w="3324"/>
-          </w:tcPr>
-          <w:p>
-            <w:r/>
-            <w:r>
-              <w:rPr>
-                <w:sz w:val="18"/>
-              </w:rPr>
-              <w:t>중복 이메일</w:t>
-            </w:r>
-          </w:p>
-        </w:tc>
-        <w:tc>
-          <w:tcPr>
-            <w:tcW w:type="dxa" w:w="3324"/>
-          </w:tcPr>
-          <w:p>
-            <w:r/>
-            <w:r>
-              <w:rPr>
-                <w:sz w:val="18"/>
-              </w:rPr>
-              <w:t>—</w:t>
-            </w:r>
-          </w:p>
-        </w:tc>
-        <w:tc>
-          <w:tcPr>
-            <w:tcW w:type="dxa" w:w="3324"/>
-          </w:tcPr>
-          <w:p>
-            <w:r/>
-            <w:r>
-              <w:rPr>
-                <w:sz w:val="18"/>
-              </w:rPr>
-              <w:t>D-02 “이미 가입된 이메일이에요. 로그인할까요?”</w:t>
+              <w:t>이름은 비울 수 없다</w:t>
             </w:r>
           </w:p>
         </w:tc>
@@ -1308,7 +1766,160 @@
         <w:pStyle w:val="Heading1"/>
       </w:pPr>
       <w:r>
-        <w:t>A3 아이 프로필</w:t>
+        <w:t>T1 오늘</w:t>
+      </w:r>
+    </w:p>
+    <w:p>
+      <w:pPr>
+        <w:jc w:val="center"/>
+      </w:pPr>
+      <w:r>
+        <w:drawing>
+          <wp:inline xmlns:a="http://schemas.openxmlformats.org/drawingml/2006/main" xmlns:pic="http://schemas.openxmlformats.org/drawingml/2006/picture">
+            <wp:extent cx="2232000" cy="4828846"/>
+            <wp:docPr id="6" name="Picture 6"/>
+            <wp:cNvGraphicFramePr>
+              <a:graphicFrameLocks noChangeAspect="1"/>
+            </wp:cNvGraphicFramePr>
+            <a:graphic>
+              <a:graphicData uri="http://schemas.openxmlformats.org/drawingml/2006/picture">
+                <pic:pic>
+                  <pic:nvPicPr>
+                    <pic:cNvPr id="0" name="06-today-top.png"/>
+                    <pic:cNvPicPr/>
+                  </pic:nvPicPr>
+                  <pic:blipFill>
+                    <a:blip r:embed="rId14"/>
+                    <a:stretch>
+                      <a:fillRect/>
+                    </a:stretch>
+                  </pic:blipFill>
+                  <pic:spPr>
+                    <a:xfrm>
+                      <a:off x="0" y="0"/>
+                      <a:ext cx="2232000" cy="4828846"/>
+                    </a:xfrm>
+                    <a:prstGeom prst="rect"/>
+                  </pic:spPr>
+                </pic:pic>
+              </a:graphicData>
+            </a:graphic>
+          </wp:inline>
+        </w:drawing>
+      </w:r>
+    </w:p>
+    <w:p>
+      <w:pPr>
+        <w:jc w:val="center"/>
+      </w:pPr>
+      <w:r>
+        <w:rPr>
+          <w:color w:val="5E6E67"/>
+          <w:sz w:val="18"/>
+        </w:rPr>
+        <w:t>T1 오늘 — 인사 카드와 진행</w:t>
+      </w:r>
+    </w:p>
+    <w:p>
+      <w:pPr>
+        <w:jc w:val="center"/>
+      </w:pPr>
+      <w:r>
+        <w:drawing>
+          <wp:inline xmlns:a="http://schemas.openxmlformats.org/drawingml/2006/main" xmlns:pic="http://schemas.openxmlformats.org/drawingml/2006/picture">
+            <wp:extent cx="2232000" cy="4828846"/>
+            <wp:docPr id="7" name="Picture 7"/>
+            <wp:cNvGraphicFramePr>
+              <a:graphicFrameLocks noChangeAspect="1"/>
+            </wp:cNvGraphicFramePr>
+            <a:graphic>
+              <a:graphicData uri="http://schemas.openxmlformats.org/drawingml/2006/picture">
+                <pic:pic>
+                  <pic:nvPicPr>
+                    <pic:cNvPr id="0" name="07-today-path.png"/>
+                    <pic:cNvPicPr/>
+                  </pic:nvPicPr>
+                  <pic:blipFill>
+                    <a:blip r:embed="rId15"/>
+                    <a:stretch>
+                      <a:fillRect/>
+                    </a:stretch>
+                  </pic:blipFill>
+                  <pic:spPr>
+                    <a:xfrm>
+                      <a:off x="0" y="0"/>
+                      <a:ext cx="2232000" cy="4828846"/>
+                    </a:xfrm>
+                    <a:prstGeom prst="rect"/>
+                  </pic:spPr>
+                </pic:pic>
+              </a:graphicData>
+            </a:graphic>
+          </wp:inline>
+        </w:drawing>
+      </w:r>
+    </w:p>
+    <w:p>
+      <w:pPr>
+        <w:jc w:val="center"/>
+      </w:pPr>
+      <w:r>
+        <w:rPr>
+          <w:color w:val="5E6E67"/>
+          <w:sz w:val="18"/>
+        </w:rPr>
+        <w:t>T1 오늘 — 번호 길</w:t>
+      </w:r>
+    </w:p>
+    <w:p>
+      <w:pPr>
+        <w:jc w:val="center"/>
+      </w:pPr>
+      <w:r>
+        <w:drawing>
+          <wp:inline xmlns:a="http://schemas.openxmlformats.org/drawingml/2006/main" xmlns:pic="http://schemas.openxmlformats.org/drawingml/2006/picture">
+            <wp:extent cx="2232000" cy="4828846"/>
+            <wp:docPr id="8" name="Picture 8"/>
+            <wp:cNvGraphicFramePr>
+              <a:graphicFrameLocks noChangeAspect="1"/>
+            </wp:cNvGraphicFramePr>
+            <a:graphic>
+              <a:graphicData uri="http://schemas.openxmlformats.org/drawingml/2006/picture">
+                <pic:pic>
+                  <pic:nvPicPr>
+                    <pic:cNvPr id="0" name="08-today-path-2.png"/>
+                    <pic:cNvPicPr/>
+                  </pic:nvPicPr>
+                  <pic:blipFill>
+                    <a:blip r:embed="rId16"/>
+                    <a:stretch>
+                      <a:fillRect/>
+                    </a:stretch>
+                  </pic:blipFill>
+                  <pic:spPr>
+                    <a:xfrm>
+                      <a:off x="0" y="0"/>
+                      <a:ext cx="2232000" cy="4828846"/>
+                    </a:xfrm>
+                    <a:prstGeom prst="rect"/>
+                  </pic:spPr>
+                </pic:pic>
+              </a:graphicData>
+            </a:graphic>
+          </wp:inline>
+        </w:drawing>
+      </w:r>
+    </w:p>
+    <w:p>
+      <w:pPr>
+        <w:jc w:val="center"/>
+      </w:pPr>
+      <w:r>
+        <w:rPr>
+          <w:color w:val="5E6E67"/>
+          <w:sz w:val="18"/>
+        </w:rPr>
+        <w:t>T1 오늘 — 다음 날 미리보기</w:t>
       </w:r>
     </w:p>
     <w:tbl>
@@ -1338,7 +1949,7 @@
                 <w:b/>
                 <w:sz w:val="18"/>
               </w:rPr>
-              <w:t>항목</w:t>
+              <w:t>구역</w:t>
             </w:r>
           </w:p>
         </w:tc>
@@ -1374,7 +1985,7 @@
               <w:rPr>
                 <w:sz w:val="18"/>
               </w:rPr>
-              <w:t>목적</w:t>
+              <w:t>머리</w:t>
             </w:r>
           </w:p>
         </w:tc>
@@ -1388,7 +1999,7 @@
               <w:rPr>
                 <w:sz w:val="18"/>
               </w:rPr>
-              <w:t>별명·연령대·아바타. 실명·생일 없음</w:t>
+              <w:t>날짜, “오늘”, 연속일 알약</w:t>
             </w:r>
           </w:p>
         </w:tc>
@@ -1404,7 +2015,7 @@
               <w:rPr>
                 <w:sz w:val="18"/>
               </w:rPr>
-              <w:t>진입</w:t>
+              <w:t>인사 카드</w:t>
             </w:r>
           </w:p>
         </w:tc>
@@ -1418,82 +2029,20 @@
               <w:rPr>
                 <w:sz w:val="18"/>
               </w:rPr>
-              <w:t>온보딩, 설정 S2 (같은 화면)</w:t>
-            </w:r>
-          </w:p>
-        </w:tc>
-      </w:tr>
-    </w:tbl>
-    <w:p/>
-    <w:tbl>
-      <w:tblPr>
-        <w:tblStyle w:val="TableGrid"/>
-        <w:tblW w:type="auto" w:w="0"/>
-        <w:tblLook w:firstColumn="1" w:firstRow="1" w:lastColumn="0" w:lastRow="0" w:noHBand="0" w:noVBand="1" w:val="04A0"/>
-      </w:tblPr>
-      <w:tblGrid>
-        <w:gridCol w:w="3324"/>
-        <w:gridCol w:w="3324"/>
-        <w:gridCol w:w="3324"/>
-      </w:tblGrid>
-      <w:tr>
-        <w:tc>
-          <w:tcPr>
-            <w:tcW w:type="dxa" w:w="3324"/>
-            <w:shd w:val="clear" w:color="auto" w:fill="E9EFEB"/>
-          </w:tcPr>
-          <w:p>
-            <w:r>
-              <w:rPr>
-                <w:b/>
-              </w:rPr>
+              <w:t xml:space="preserve">노랑 그러데이션(높이 298, 모서리 30). 이름, </w:t>
             </w:r>
             <w:r>
               <w:rPr>
-                <w:b/>
+                <w:rFonts w:ascii="Consolas" w:hAnsi="Consolas" w:eastAsia="Consolas"/>
                 <w:sz w:val="18"/>
               </w:rPr>
-              <w:t>구성</w:t>
-            </w:r>
-          </w:p>
-        </w:tc>
-        <w:tc>
-          <w:tcPr>
-            <w:tcW w:type="dxa" w:w="3324"/>
-            <w:shd w:val="clear" w:color="auto" w:fill="E9EFEB"/>
-          </w:tcPr>
-          <w:p>
-            <w:r>
-              <w:rPr>
-                <w:b/>
-              </w:rPr>
+              <w:t>WEEK 1 · Colors</w:t>
             </w:r>
             <w:r>
               <w:rPr>
-                <w:b/>
                 <w:sz w:val="18"/>
               </w:rPr>
-              <w:t>사용자가 하면</w:t>
-            </w:r>
-          </w:p>
-        </w:tc>
-        <w:tc>
-          <w:tcPr>
-            <w:tcW w:type="dxa" w:w="3324"/>
-            <w:shd w:val="clear" w:color="auto" w:fill="E9EFEB"/>
-          </w:tcPr>
-          <w:p>
-            <w:r>
-              <w:rPr>
-                <w:b/>
-              </w:rPr>
-            </w:r>
-            <w:r>
-              <w:rPr>
-                <w:b/>
-                <w:sz w:val="18"/>
-              </w:rPr>
-              <w:t>결과</w:t>
+              <w:t>, 캐릭터 넷이 시안 위치에서 둥실거린다</w:t>
             </w:r>
           </w:p>
         </w:tc>
@@ -1501,7 +2050,7 @@
       <w:tr>
         <w:tc>
           <w:tcPr>
-            <w:tcW w:type="dxa" w:w="3324"/>
+            <w:tcW w:type="dxa" w:w="4986"/>
           </w:tcPr>
           <w:p>
             <w:r/>
@@ -1509,13 +2058,64 @@
               <w:rPr>
                 <w:sz w:val="18"/>
               </w:rPr>
-              <w:t>아바타 미리보기(큰 원) + “꾸미기” “내 사진” 버튼</w:t>
+              <w:t>오늘 진행</w:t>
             </w:r>
           </w:p>
         </w:tc>
         <w:tc>
           <w:tcPr>
-            <w:tcW w:type="dxa" w:w="3324"/>
+            <w:tcW w:type="dxa" w:w="4986"/>
+          </w:tcPr>
+          <w:p>
+            <w:r/>
+            <w:r>
+              <w:rPr>
+                <w:rFonts w:ascii="Consolas" w:hAnsi="Consolas" w:eastAsia="Consolas"/>
+                <w:sz w:val="18"/>
+              </w:rPr>
+              <w:t>1 / 4</w:t>
+            </w:r>
+            <w:r>
+              <w:rPr>
+                <w:sz w:val="18"/>
+              </w:rPr>
+              <w:t xml:space="preserve">, </w:t>
+            </w:r>
+            <w:r>
+              <w:rPr>
+                <w:rFonts w:ascii="Consolas" w:hAnsi="Consolas" w:eastAsia="Consolas"/>
+                <w:sz w:val="18"/>
+              </w:rPr>
+              <w:t>20 / 90분</w:t>
+            </w:r>
+            <w:r>
+              <w:rPr>
+                <w:sz w:val="18"/>
+              </w:rPr>
+              <w:t>, 막대</w:t>
+            </w:r>
+          </w:p>
+        </w:tc>
+      </w:tr>
+      <w:tr>
+        <w:tc>
+          <w:tcPr>
+            <w:tcW w:type="dxa" w:w="4986"/>
+          </w:tcPr>
+          <w:p>
+            <w:r/>
+            <w:r>
+              <w:rPr>
+                <w:b/>
+                <w:sz w:val="18"/>
+              </w:rPr>
+              <w:t>루틴 길</w:t>
+            </w:r>
+          </w:p>
+        </w:tc>
+        <w:tc>
+          <w:tcPr>
+            <w:tcW w:type="dxa" w:w="4986"/>
           </w:tcPr>
           <w:p>
             <w:r/>
@@ -1523,191 +2123,7 @@
               <w:rPr>
                 <w:sz w:val="18"/>
               </w:rPr>
-              <w:t>“꾸미기”</w:t>
-            </w:r>
-          </w:p>
-        </w:tc>
-        <w:tc>
-          <w:tcPr>
-            <w:tcW w:type="dxa" w:w="3324"/>
-          </w:tcPr>
-          <w:p>
-            <w:r/>
-            <w:r>
-              <w:rPr>
-                <w:sz w:val="18"/>
-              </w:rPr>
-              <w:t>A3-1</w:t>
-            </w:r>
-          </w:p>
-        </w:tc>
-      </w:tr>
-      <w:tr>
-        <w:tc>
-          <w:tcPr>
-            <w:tcW w:type="dxa" w:w="3324"/>
-          </w:tcPr>
-          <w:p>
-            <w:r/>
-          </w:p>
-        </w:tc>
-        <w:tc>
-          <w:tcPr>
-            <w:tcW w:type="dxa" w:w="3324"/>
-          </w:tcPr>
-          <w:p>
-            <w:r/>
-            <w:r>
-              <w:rPr>
-                <w:sz w:val="18"/>
-              </w:rPr>
-              <w:t>“내 사진”</w:t>
-            </w:r>
-          </w:p>
-        </w:tc>
-        <w:tc>
-          <w:tcPr>
-            <w:tcW w:type="dxa" w:w="3324"/>
-          </w:tcPr>
-          <w:p>
-            <w:r/>
-            <w:r>
-              <w:rPr>
-                <w:sz w:val="18"/>
-              </w:rPr>
-              <w:t>A3-2</w:t>
-            </w:r>
-          </w:p>
-        </w:tc>
-      </w:tr>
-      <w:tr>
-        <w:tc>
-          <w:tcPr>
-            <w:tcW w:type="dxa" w:w="3324"/>
-          </w:tcPr>
-          <w:p>
-            <w:r/>
-            <w:r>
-              <w:rPr>
-                <w:sz w:val="18"/>
-              </w:rPr>
-              <w:t>별명 (≤ 8자)</w:t>
-            </w:r>
-          </w:p>
-        </w:tc>
-        <w:tc>
-          <w:tcPr>
-            <w:tcW w:type="dxa" w:w="3324"/>
-          </w:tcPr>
-          <w:p>
-            <w:r/>
-            <w:r>
-              <w:rPr>
-                <w:sz w:val="18"/>
-              </w:rPr>
-              <w:t>입력</w:t>
-            </w:r>
-          </w:p>
-        </w:tc>
-        <w:tc>
-          <w:tcPr>
-            <w:tcW w:type="dxa" w:w="3324"/>
-          </w:tcPr>
-          <w:p>
-            <w:r/>
-            <w:r>
-              <w:rPr>
-                <w:sz w:val="18"/>
-              </w:rPr>
-              <w:t>홈·보상 화면에 “OO” 로 사용</w:t>
-            </w:r>
-          </w:p>
-        </w:tc>
-      </w:tr>
-      <w:tr>
-        <w:tc>
-          <w:tcPr>
-            <w:tcW w:type="dxa" w:w="3324"/>
-          </w:tcPr>
-          <w:p>
-            <w:r/>
-            <w:r>
-              <w:rPr>
-                <w:sz w:val="18"/>
-              </w:rPr>
-              <w:t>연령대: 6세 · 7세 · 8세 · 9~10세</w:t>
-            </w:r>
-          </w:p>
-        </w:tc>
-        <w:tc>
-          <w:tcPr>
-            <w:tcW w:type="dxa" w:w="3324"/>
-          </w:tcPr>
-          <w:p>
-            <w:r/>
-            <w:r>
-              <w:rPr>
-                <w:sz w:val="18"/>
-              </w:rPr>
-              <w:t>탭</w:t>
-            </w:r>
-          </w:p>
-        </w:tc>
-        <w:tc>
-          <w:tcPr>
-            <w:tcW w:type="dxa" w:w="3324"/>
-          </w:tcPr>
-          <w:p>
-            <w:r/>
-            <w:r>
-              <w:rPr>
-                <w:sz w:val="18"/>
-              </w:rPr>
-              <w:t>퀴즈에서 글자 노출 정도 결정</w:t>
-            </w:r>
-          </w:p>
-        </w:tc>
-      </w:tr>
-      <w:tr>
-        <w:tc>
-          <w:tcPr>
-            <w:tcW w:type="dxa" w:w="3324"/>
-          </w:tcPr>
-          <w:p>
-            <w:r/>
-            <w:r>
-              <w:rPr>
-                <w:sz w:val="18"/>
-              </w:rPr>
-              <w:t>“다음” (온보딩) / “저장” (설정)</w:t>
-            </w:r>
-          </w:p>
-        </w:tc>
-        <w:tc>
-          <w:tcPr>
-            <w:tcW w:type="dxa" w:w="3324"/>
-          </w:tcPr>
-          <w:p>
-            <w:r/>
-            <w:r>
-              <w:rPr>
-                <w:sz w:val="18"/>
-              </w:rPr>
-              <w:t>탭</w:t>
-            </w:r>
-          </w:p>
-        </w:tc>
-        <w:tc>
-          <w:tcPr>
-            <w:tcW w:type="dxa" w:w="3324"/>
-          </w:tcPr>
-          <w:p>
-            <w:r/>
-            <w:r>
-              <w:rPr>
-                <w:sz w:val="18"/>
-              </w:rPr>
-              <w:t>저장 → A4 / S1</w:t>
+              <w:t>시안의 TODAY’S ROUTINE 목록을 대신하는 새 디자인</w:t>
             </w:r>
           </w:p>
         </w:tc>
@@ -1719,1048 +2135,7 @@
         <w:pStyle w:val="Heading2"/>
       </w:pPr>
       <w:r>
-        <w:t>A3-1 아바타 편집기</w:t>
-      </w:r>
-    </w:p>
-    <w:tbl>
-      <w:tblPr>
-        <w:tblStyle w:val="TableGrid"/>
-        <w:tblW w:type="auto" w:w="0"/>
-        <w:tblLook w:firstColumn="1" w:firstRow="1" w:lastColumn="0" w:lastRow="0" w:noHBand="0" w:noVBand="1" w:val="04A0"/>
-      </w:tblPr>
-      <w:tblGrid>
-        <w:gridCol w:w="3324"/>
-        <w:gridCol w:w="3324"/>
-        <w:gridCol w:w="3324"/>
-      </w:tblGrid>
-      <w:tr>
-        <w:tc>
-          <w:tcPr>
-            <w:tcW w:type="dxa" w:w="3324"/>
-            <w:shd w:val="clear" w:color="auto" w:fill="E9EFEB"/>
-          </w:tcPr>
-          <w:p>
-            <w:r>
-              <w:rPr>
-                <w:b/>
-              </w:rPr>
-            </w:r>
-            <w:r>
-              <w:rPr>
-                <w:b/>
-                <w:sz w:val="18"/>
-              </w:rPr>
-              <w:t>구성</w:t>
-            </w:r>
-          </w:p>
-        </w:tc>
-        <w:tc>
-          <w:tcPr>
-            <w:tcW w:type="dxa" w:w="3324"/>
-            <w:shd w:val="clear" w:color="auto" w:fill="E9EFEB"/>
-          </w:tcPr>
-          <w:p>
-            <w:r>
-              <w:rPr>
-                <w:b/>
-              </w:rPr>
-            </w:r>
-            <w:r>
-              <w:rPr>
-                <w:b/>
-                <w:sz w:val="18"/>
-              </w:rPr>
-              <w:t>사용자가 하면</w:t>
-            </w:r>
-          </w:p>
-        </w:tc>
-        <w:tc>
-          <w:tcPr>
-            <w:tcW w:type="dxa" w:w="3324"/>
-            <w:shd w:val="clear" w:color="auto" w:fill="E9EFEB"/>
-          </w:tcPr>
-          <w:p>
-            <w:r>
-              <w:rPr>
-                <w:b/>
-              </w:rPr>
-            </w:r>
-            <w:r>
-              <w:rPr>
-                <w:b/>
-                <w:sz w:val="18"/>
-              </w:rPr>
-              <w:t>결과</w:t>
-            </w:r>
-          </w:p>
-        </w:tc>
-      </w:tr>
-      <w:tr>
-        <w:tc>
-          <w:tcPr>
-            <w:tcW w:type="dxa" w:w="3324"/>
-          </w:tcPr>
-          <w:p>
-            <w:r/>
-            <w:r>
-              <w:rPr>
-                <w:sz w:val="18"/>
-              </w:rPr>
-              <w:t>상단 큰 미리보기 (SVG)</w:t>
-            </w:r>
-          </w:p>
-        </w:tc>
-        <w:tc>
-          <w:tcPr>
-            <w:tcW w:type="dxa" w:w="3324"/>
-          </w:tcPr>
-          <w:p>
-            <w:r/>
-            <w:r>
-              <w:rPr>
-                <w:sz w:val="18"/>
-              </w:rPr>
-              <w:t>—</w:t>
-            </w:r>
-          </w:p>
-        </w:tc>
-        <w:tc>
-          <w:tcPr>
-            <w:tcW w:type="dxa" w:w="3324"/>
-          </w:tcPr>
-          <w:p>
-            <w:r/>
-            <w:r>
-              <w:rPr>
-                <w:sz w:val="18"/>
-              </w:rPr>
-              <w:t>선택 즉시 반영</w:t>
-            </w:r>
-          </w:p>
-        </w:tc>
-      </w:tr>
-      <w:tr>
-        <w:tc>
-          <w:tcPr>
-            <w:tcW w:type="dxa" w:w="3324"/>
-          </w:tcPr>
-          <w:p>
-            <w:r/>
-            <w:r>
-              <w:rPr>
-                <w:sz w:val="18"/>
-              </w:rPr>
-              <w:t>부위 탭: 피부 · 머리 · 머리색 · 눈 · 눈썹 · 입 · 안경 · 귀걸이 · 배경색</w:t>
-            </w:r>
-          </w:p>
-        </w:tc>
-        <w:tc>
-          <w:tcPr>
-            <w:tcW w:type="dxa" w:w="3324"/>
-          </w:tcPr>
-          <w:p>
-            <w:r/>
-            <w:r>
-              <w:rPr>
-                <w:sz w:val="18"/>
-              </w:rPr>
-              <w:t>탭</w:t>
-            </w:r>
-          </w:p>
-        </w:tc>
-        <w:tc>
-          <w:tcPr>
-            <w:tcW w:type="dxa" w:w="3324"/>
-          </w:tcPr>
-          <w:p>
-            <w:r/>
-            <w:r>
-              <w:rPr>
-                <w:sz w:val="18"/>
-              </w:rPr>
-              <w:t>아래 옵션 그리드 전환</w:t>
-            </w:r>
-          </w:p>
-        </w:tc>
-      </w:tr>
-      <w:tr>
-        <w:tc>
-          <w:tcPr>
-            <w:tcW w:type="dxa" w:w="3324"/>
-          </w:tcPr>
-          <w:p>
-            <w:r/>
-            <w:r>
-              <w:rPr>
-                <w:sz w:val="18"/>
-              </w:rPr>
-              <w:t>옵션 그리드 (그림 타일, 글자 없음)</w:t>
-            </w:r>
-          </w:p>
-        </w:tc>
-        <w:tc>
-          <w:tcPr>
-            <w:tcW w:type="dxa" w:w="3324"/>
-          </w:tcPr>
-          <w:p>
-            <w:r/>
-            <w:r>
-              <w:rPr>
-                <w:sz w:val="18"/>
-              </w:rPr>
-              <w:t>탭</w:t>
-            </w:r>
-          </w:p>
-        </w:tc>
-        <w:tc>
-          <w:tcPr>
-            <w:tcW w:type="dxa" w:w="3324"/>
-          </w:tcPr>
-          <w:p>
-            <w:r/>
-            <w:r>
-              <w:rPr>
-                <w:sz w:val="18"/>
-              </w:rPr>
-              <w:t>선택 표시, 미리보기 갱신</w:t>
-            </w:r>
-          </w:p>
-        </w:tc>
-      </w:tr>
-      <w:tr>
-        <w:tc>
-          <w:tcPr>
-            <w:tcW w:type="dxa" w:w="3324"/>
-          </w:tcPr>
-          <w:p>
-            <w:r/>
-            <w:r>
-              <w:rPr>
-                <w:sz w:val="18"/>
-              </w:rPr>
-              <w:t>🎲 랜덤</w:t>
-            </w:r>
-          </w:p>
-        </w:tc>
-        <w:tc>
-          <w:tcPr>
-            <w:tcW w:type="dxa" w:w="3324"/>
-          </w:tcPr>
-          <w:p>
-            <w:r/>
-            <w:r>
-              <w:rPr>
-                <w:sz w:val="18"/>
-              </w:rPr>
-              <w:t>탭</w:t>
-            </w:r>
-          </w:p>
-        </w:tc>
-        <w:tc>
-          <w:tcPr>
-            <w:tcW w:type="dxa" w:w="3324"/>
-          </w:tcPr>
-          <w:p>
-            <w:r/>
-            <w:r>
-              <w:rPr>
-                <w:sz w:val="18"/>
-              </w:rPr>
-              <w:t>무작위 조합</w:t>
-            </w:r>
-          </w:p>
-        </w:tc>
-      </w:tr>
-      <w:tr>
-        <w:tc>
-          <w:tcPr>
-            <w:tcW w:type="dxa" w:w="3324"/>
-          </w:tcPr>
-          <w:p>
-            <w:r/>
-            <w:r>
-              <w:rPr>
-                <w:sz w:val="18"/>
-              </w:rPr>
-              <w:t>“완료”</w:t>
-            </w:r>
-          </w:p>
-        </w:tc>
-        <w:tc>
-          <w:tcPr>
-            <w:tcW w:type="dxa" w:w="3324"/>
-          </w:tcPr>
-          <w:p>
-            <w:r/>
-            <w:r>
-              <w:rPr>
-                <w:sz w:val="18"/>
-              </w:rPr>
-              <w:t>탭</w:t>
-            </w:r>
-          </w:p>
-        </w:tc>
-        <w:tc>
-          <w:tcPr>
-            <w:tcW w:type="dxa" w:w="3324"/>
-          </w:tcPr>
-          <w:p>
-            <w:r/>
-            <w:r>
-              <w:rPr>
-                <w:sz w:val="18"/>
-              </w:rPr>
-              <w:t>옵션 값(JSON) 저장 → A3</w:t>
-            </w:r>
-          </w:p>
-        </w:tc>
-      </w:tr>
-    </w:tbl>
-    <w:p/>
-    <w:p>
-      <w:r>
-        <w:t>아바타는 오픈소스 아바타 라이브러리(DiceBear, MIT)의 스타일 하나를 쓰고 옵션 값만 저장한다. 그림 파일을 저장하지 않는다.</w:t>
-      </w:r>
-    </w:p>
-    <w:p>
-      <w:pPr>
-        <w:pStyle w:val="Heading2"/>
-      </w:pPr>
-      <w:r>
-        <w:t>A3-2 사진 자르기</w:t>
-      </w:r>
-    </w:p>
-    <w:tbl>
-      <w:tblPr>
-        <w:tblStyle w:val="TableGrid"/>
-        <w:tblW w:type="auto" w:w="0"/>
-        <w:tblLook w:firstColumn="1" w:firstRow="1" w:lastColumn="0" w:lastRow="0" w:noHBand="0" w:noVBand="1" w:val="04A0"/>
-      </w:tblPr>
-      <w:tblGrid>
-        <w:gridCol w:w="3324"/>
-        <w:gridCol w:w="3324"/>
-        <w:gridCol w:w="3324"/>
-      </w:tblGrid>
-      <w:tr>
-        <w:tc>
-          <w:tcPr>
-            <w:tcW w:type="dxa" w:w="3324"/>
-            <w:shd w:val="clear" w:color="auto" w:fill="E9EFEB"/>
-          </w:tcPr>
-          <w:p>
-            <w:r>
-              <w:rPr>
-                <w:b/>
-              </w:rPr>
-            </w:r>
-            <w:r>
-              <w:rPr>
-                <w:b/>
-                <w:sz w:val="18"/>
-              </w:rPr>
-              <w:t>구성</w:t>
-            </w:r>
-          </w:p>
-        </w:tc>
-        <w:tc>
-          <w:tcPr>
-            <w:tcW w:type="dxa" w:w="3324"/>
-            <w:shd w:val="clear" w:color="auto" w:fill="E9EFEB"/>
-          </w:tcPr>
-          <w:p>
-            <w:r>
-              <w:rPr>
-                <w:b/>
-              </w:rPr>
-            </w:r>
-            <w:r>
-              <w:rPr>
-                <w:b/>
-                <w:sz w:val="18"/>
-              </w:rPr>
-              <w:t>사용자가 하면</w:t>
-            </w:r>
-          </w:p>
-        </w:tc>
-        <w:tc>
-          <w:tcPr>
-            <w:tcW w:type="dxa" w:w="3324"/>
-            <w:shd w:val="clear" w:color="auto" w:fill="E9EFEB"/>
-          </w:tcPr>
-          <w:p>
-            <w:r>
-              <w:rPr>
-                <w:b/>
-              </w:rPr>
-            </w:r>
-            <w:r>
-              <w:rPr>
-                <w:b/>
-                <w:sz w:val="18"/>
-              </w:rPr>
-              <w:t>결과</w:t>
-            </w:r>
-          </w:p>
-        </w:tc>
-      </w:tr>
-      <w:tr>
-        <w:tc>
-          <w:tcPr>
-            <w:tcW w:type="dxa" w:w="3324"/>
-          </w:tcPr>
-          <w:p>
-            <w:r/>
-            <w:r>
-              <w:rPr>
-                <w:sz w:val="18"/>
-              </w:rPr>
-              <w:t>갤러리 / 카메라 선택</w:t>
-            </w:r>
-          </w:p>
-        </w:tc>
-        <w:tc>
-          <w:tcPr>
-            <w:tcW w:type="dxa" w:w="3324"/>
-          </w:tcPr>
-          <w:p>
-            <w:r/>
-            <w:r>
-              <w:rPr>
-                <w:sz w:val="18"/>
-              </w:rPr>
-              <w:t>탭</w:t>
-            </w:r>
-          </w:p>
-        </w:tc>
-        <w:tc>
-          <w:tcPr>
-            <w:tcW w:type="dxa" w:w="3324"/>
-          </w:tcPr>
-          <w:p>
-            <w:r/>
-            <w:r>
-              <w:rPr>
-                <w:sz w:val="18"/>
-              </w:rPr>
-              <w:t>시스템 선택기. 권한 거부 → T-04</w:t>
-            </w:r>
-          </w:p>
-        </w:tc>
-      </w:tr>
-      <w:tr>
-        <w:tc>
-          <w:tcPr>
-            <w:tcW w:type="dxa" w:w="3324"/>
-          </w:tcPr>
-          <w:p>
-            <w:r/>
-            <w:r>
-              <w:rPr>
-                <w:sz w:val="18"/>
-              </w:rPr>
-              <w:t>원형 마스크 + 핀치 줌·드래그</w:t>
-            </w:r>
-          </w:p>
-        </w:tc>
-        <w:tc>
-          <w:tcPr>
-            <w:tcW w:type="dxa" w:w="3324"/>
-          </w:tcPr>
-          <w:p>
-            <w:r/>
-            <w:r>
-              <w:rPr>
-                <w:sz w:val="18"/>
-              </w:rPr>
-              <w:t>조정</w:t>
-            </w:r>
-          </w:p>
-        </w:tc>
-        <w:tc>
-          <w:tcPr>
-            <w:tcW w:type="dxa" w:w="3324"/>
-          </w:tcPr>
-          <w:p>
-            <w:r/>
-            <w:r>
-              <w:rPr>
-                <w:sz w:val="18"/>
-              </w:rPr>
-              <w:t>얼굴이 원 안에 오게</w:t>
-            </w:r>
-          </w:p>
-        </w:tc>
-      </w:tr>
-      <w:tr>
-        <w:tc>
-          <w:tcPr>
-            <w:tcW w:type="dxa" w:w="3324"/>
-          </w:tcPr>
-          <w:p>
-            <w:r/>
-            <w:r>
-              <w:rPr>
-                <w:sz w:val="18"/>
-              </w:rPr>
-              <w:t>테두리 장식 5종 (없음·구름·별·꽃·헤드폰)</w:t>
-            </w:r>
-          </w:p>
-        </w:tc>
-        <w:tc>
-          <w:tcPr>
-            <w:tcW w:type="dxa" w:w="3324"/>
-          </w:tcPr>
-          <w:p>
-            <w:r/>
-            <w:r>
-              <w:rPr>
-                <w:sz w:val="18"/>
-              </w:rPr>
-              <w:t>탭</w:t>
-            </w:r>
-          </w:p>
-        </w:tc>
-        <w:tc>
-          <w:tcPr>
-            <w:tcW w:type="dxa" w:w="3324"/>
-          </w:tcPr>
-          <w:p>
-            <w:r/>
-            <w:r>
-              <w:rPr>
-                <w:sz w:val="18"/>
-              </w:rPr>
-              <w:t>미리보기</w:t>
-            </w:r>
-          </w:p>
-        </w:tc>
-      </w:tr>
-      <w:tr>
-        <w:tc>
-          <w:tcPr>
-            <w:tcW w:type="dxa" w:w="3324"/>
-          </w:tcPr>
-          <w:p>
-            <w:r/>
-            <w:r>
-              <w:rPr>
-                <w:sz w:val="18"/>
-              </w:rPr>
-              <w:t>“완료”</w:t>
-            </w:r>
-          </w:p>
-        </w:tc>
-        <w:tc>
-          <w:tcPr>
-            <w:tcW w:type="dxa" w:w="3324"/>
-          </w:tcPr>
-          <w:p>
-            <w:r/>
-            <w:r>
-              <w:rPr>
-                <w:sz w:val="18"/>
-              </w:rPr>
-              <w:t>탭</w:t>
-            </w:r>
-          </w:p>
-        </w:tc>
-        <w:tc>
-          <w:tcPr>
-            <w:tcW w:type="dxa" w:w="3324"/>
-          </w:tcPr>
-          <w:p>
-            <w:r/>
-            <w:r>
-              <w:rPr>
-                <w:sz w:val="18"/>
-              </w:rPr>
-              <w:t>256px 원형으로 잘라 업로드. 안내 한 줄 “사진은 앱 안에서만 보여요”</w:t>
-            </w:r>
-          </w:p>
-        </w:tc>
-      </w:tr>
-    </w:tbl>
-    <w:p/>
-    <w:p>
-      <w:pPr>
-        <w:pStyle w:val="Heading1"/>
-      </w:pPr>
-      <w:r>
-        <w:t>A4 루틴 시각</w:t>
-      </w:r>
-    </w:p>
-    <w:tbl>
-      <w:tblPr>
-        <w:tblStyle w:val="TableGrid"/>
-        <w:tblW w:type="auto" w:w="0"/>
-        <w:tblLook w:firstColumn="1" w:firstRow="1" w:lastColumn="0" w:lastRow="0" w:noHBand="0" w:noVBand="1" w:val="04A0"/>
-      </w:tblPr>
-      <w:tblGrid>
-        <w:gridCol w:w="3324"/>
-        <w:gridCol w:w="3324"/>
-        <w:gridCol w:w="3324"/>
-      </w:tblGrid>
-      <w:tr>
-        <w:tc>
-          <w:tcPr>
-            <w:tcW w:type="dxa" w:w="3324"/>
-            <w:shd w:val="clear" w:color="auto" w:fill="E9EFEB"/>
-          </w:tcPr>
-          <w:p>
-            <w:r>
-              <w:rPr>
-                <w:b/>
-              </w:rPr>
-            </w:r>
-            <w:r>
-              <w:rPr>
-                <w:b/>
-                <w:sz w:val="18"/>
-              </w:rPr>
-              <w:t>구성</w:t>
-            </w:r>
-          </w:p>
-        </w:tc>
-        <w:tc>
-          <w:tcPr>
-            <w:tcW w:type="dxa" w:w="3324"/>
-            <w:shd w:val="clear" w:color="auto" w:fill="E9EFEB"/>
-          </w:tcPr>
-          <w:p>
-            <w:r>
-              <w:rPr>
-                <w:b/>
-              </w:rPr>
-            </w:r>
-            <w:r>
-              <w:rPr>
-                <w:b/>
-                <w:sz w:val="18"/>
-              </w:rPr>
-              <w:t>사용자가 하면</w:t>
-            </w:r>
-          </w:p>
-        </w:tc>
-        <w:tc>
-          <w:tcPr>
-            <w:tcW w:type="dxa" w:w="3324"/>
-            <w:shd w:val="clear" w:color="auto" w:fill="E9EFEB"/>
-          </w:tcPr>
-          <w:p>
-            <w:r>
-              <w:rPr>
-                <w:b/>
-              </w:rPr>
-            </w:r>
-            <w:r>
-              <w:rPr>
-                <w:b/>
-                <w:sz w:val="18"/>
-              </w:rPr>
-              <w:t>결과</w:t>
-            </w:r>
-          </w:p>
-        </w:tc>
-      </w:tr>
-      <w:tr>
-        <w:tc>
-          <w:tcPr>
-            <w:tcW w:type="dxa" w:w="3324"/>
-          </w:tcPr>
-          <w:p>
-            <w:r/>
-            <w:r>
-              <w:rPr>
-                <w:sz w:val="18"/>
-              </w:rPr>
-              <w:t>루틴 4줄: 아이콘 · 이름 · 길이 · 시각. 기본 07:30 / 17:30 / 18:30 / 20:30</w:t>
-            </w:r>
-          </w:p>
-        </w:tc>
-        <w:tc>
-          <w:tcPr>
-            <w:tcW w:type="dxa" w:w="3324"/>
-          </w:tcPr>
-          <w:p>
-            <w:r/>
-            <w:r>
-              <w:rPr>
-                <w:sz w:val="18"/>
-              </w:rPr>
-              <w:t>시각 탭</w:t>
-            </w:r>
-          </w:p>
-        </w:tc>
-        <w:tc>
-          <w:tcPr>
-            <w:tcW w:type="dxa" w:w="3324"/>
-          </w:tcPr>
-          <w:p>
-            <w:r/>
-            <w:r>
-              <w:rPr>
-                <w:sz w:val="18"/>
-              </w:rPr>
-              <w:t>시간 선택기 D-30</w:t>
-            </w:r>
-          </w:p>
-        </w:tc>
-      </w:tr>
-      <w:tr>
-        <w:tc>
-          <w:tcPr>
-            <w:tcW w:type="dxa" w:w="3324"/>
-          </w:tcPr>
-          <w:p>
-            <w:r/>
-            <w:r>
-              <w:rPr>
-                <w:sz w:val="18"/>
-              </w:rPr>
-              <w:t>순서 검증</w:t>
-            </w:r>
-          </w:p>
-        </w:tc>
-        <w:tc>
-          <w:tcPr>
-            <w:tcW w:type="dxa" w:w="3324"/>
-          </w:tcPr>
-          <w:p>
-            <w:r/>
-            <w:r>
-              <w:rPr>
-                <w:sz w:val="18"/>
-              </w:rPr>
-              <w:t>—</w:t>
-            </w:r>
-          </w:p>
-        </w:tc>
-        <w:tc>
-          <w:tcPr>
-            <w:tcW w:type="dxa" w:w="3324"/>
-          </w:tcPr>
-          <w:p>
-            <w:r/>
-            <w:r>
-              <w:rPr>
-                <w:sz w:val="18"/>
-              </w:rPr>
-              <w:t>아침 &lt; 주제 &lt; 저녁 &lt; 잠자리 아니면 줄 아래 안내 “주제 집중듣기는 저녁송보다 앞이에요”</w:t>
-            </w:r>
-          </w:p>
-        </w:tc>
-      </w:tr>
-      <w:tr>
-        <w:tc>
-          <w:tcPr>
-            <w:tcW w:type="dxa" w:w="3324"/>
-          </w:tcPr>
-          <w:p>
-            <w:r/>
-            <w:r>
-              <w:rPr>
-                <w:sz w:val="18"/>
-              </w:rPr>
-              <w:t>시작일 (기본 오늘, 최대 7일 뒤)</w:t>
-            </w:r>
-          </w:p>
-        </w:tc>
-        <w:tc>
-          <w:tcPr>
-            <w:tcW w:type="dxa" w:w="3324"/>
-          </w:tcPr>
-          <w:p>
-            <w:r/>
-            <w:r>
-              <w:rPr>
-                <w:sz w:val="18"/>
-              </w:rPr>
-              <w:t>탭</w:t>
-            </w:r>
-          </w:p>
-        </w:tc>
-        <w:tc>
-          <w:tcPr>
-            <w:tcW w:type="dxa" w:w="3324"/>
-          </w:tcPr>
-          <w:p>
-            <w:r/>
-            <w:r>
-              <w:rPr>
-                <w:sz w:val="18"/>
-              </w:rPr>
-              <w:t>날짜 선택기</w:t>
-            </w:r>
-          </w:p>
-        </w:tc>
-      </w:tr>
-      <w:tr>
-        <w:tc>
-          <w:tcPr>
-            <w:tcW w:type="dxa" w:w="3324"/>
-          </w:tcPr>
-          <w:p>
-            <w:r/>
-            <w:r>
-              <w:rPr>
-                <w:sz w:val="18"/>
-              </w:rPr>
-              <w:t>“다음”</w:t>
-            </w:r>
-          </w:p>
-        </w:tc>
-        <w:tc>
-          <w:tcPr>
-            <w:tcW w:type="dxa" w:w="3324"/>
-          </w:tcPr>
-          <w:p>
-            <w:r/>
-            <w:r>
-              <w:rPr>
-                <w:sz w:val="18"/>
-              </w:rPr>
-              <w:t>탭</w:t>
-            </w:r>
-          </w:p>
-        </w:tc>
-        <w:tc>
-          <w:tcPr>
-            <w:tcW w:type="dxa" w:w="3324"/>
-          </w:tcPr>
-          <w:p>
-            <w:r/>
-            <w:r>
-              <w:rPr>
-                <w:sz w:val="18"/>
-              </w:rPr>
-              <w:t>저장 → A5</w:t>
-            </w:r>
-          </w:p>
-        </w:tc>
-      </w:tr>
-    </w:tbl>
-    <w:p/>
-    <w:p>
-      <w:pPr>
-        <w:pStyle w:val="Heading1"/>
-      </w:pPr>
-      <w:r>
-        <w:t>A5 알림 허용</w:t>
-      </w:r>
-    </w:p>
-    <w:tbl>
-      <w:tblPr>
-        <w:tblStyle w:val="TableGrid"/>
-        <w:tblW w:type="auto" w:w="0"/>
-        <w:tblLook w:firstColumn="1" w:firstRow="1" w:lastColumn="0" w:lastRow="0" w:noHBand="0" w:noVBand="1" w:val="04A0"/>
-      </w:tblPr>
-      <w:tblGrid>
-        <w:gridCol w:w="3324"/>
-        <w:gridCol w:w="3324"/>
-        <w:gridCol w:w="3324"/>
-      </w:tblGrid>
-      <w:tr>
-        <w:tc>
-          <w:tcPr>
-            <w:tcW w:type="dxa" w:w="3324"/>
-            <w:shd w:val="clear" w:color="auto" w:fill="E9EFEB"/>
-          </w:tcPr>
-          <w:p>
-            <w:r>
-              <w:rPr>
-                <w:b/>
-              </w:rPr>
-            </w:r>
-            <w:r>
-              <w:rPr>
-                <w:b/>
-                <w:sz w:val="18"/>
-              </w:rPr>
-              <w:t>구성</w:t>
-            </w:r>
-          </w:p>
-        </w:tc>
-        <w:tc>
-          <w:tcPr>
-            <w:tcW w:type="dxa" w:w="3324"/>
-            <w:shd w:val="clear" w:color="auto" w:fill="E9EFEB"/>
-          </w:tcPr>
-          <w:p>
-            <w:r>
-              <w:rPr>
-                <w:b/>
-              </w:rPr>
-            </w:r>
-            <w:r>
-              <w:rPr>
-                <w:b/>
-                <w:sz w:val="18"/>
-              </w:rPr>
-              <w:t>사용자가 하면</w:t>
-            </w:r>
-          </w:p>
-        </w:tc>
-        <w:tc>
-          <w:tcPr>
-            <w:tcW w:type="dxa" w:w="3324"/>
-            <w:shd w:val="clear" w:color="auto" w:fill="E9EFEB"/>
-          </w:tcPr>
-          <w:p>
-            <w:r>
-              <w:rPr>
-                <w:b/>
-              </w:rPr>
-            </w:r>
-            <w:r>
-              <w:rPr>
-                <w:b/>
-                <w:sz w:val="18"/>
-              </w:rPr>
-              <w:t>결과</w:t>
-            </w:r>
-          </w:p>
-        </w:tc>
-      </w:tr>
-      <w:tr>
-        <w:tc>
-          <w:tcPr>
-            <w:tcW w:type="dxa" w:w="3324"/>
-          </w:tcPr>
-          <w:p>
-            <w:r/>
-            <w:r>
-              <w:rPr>
-                <w:sz w:val="18"/>
-              </w:rPr>
-              <w:t>그림 + “시간이 되면 알려드릴게요” + 예시 알림 카드</w:t>
-            </w:r>
-          </w:p>
-        </w:tc>
-        <w:tc>
-          <w:tcPr>
-            <w:tcW w:type="dxa" w:w="3324"/>
-          </w:tcPr>
-          <w:p>
-            <w:r/>
-            <w:r>
-              <w:rPr>
-                <w:sz w:val="18"/>
-              </w:rPr>
-              <w:t>“알림 켜기”</w:t>
-            </w:r>
-          </w:p>
-        </w:tc>
-        <w:tc>
-          <w:tcPr>
-            <w:tcW w:type="dxa" w:w="3324"/>
-          </w:tcPr>
-          <w:p>
-            <w:r/>
-            <w:r>
-              <w:rPr>
-                <w:sz w:val="18"/>
-              </w:rPr>
-              <w:t>시스템 권한 → 허용: 예약 등록 → H1. 거부: T-05 → H1 (배너 B-01)</w:t>
-            </w:r>
-          </w:p>
-        </w:tc>
-      </w:tr>
-      <w:tr>
-        <w:tc>
-          <w:tcPr>
-            <w:tcW w:type="dxa" w:w="3324"/>
-          </w:tcPr>
-          <w:p>
-            <w:r/>
-            <w:r>
-              <w:rPr>
-                <w:sz w:val="18"/>
-              </w:rPr>
-              <w:t>iOS 웹이면 먼저 D-05 “홈 화면에 추가” 안내</w:t>
-            </w:r>
-          </w:p>
-        </w:tc>
-        <w:tc>
-          <w:tcPr>
-            <w:tcW w:type="dxa" w:w="3324"/>
-          </w:tcPr>
-          <w:p>
-            <w:r/>
-            <w:r>
-              <w:rPr>
-                <w:sz w:val="18"/>
-              </w:rPr>
-              <w:t>“추가했어요”</w:t>
-            </w:r>
-          </w:p>
-        </w:tc>
-        <w:tc>
-          <w:tcPr>
-            <w:tcW w:type="dxa" w:w="3324"/>
-          </w:tcPr>
-          <w:p>
-            <w:r/>
-            <w:r>
-              <w:rPr>
-                <w:sz w:val="18"/>
-              </w:rPr>
-              <w:t>설치 확인 후 권한 요청</w:t>
-            </w:r>
-          </w:p>
-        </w:tc>
-      </w:tr>
-      <w:tr>
-        <w:tc>
-          <w:tcPr>
-            <w:tcW w:type="dxa" w:w="3324"/>
-          </w:tcPr>
-          <w:p>
-            <w:r/>
-            <w:r>
-              <w:rPr>
-                <w:sz w:val="18"/>
-              </w:rPr>
-              <w:t>“나중에”</w:t>
-            </w:r>
-          </w:p>
-        </w:tc>
-        <w:tc>
-          <w:tcPr>
-            <w:tcW w:type="dxa" w:w="3324"/>
-          </w:tcPr>
-          <w:p>
-            <w:r/>
-            <w:r>
-              <w:rPr>
-                <w:sz w:val="18"/>
-              </w:rPr>
-              <w:t>탭</w:t>
-            </w:r>
-          </w:p>
-        </w:tc>
-        <w:tc>
-          <w:tcPr>
-            <w:tcW w:type="dxa" w:w="3324"/>
-          </w:tcPr>
-          <w:p>
-            <w:r/>
-            <w:r>
-              <w:rPr>
-                <w:sz w:val="18"/>
-              </w:rPr>
-              <w:t>H1 (배너 B-01)</w:t>
-            </w:r>
-          </w:p>
-        </w:tc>
-      </w:tr>
-    </w:tbl>
-    <w:p/>
-    <w:p>
-      <w:pPr>
-        <w:pStyle w:val="Heading1"/>
-      </w:pPr>
-      <w:r>
-        <w:t>H1 홈 · 코스 맵</w:t>
+        <w:t>루틴 길 규칙</w:t>
       </w:r>
     </w:p>
     <w:tbl>
@@ -2790,7 +2165,444 @@
                 <w:b/>
                 <w:sz w:val="18"/>
               </w:rPr>
-              <w:t>항목</w:t>
+              <w:t>규칙</w:t>
+            </w:r>
+          </w:p>
+        </w:tc>
+        <w:tc>
+          <w:tcPr>
+            <w:tcW w:type="dxa" w:w="4986"/>
+            <w:shd w:val="clear" w:color="auto" w:fill="E9EFEB"/>
+          </w:tcPr>
+          <w:p>
+            <w:r>
+              <w:rPr>
+                <w:b/>
+              </w:rPr>
+            </w:r>
+            <w:r>
+              <w:rPr>
+                <w:b/>
+                <w:sz w:val="18"/>
+              </w:rPr>
+              <w:t>값</w:t>
+            </w:r>
+          </w:p>
+        </w:tc>
+      </w:tr>
+      <w:tr>
+        <w:tc>
+          <w:tcPr>
+            <w:tcW w:type="dxa" w:w="4986"/>
+          </w:tcPr>
+          <w:p>
+            <w:r/>
+            <w:r>
+              <w:rPr>
+                <w:sz w:val="18"/>
+              </w:rPr>
+              <w:t>정거장 배치</w:t>
+            </w:r>
+          </w:p>
+        </w:tc>
+        <w:tc>
+          <w:tcPr>
+            <w:tcW w:type="dxa" w:w="4986"/>
+          </w:tcPr>
+          <w:p>
+            <w:r/>
+            <w:r>
+              <w:rPr>
+                <w:sz w:val="18"/>
+              </w:rPr>
+              <w:t>1번 왼쪽, 2번 오른쪽 … 번갈아. 세로 간격 일정</w:t>
+            </w:r>
+          </w:p>
+        </w:tc>
+      </w:tr>
+      <w:tr>
+        <w:tc>
+          <w:tcPr>
+            <w:tcW w:type="dxa" w:w="4986"/>
+          </w:tcPr>
+          <w:p>
+            <w:r/>
+            <w:r>
+              <w:rPr>
+                <w:sz w:val="18"/>
+              </w:rPr>
+              <w:t>정거장 모양</w:t>
+            </w:r>
+          </w:p>
+        </w:tc>
+        <w:tc>
+          <w:tcPr>
+            <w:tcW w:type="dxa" w:w="4986"/>
+          </w:tcPr>
+          <w:p>
+            <w:r/>
+            <w:r>
+              <w:rPr>
+                <w:sz w:val="18"/>
+              </w:rPr>
+              <w:t>루틴 색의 둥근 돌(아래쪽이 조금 더 진함) 위에 캐릭터. 왼쪽 위에 번호 동그라미</w:t>
+            </w:r>
+          </w:p>
+        </w:tc>
+      </w:tr>
+      <w:tr>
+        <w:tc>
+          <w:tcPr>
+            <w:tcW w:type="dxa" w:w="4986"/>
+          </w:tcPr>
+          <w:p>
+            <w:r/>
+            <w:r>
+              <w:rPr>
+                <w:sz w:val="18"/>
+              </w:rPr>
+              <w:t>이름표</w:t>
+            </w:r>
+          </w:p>
+        </w:tc>
+        <w:tc>
+          <w:tcPr>
+            <w:tcW w:type="dxa" w:w="4986"/>
+          </w:tcPr>
+          <w:p>
+            <w:r/>
+            <w:r>
+              <w:rPr>
+                <w:sz w:val="18"/>
+              </w:rPr>
+              <w:t>루틴 이름, 영어 이름, 분, 재생 버튼. 정거장 반대쪽에 놓인다</w:t>
+            </w:r>
+          </w:p>
+        </w:tc>
+      </w:tr>
+      <w:tr>
+        <w:tc>
+          <w:tcPr>
+            <w:tcW w:type="dxa" w:w="4986"/>
+          </w:tcPr>
+          <w:p>
+            <w:r/>
+            <w:r>
+              <w:rPr>
+                <w:sz w:val="18"/>
+              </w:rPr>
+              <w:t>길</w:t>
+            </w:r>
+          </w:p>
+        </w:tc>
+        <w:tc>
+          <w:tcPr>
+            <w:tcW w:type="dxa" w:w="4986"/>
+          </w:tcPr>
+          <w:p>
+            <w:r/>
+            <w:r>
+              <w:rPr>
+                <w:sz w:val="18"/>
+              </w:rPr>
+              <w:t>정거장을 잇는 점선 곡선(SVG). 완료한 구간은 루틴 색 실선</w:t>
+            </w:r>
+          </w:p>
+        </w:tc>
+      </w:tr>
+      <w:tr>
+        <w:tc>
+          <w:tcPr>
+            <w:tcW w:type="dxa" w:w="4986"/>
+          </w:tcPr>
+          <w:p>
+            <w:r/>
+            <w:r>
+              <w:rPr>
+                <w:sz w:val="18"/>
+              </w:rPr>
+              <w:t>완료</w:t>
+            </w:r>
+          </w:p>
+        </w:tc>
+        <w:tc>
+          <w:tcPr>
+            <w:tcW w:type="dxa" w:w="4986"/>
+          </w:tcPr>
+          <w:p>
+            <w:r/>
+            <w:r>
+              <w:rPr>
+                <w:sz w:val="18"/>
+              </w:rPr>
+              <w:t>정거장에 체크, 이름표에 “완료”</w:t>
+            </w:r>
+          </w:p>
+        </w:tc>
+      </w:tr>
+      <w:tr>
+        <w:tc>
+          <w:tcPr>
+            <w:tcW w:type="dxa" w:w="4986"/>
+          </w:tcPr>
+          <w:p>
+            <w:r/>
+            <w:r>
+              <w:rPr>
+                <w:sz w:val="18"/>
+              </w:rPr>
+              <w:t>날짜 알약</w:t>
+            </w:r>
+          </w:p>
+        </w:tc>
+        <w:tc>
+          <w:tcPr>
+            <w:tcW w:type="dxa" w:w="4986"/>
+          </w:tcPr>
+          <w:p>
+            <w:r/>
+            <w:r>
+              <w:rPr>
+                <w:sz w:val="18"/>
+              </w:rPr>
+              <w:t xml:space="preserve">길 위에 </w:t>
+            </w:r>
+            <w:r>
+              <w:rPr>
+                <w:rFonts w:ascii="Consolas" w:hAnsi="Consolas" w:eastAsia="Consolas"/>
+                <w:sz w:val="18"/>
+              </w:rPr>
+              <w:t>DAY 1 · 오늘</w:t>
+            </w:r>
+            <w:r>
+              <w:rPr>
+                <w:sz w:val="18"/>
+              </w:rPr>
+              <w:t xml:space="preserve">. 다음 날은 </w:t>
+            </w:r>
+            <w:r>
+              <w:rPr>
+                <w:rFonts w:ascii="Consolas" w:hAnsi="Consolas" w:eastAsia="Consolas"/>
+                <w:sz w:val="18"/>
+              </w:rPr>
+              <w:t>DAY 2</w:t>
+            </w:r>
+            <w:r>
+              <w:rPr>
+                <w:sz w:val="18"/>
+              </w:rPr>
+              <w:t xml:space="preserve"> …</w:t>
+            </w:r>
+          </w:p>
+        </w:tc>
+      </w:tr>
+      <w:tr>
+        <w:tc>
+          <w:tcPr>
+            <w:tcW w:type="dxa" w:w="4986"/>
+          </w:tcPr>
+          <w:p>
+            <w:r/>
+            <w:r>
+              <w:rPr>
+                <w:sz w:val="18"/>
+              </w:rPr>
+              <w:t>다음 3일</w:t>
+            </w:r>
+          </w:p>
+        </w:tc>
+        <w:tc>
+          <w:tcPr>
+            <w:tcW w:type="dxa" w:w="4986"/>
+          </w:tcPr>
+          <w:p>
+            <w:r/>
+            <w:r>
+              <w:rPr>
+                <w:sz w:val="18"/>
+              </w:rPr>
+              <w:t>작게, 흐리게, 점선 동그라미. 눌리지 않는다</w:t>
+            </w:r>
+          </w:p>
+        </w:tc>
+      </w:tr>
+      <w:tr>
+        <w:tc>
+          <w:tcPr>
+            <w:tcW w:type="dxa" w:w="4986"/>
+          </w:tcPr>
+          <w:p>
+            <w:r/>
+            <w:r>
+              <w:rPr>
+                <w:sz w:val="18"/>
+              </w:rPr>
+              <w:t>좌표 계산</w:t>
+            </w:r>
+          </w:p>
+        </w:tc>
+        <w:tc>
+          <w:tcPr>
+            <w:tcW w:type="dxa" w:w="4986"/>
+          </w:tcPr>
+          <w:p>
+            <w:r/>
+            <w:r>
+              <w:rPr>
+                <w:rFonts w:ascii="Consolas" w:hAnsi="Consolas" w:eastAsia="Consolas"/>
+                <w:sz w:val="18"/>
+              </w:rPr>
+              <w:t>pathLayout.ts</w:t>
+            </w:r>
+            <w:r>
+              <w:rPr>
+                <w:sz w:val="18"/>
+              </w:rPr>
+              <w:t>의 순수 함수. 화면 폭에 맞춰 다시 계산되고 단위 테스트가 있다</w:t>
+            </w:r>
+          </w:p>
+        </w:tc>
+      </w:tr>
+    </w:tbl>
+    <w:p/>
+    <w:p>
+      <w:pPr>
+        <w:jc w:val="center"/>
+      </w:pPr>
+      <w:r>
+        <w:drawing>
+          <wp:inline xmlns:a="http://schemas.openxmlformats.org/drawingml/2006/main" xmlns:pic="http://schemas.openxmlformats.org/drawingml/2006/picture">
+            <wp:extent cx="2232000" cy="4828846"/>
+            <wp:docPr id="9" name="Picture 9"/>
+            <wp:cNvGraphicFramePr>
+              <a:graphicFrameLocks noChangeAspect="1"/>
+            </wp:cNvGraphicFramePr>
+            <a:graphic>
+              <a:graphicData uri="http://schemas.openxmlformats.org/drawingml/2006/picture">
+                <pic:pic>
+                  <pic:nvPicPr>
+                    <pic:cNvPr id="0" name="11-today-after-complete.png"/>
+                    <pic:cNvPicPr/>
+                  </pic:nvPicPr>
+                  <pic:blipFill>
+                    <a:blip r:embed="rId17"/>
+                    <a:stretch>
+                      <a:fillRect/>
+                    </a:stretch>
+                  </pic:blipFill>
+                  <pic:spPr>
+                    <a:xfrm>
+                      <a:off x="0" y="0"/>
+                      <a:ext cx="2232000" cy="4828846"/>
+                    </a:xfrm>
+                    <a:prstGeom prst="rect"/>
+                  </pic:spPr>
+                </pic:pic>
+              </a:graphicData>
+            </a:graphic>
+          </wp:inline>
+        </w:drawing>
+      </w:r>
+    </w:p>
+    <w:p>
+      <w:pPr>
+        <w:jc w:val="center"/>
+      </w:pPr>
+      <w:r>
+        <w:rPr>
+          <w:color w:val="5E6E67"/>
+          <w:sz w:val="18"/>
+        </w:rPr>
+        <w:t>T1 완료 뒤</w:t>
+      </w:r>
+    </w:p>
+    <w:p>
+      <w:pPr>
+        <w:pStyle w:val="Heading1"/>
+      </w:pPr>
+      <w:r>
+        <w:t>T2 루틴 시트</w:t>
+      </w:r>
+    </w:p>
+    <w:p>
+      <w:pPr>
+        <w:jc w:val="center"/>
+      </w:pPr>
+      <w:r>
+        <w:drawing>
+          <wp:inline xmlns:a="http://schemas.openxmlformats.org/drawingml/2006/main" xmlns:pic="http://schemas.openxmlformats.org/drawingml/2006/picture">
+            <wp:extent cx="2232000" cy="4828846"/>
+            <wp:docPr id="10" name="Picture 10"/>
+            <wp:cNvGraphicFramePr>
+              <a:graphicFrameLocks noChangeAspect="1"/>
+            </wp:cNvGraphicFramePr>
+            <a:graphic>
+              <a:graphicData uri="http://schemas.openxmlformats.org/drawingml/2006/picture">
+                <pic:pic>
+                  <pic:nvPicPr>
+                    <pic:cNvPr id="0" name="10-sheet-morning.png"/>
+                    <pic:cNvPicPr/>
+                  </pic:nvPicPr>
+                  <pic:blipFill>
+                    <a:blip r:embed="rId18"/>
+                    <a:stretch>
+                      <a:fillRect/>
+                    </a:stretch>
+                  </pic:blipFill>
+                  <pic:spPr>
+                    <a:xfrm>
+                      <a:off x="0" y="0"/>
+                      <a:ext cx="2232000" cy="4828846"/>
+                    </a:xfrm>
+                    <a:prstGeom prst="rect"/>
+                  </pic:spPr>
+                </pic:pic>
+              </a:graphicData>
+            </a:graphic>
+          </wp:inline>
+        </w:drawing>
+      </w:r>
+    </w:p>
+    <w:p>
+      <w:pPr>
+        <w:jc w:val="center"/>
+      </w:pPr>
+      <w:r>
+        <w:rPr>
+          <w:color w:val="5E6E67"/>
+          <w:sz w:val="18"/>
+        </w:rPr>
+        <w:t>T2 루틴 시트</w:t>
+      </w:r>
+    </w:p>
+    <w:tbl>
+      <w:tblPr>
+        <w:tblStyle w:val="TableGrid"/>
+        <w:tblW w:type="auto" w:w="0"/>
+        <w:tblLook w:firstColumn="1" w:firstRow="1" w:lastColumn="0" w:lastRow="0" w:noHBand="0" w:noVBand="1" w:val="04A0"/>
+      </w:tblPr>
+      <w:tblGrid>
+        <w:gridCol w:w="4986"/>
+        <w:gridCol w:w="4986"/>
+      </w:tblGrid>
+      <w:tr>
+        <w:tc>
+          <w:tcPr>
+            <w:tcW w:type="dxa" w:w="4986"/>
+            <w:shd w:val="clear" w:color="auto" w:fill="E9EFEB"/>
+          </w:tcPr>
+          <w:p>
+            <w:r>
+              <w:rPr>
+                <w:b/>
+              </w:rPr>
+            </w:r>
+            <w:r>
+              <w:rPr>
+                <w:b/>
+                <w:sz w:val="18"/>
+              </w:rPr>
+              <w:t>요소</w:t>
             </w:r>
           </w:p>
         </w:tc>
@@ -2826,7 +2638,7 @@
               <w:rPr>
                 <w:sz w:val="18"/>
               </w:rPr>
-              <w:t>목적</w:t>
+              <w:t>타일</w:t>
             </w:r>
           </w:p>
         </w:tc>
@@ -2840,7 +2652,7 @@
               <w:rPr>
                 <w:sz w:val="18"/>
               </w:rPr>
-              <w:t>오늘 할 루틴을 아이가 한눈에 보고 누른다</w:t>
+              <w:t>루틴 색 배경, 캐릭터, 이름·영어 이름·분</w:t>
             </w:r>
           </w:p>
         </w:tc>
@@ -2856,7 +2668,7 @@
               <w:rPr>
                 <w:sz w:val="18"/>
               </w:rPr>
-              <w:t>사용자</w:t>
+              <w:t>안내</w:t>
             </w:r>
           </w:p>
         </w:tc>
@@ -2870,7 +2682,7 @@
               <w:rPr>
                 <w:sz w:val="18"/>
               </w:rPr>
-              <w:t>아이</w:t>
+              <w:t>한 줄. 예: “등원 준비를 하며 신나는 아침 인사를 들어요”</w:t>
             </w:r>
           </w:p>
         </w:tc>
@@ -2886,7 +2698,7 @@
               <w:rPr>
                 <w:sz w:val="18"/>
               </w:rPr>
-              <w:t>첫 방문</w:t>
+              <w:t>오늘의 한 문장</w:t>
             </w:r>
           </w:p>
         </w:tc>
@@ -2900,82 +2712,14 @@
               <w:rPr>
                 <w:sz w:val="18"/>
               </w:rPr>
-              <w:t>G-H1 (그림 + 음성 “오늘 반짝이는 동그라미를 눌러봐”)</w:t>
-            </w:r>
-          </w:p>
-        </w:tc>
-      </w:tr>
-    </w:tbl>
-    <w:p/>
-    <w:tbl>
-      <w:tblPr>
-        <w:tblStyle w:val="TableGrid"/>
-        <w:tblW w:type="auto" w:w="0"/>
-        <w:tblLook w:firstColumn="1" w:firstRow="1" w:lastColumn="0" w:lastRow="0" w:noHBand="0" w:noVBand="1" w:val="04A0"/>
-      </w:tblPr>
-      <w:tblGrid>
-        <w:gridCol w:w="3324"/>
-        <w:gridCol w:w="3324"/>
-        <w:gridCol w:w="3324"/>
-      </w:tblGrid>
-      <w:tr>
-        <w:tc>
-          <w:tcPr>
-            <w:tcW w:type="dxa" w:w="3324"/>
-            <w:shd w:val="clear" w:color="auto" w:fill="E9EFEB"/>
-          </w:tcPr>
-          <w:p>
-            <w:r>
-              <w:rPr>
-                <w:b/>
-              </w:rPr>
+              <w:t xml:space="preserve">예: </w:t>
             </w:r>
             <w:r>
               <w:rPr>
-                <w:b/>
+                <w:rFonts w:ascii="Consolas" w:hAnsi="Consolas" w:eastAsia="Consolas"/>
                 <w:sz w:val="18"/>
               </w:rPr>
-              <w:t>구성</w:t>
-            </w:r>
-          </w:p>
-        </w:tc>
-        <w:tc>
-          <w:tcPr>
-            <w:tcW w:type="dxa" w:w="3324"/>
-            <w:shd w:val="clear" w:color="auto" w:fill="E9EFEB"/>
-          </w:tcPr>
-          <w:p>
-            <w:r>
-              <w:rPr>
-                <w:b/>
-              </w:rPr>
-            </w:r>
-            <w:r>
-              <w:rPr>
-                <w:b/>
-                <w:sz w:val="18"/>
-              </w:rPr>
-              <w:t>사용자가 하면</w:t>
-            </w:r>
-          </w:p>
-        </w:tc>
-        <w:tc>
-          <w:tcPr>
-            <w:tcW w:type="dxa" w:w="3324"/>
-            <w:shd w:val="clear" w:color="auto" w:fill="E9EFEB"/>
-          </w:tcPr>
-          <w:p>
-            <w:r>
-              <w:rPr>
-                <w:b/>
-              </w:rPr>
-            </w:r>
-            <w:r>
-              <w:rPr>
-                <w:b/>
-                <w:sz w:val="18"/>
-              </w:rPr>
-              <w:t>결과</w:t>
+              <w:t>Good morning! Are you ready?</w:t>
             </w:r>
           </w:p>
         </w:tc>
@@ -2983,7 +2727,7 @@
       <w:tr>
         <w:tc>
           <w:tcPr>
-            <w:tcW w:type="dxa" w:w="3324"/>
+            <w:tcW w:type="dxa" w:w="4986"/>
           </w:tcPr>
           <w:p>
             <w:r/>
@@ -2991,13 +2735,36 @@
               <w:rPr>
                 <w:sz w:val="18"/>
               </w:rPr>
-              <w:t>상단 바: 아바타 · 🔥 연속일수 · ⭐ 별</w:t>
+              <w:t>시간 막대</w:t>
             </w:r>
           </w:p>
         </w:tc>
         <w:tc>
           <w:tcPr>
-            <w:tcW w:type="dxa" w:w="3324"/>
+            <w:tcW w:type="dxa" w:w="4986"/>
+          </w:tcPr>
+          <w:p>
+            <w:r/>
+            <w:r>
+              <w:rPr>
+                <w:rFonts w:ascii="Consolas" w:hAnsi="Consolas" w:eastAsia="Consolas"/>
+                <w:sz w:val="18"/>
+              </w:rPr>
+              <w:t>00:00 / 20:00</w:t>
+            </w:r>
+            <w:r>
+              <w:rPr>
+                <w:sz w:val="18"/>
+              </w:rPr>
+              <w:t>. 흐르는 중에는 멈춤 버튼</w:t>
+            </w:r>
+          </w:p>
+        </w:tc>
+      </w:tr>
+      <w:tr>
+        <w:tc>
+          <w:tcPr>
+            <w:tcW w:type="dxa" w:w="4986"/>
           </w:tcPr>
           <w:p>
             <w:r/>
@@ -3005,13 +2772,13 @@
               <w:rPr>
                 <w:sz w:val="18"/>
               </w:rPr>
-              <w:t>아바타 탭</w:t>
+              <w:t>▶ 소리 놀이 시작</w:t>
             </w:r>
           </w:p>
         </w:tc>
         <w:tc>
           <w:tcPr>
-            <w:tcW w:type="dxa" w:w="3324"/>
+            <w:tcW w:type="dxa" w:w="4986"/>
           </w:tcPr>
           <w:p>
             <w:r/>
@@ -3019,7 +2786,7 @@
               <w:rPr>
                 <w:sz w:val="18"/>
               </w:rPr>
-              <w:t>튕김 + 캐릭터 인사 음성. 길게 누르면 A3-1</w:t>
+              <w:t>유튜브를 열고 시간을 잰다 (높이 58, 모서리 21)</w:t>
             </w:r>
           </w:p>
         </w:tc>
@@ -3027,15 +2794,7 @@
       <w:tr>
         <w:tc>
           <w:tcPr>
-            <w:tcW w:type="dxa" w:w="3324"/>
-          </w:tcPr>
-          <w:p>
-            <w:r/>
-          </w:p>
-        </w:tc>
-        <w:tc>
-          <w:tcPr>
-            <w:tcW w:type="dxa" w:w="3324"/>
+            <w:tcW w:type="dxa" w:w="4986"/>
           </w:tcPr>
           <w:p>
             <w:r/>
@@ -3043,13 +2802,13 @@
               <w:rPr>
                 <w:sz w:val="18"/>
               </w:rPr>
-              <w:t>🔥 탭</w:t>
+              <w:t>✓ 오늘 완료했어요</w:t>
             </w:r>
           </w:p>
         </w:tc>
         <w:tc>
           <w:tcPr>
-            <w:tcW w:type="dxa" w:w="3324"/>
+            <w:tcW w:type="dxa" w:w="4986"/>
           </w:tcPr>
           <w:p>
             <w:r/>
@@ -3057,7 +2816,7 @@
               <w:rPr>
                 <w:sz w:val="18"/>
               </w:rPr>
-              <w:t>연속일수 시트 D-60 (달력 7칸, 불꽃 크기)</w:t>
+              <w:t>바로 완료. 목표 분이 기록된다</w:t>
             </w:r>
           </w:p>
         </w:tc>
@@ -3065,7 +2824,7 @@
       <w:tr>
         <w:tc>
           <w:tcPr>
-            <w:tcW w:type="dxa" w:w="3324"/>
+            <w:tcW w:type="dxa" w:w="4986"/>
           </w:tcPr>
           <w:p>
             <w:r/>
@@ -3073,13 +2832,13 @@
               <w:rPr>
                 <w:sz w:val="18"/>
               </w:rPr>
-              <w:t>“지금” 카드: 다음 루틴 아이콘·이름, 남은 시간(부모용 작은 글자), 오늘 진행 링 (분)</w:t>
+              <w:t>완료 상태</w:t>
             </w:r>
           </w:p>
         </w:tc>
         <w:tc>
           <w:tcPr>
-            <w:tcW w:type="dxa" w:w="3324"/>
+            <w:tcW w:type="dxa" w:w="4986"/>
           </w:tcPr>
           <w:p>
             <w:r/>
@@ -3087,655 +2846,7 @@
               <w:rPr>
                 <w:sz w:val="18"/>
               </w:rPr>
-              <w:t>탭</w:t>
-            </w:r>
-          </w:p>
-        </w:tc>
-        <w:tc>
-          <w:tcPr>
-            <w:tcW w:type="dxa" w:w="3324"/>
-          </w:tcPr>
-          <w:p>
-            <w:r/>
-            <w:r>
-              <w:rPr>
-                <w:sz w:val="18"/>
-              </w:rPr>
-              <w:t>L0</w:t>
-            </w:r>
-          </w:p>
-        </w:tc>
-      </w:tr>
-      <w:tr>
-        <w:tc>
-          <w:tcPr>
-            <w:tcW w:type="dxa" w:w="3324"/>
-          </w:tcPr>
-          <w:p>
-            <w:r/>
-            <w:r>
-              <w:rPr>
-                <w:sz w:val="18"/>
-              </w:rPr>
-              <w:t>Day 띠: “Day 3” + 날짜(작게)</w:t>
-            </w:r>
-          </w:p>
-        </w:tc>
-        <w:tc>
-          <w:tcPr>
-            <w:tcW w:type="dxa" w:w="3324"/>
-          </w:tcPr>
-          <w:p>
-            <w:r/>
-            <w:r>
-              <w:rPr>
-                <w:sz w:val="18"/>
-              </w:rPr>
-              <w:t>—</w:t>
-            </w:r>
-          </w:p>
-        </w:tc>
-        <w:tc>
-          <w:tcPr>
-            <w:tcW w:type="dxa" w:w="3324"/>
-          </w:tcPr>
-          <w:p>
-            <w:r/>
-            <w:r>
-              <w:rPr>
-                <w:sz w:val="18"/>
-              </w:rPr>
-              <w:t>지난 Day 회색, 오늘 강조, 미래 자물쇠</w:t>
-            </w:r>
-          </w:p>
-        </w:tc>
-      </w:tr>
-      <w:tr>
-        <w:tc>
-          <w:tcPr>
-            <w:tcW w:type="dxa" w:w="3324"/>
-          </w:tcPr>
-          <w:p>
-            <w:r/>
-            <w:r>
-              <w:rPr>
-                <w:sz w:val="18"/>
-              </w:rPr>
-              <w:t>노드 4개/Day (지름 72, 루틴 아이콘)</w:t>
-            </w:r>
-          </w:p>
-        </w:tc>
-        <w:tc>
-          <w:tcPr>
-            <w:tcW w:type="dxa" w:w="3324"/>
-          </w:tcPr>
-          <w:p>
-            <w:r/>
-            <w:r>
-              <w:rPr>
-                <w:sz w:val="18"/>
-              </w:rPr>
-              <w:t>열림·진행중 탭</w:t>
-            </w:r>
-          </w:p>
-        </w:tc>
-        <w:tc>
-          <w:tcPr>
-            <w:tcW w:type="dxa" w:w="3324"/>
-          </w:tcPr>
-          <w:p>
-            <w:r/>
-            <w:r>
-              <w:rPr>
-                <w:sz w:val="18"/>
-              </w:rPr>
-              <w:t>L0</w:t>
-            </w:r>
-          </w:p>
-        </w:tc>
-      </w:tr>
-      <w:tr>
-        <w:tc>
-          <w:tcPr>
-            <w:tcW w:type="dxa" w:w="3324"/>
-          </w:tcPr>
-          <w:p>
-            <w:r/>
-          </w:p>
-        </w:tc>
-        <w:tc>
-          <w:tcPr>
-            <w:tcW w:type="dxa" w:w="3324"/>
-          </w:tcPr>
-          <w:p>
-            <w:r/>
-            <w:r>
-              <w:rPr>
-                <w:sz w:val="18"/>
-              </w:rPr>
-              <w:t>완료 탭</w:t>
-            </w:r>
-          </w:p>
-        </w:tc>
-        <w:tc>
-          <w:tcPr>
-            <w:tcW w:type="dxa" w:w="3324"/>
-          </w:tcPr>
-          <w:p>
-            <w:r/>
-            <w:r>
-              <w:rPr>
-                <w:sz w:val="18"/>
-              </w:rPr>
-              <w:t>L0 (다시 하기 / 오늘 스티커 보기)</w:t>
-            </w:r>
-          </w:p>
-        </w:tc>
-      </w:tr>
-      <w:tr>
-        <w:tc>
-          <w:tcPr>
-            <w:tcW w:type="dxa" w:w="3324"/>
-          </w:tcPr>
-          <w:p>
-            <w:r/>
-          </w:p>
-        </w:tc>
-        <w:tc>
-          <w:tcPr>
-            <w:tcW w:type="dxa" w:w="3324"/>
-          </w:tcPr>
-          <w:p>
-            <w:r/>
-            <w:r>
-              <w:rPr>
-                <w:sz w:val="18"/>
-              </w:rPr>
-              <w:t>잠김 탭</w:t>
-            </w:r>
-          </w:p>
-        </w:tc>
-        <w:tc>
-          <w:tcPr>
-            <w:tcW w:type="dxa" w:w="3324"/>
-          </w:tcPr>
-          <w:p>
-            <w:r/>
-            <w:r>
-              <w:rPr>
-                <w:sz w:val="18"/>
-              </w:rPr>
-              <w:t>흔들림 + 음성 “내일 열려요”</w:t>
-            </w:r>
-          </w:p>
-        </w:tc>
-      </w:tr>
-      <w:tr>
-        <w:tc>
-          <w:tcPr>
-            <w:tcW w:type="dxa" w:w="3324"/>
-          </w:tcPr>
-          <w:p>
-            <w:r/>
-          </w:p>
-        </w:tc>
-        <w:tc>
-          <w:tcPr>
-            <w:tcW w:type="dxa" w:w="3324"/>
-          </w:tcPr>
-          <w:p>
-            <w:r/>
-            <w:r>
-              <w:rPr>
-                <w:sz w:val="18"/>
-              </w:rPr>
-              <w:t>놓침 탭</w:t>
-            </w:r>
-          </w:p>
-        </w:tc>
-        <w:tc>
-          <w:tcPr>
-            <w:tcW w:type="dxa" w:w="3324"/>
-          </w:tcPr>
-          <w:p>
-            <w:r/>
-            <w:r>
-              <w:rPr>
-                <w:sz w:val="18"/>
-              </w:rPr>
-              <w:t>음성 “지난 건 부모님이 표시해 줄 수 있어요”</w:t>
-            </w:r>
-          </w:p>
-        </w:tc>
-      </w:tr>
-      <w:tr>
-        <w:tc>
-          <w:tcPr>
-            <w:tcW w:type="dxa" w:w="3324"/>
-          </w:tcPr>
-          <w:p>
-            <w:r/>
-            <w:r>
-              <w:rPr>
-                <w:sz w:val="18"/>
-              </w:rPr>
-              <w:t>오늘 4개 완료</w:t>
-            </w:r>
-          </w:p>
-        </w:tc>
-        <w:tc>
-          <w:tcPr>
-            <w:tcW w:type="dxa" w:w="3324"/>
-          </w:tcPr>
-          <w:p>
-            <w:r/>
-            <w:r>
-              <w:rPr>
-                <w:sz w:val="18"/>
-              </w:rPr>
-              <w:t>—</w:t>
-            </w:r>
-          </w:p>
-        </w:tc>
-        <w:tc>
-          <w:tcPr>
-            <w:tcW w:type="dxa" w:w="3324"/>
-          </w:tcPr>
-          <w:p>
-            <w:r/>
-            <w:r>
-              <w:rPr>
-                <w:sz w:val="18"/>
-              </w:rPr>
-              <w:t>Day 배지 등장, 길이 다음 Day로 그려지는 모션 1회</w:t>
-            </w:r>
-          </w:p>
-        </w:tc>
-      </w:tr>
-      <w:tr>
-        <w:tc>
-          <w:tcPr>
-            <w:tcW w:type="dxa" w:w="3324"/>
-          </w:tcPr>
-          <w:p>
-            <w:r/>
-            <w:r>
-              <w:rPr>
-                <w:sz w:val="18"/>
-              </w:rPr>
-              <w:t>알림 꺼짐 배너 B-01 (부모용, 작게)</w:t>
-            </w:r>
-          </w:p>
-        </w:tc>
-        <w:tc>
-          <w:tcPr>
-            <w:tcW w:type="dxa" w:w="3324"/>
-          </w:tcPr>
-          <w:p>
-            <w:r/>
-            <w:r>
-              <w:rPr>
-                <w:sz w:val="18"/>
-              </w:rPr>
-              <w:t>탭</w:t>
-            </w:r>
-          </w:p>
-        </w:tc>
-        <w:tc>
-          <w:tcPr>
-            <w:tcW w:type="dxa" w:w="3324"/>
-          </w:tcPr>
-          <w:p>
-            <w:r/>
-            <w:r>
-              <w:rPr>
-                <w:sz w:val="18"/>
-              </w:rPr>
-              <w:t>A5</w:t>
-            </w:r>
-          </w:p>
-        </w:tc>
-      </w:tr>
-      <w:tr>
-        <w:tc>
-          <w:tcPr>
-            <w:tcW w:type="dxa" w:w="3324"/>
-          </w:tcPr>
-          <w:p>
-            <w:r/>
-            <w:r>
-              <w:rPr>
-                <w:sz w:val="18"/>
-              </w:rPr>
-              <w:t>맵 끝 (Day 7 후)</w:t>
-            </w:r>
-          </w:p>
-        </w:tc>
-        <w:tc>
-          <w:tcPr>
-            <w:tcW w:type="dxa" w:w="3324"/>
-          </w:tcPr>
-          <w:p>
-            <w:r/>
-            <w:r>
-              <w:rPr>
-                <w:sz w:val="18"/>
-              </w:rPr>
-              <w:t>—</w:t>
-            </w:r>
-          </w:p>
-        </w:tc>
-        <w:tc>
-          <w:tcPr>
-            <w:tcW w:type="dxa" w:w="3324"/>
-          </w:tcPr>
-          <w:p>
-            <w:r/>
-            <w:r>
-              <w:rPr>
-                <w:sz w:val="18"/>
-              </w:rPr>
-              <w:t>트로피 자리. 완료 시 “한 번 더” 노드</w:t>
-            </w:r>
-          </w:p>
-        </w:tc>
-      </w:tr>
-    </w:tbl>
-    <w:p/>
-    <w:p>
-      <w:r>
-        <w:t>노드 상태</w:t>
-      </w:r>
-    </w:p>
-    <w:tbl>
-      <w:tblPr>
-        <w:tblStyle w:val="TableGrid"/>
-        <w:tblW w:type="auto" w:w="0"/>
-        <w:tblLook w:firstColumn="1" w:firstRow="1" w:lastColumn="0" w:lastRow="0" w:noHBand="0" w:noVBand="1" w:val="04A0"/>
-      </w:tblPr>
-      <w:tblGrid>
-        <w:gridCol w:w="3324"/>
-        <w:gridCol w:w="3324"/>
-        <w:gridCol w:w="3324"/>
-      </w:tblGrid>
-      <w:tr>
-        <w:tc>
-          <w:tcPr>
-            <w:tcW w:type="dxa" w:w="3324"/>
-            <w:shd w:val="clear" w:color="auto" w:fill="E9EFEB"/>
-          </w:tcPr>
-          <w:p>
-            <w:r>
-              <w:rPr>
-                <w:b/>
-              </w:rPr>
-            </w:r>
-            <w:r>
-              <w:rPr>
-                <w:b/>
-                <w:sz w:val="18"/>
-              </w:rPr>
-              <w:t>상태</w:t>
-            </w:r>
-          </w:p>
-        </w:tc>
-        <w:tc>
-          <w:tcPr>
-            <w:tcW w:type="dxa" w:w="3324"/>
-            <w:shd w:val="clear" w:color="auto" w:fill="E9EFEB"/>
-          </w:tcPr>
-          <w:p>
-            <w:r>
-              <w:rPr>
-                <w:b/>
-              </w:rPr>
-            </w:r>
-            <w:r>
-              <w:rPr>
-                <w:b/>
-                <w:sz w:val="18"/>
-              </w:rPr>
-              <w:t>조건</w:t>
-            </w:r>
-          </w:p>
-        </w:tc>
-        <w:tc>
-          <w:tcPr>
-            <w:tcW w:type="dxa" w:w="3324"/>
-            <w:shd w:val="clear" w:color="auto" w:fill="E9EFEB"/>
-          </w:tcPr>
-          <w:p>
-            <w:r>
-              <w:rPr>
-                <w:b/>
-              </w:rPr>
-            </w:r>
-            <w:r>
-              <w:rPr>
-                <w:b/>
-                <w:sz w:val="18"/>
-              </w:rPr>
-              <w:t>모양</w:t>
-            </w:r>
-          </w:p>
-        </w:tc>
-      </w:tr>
-      <w:tr>
-        <w:tc>
-          <w:tcPr>
-            <w:tcW w:type="dxa" w:w="3324"/>
-          </w:tcPr>
-          <w:p>
-            <w:r/>
-            <w:r>
-              <w:rPr>
-                <w:sz w:val="18"/>
-              </w:rPr>
-              <w:t>잠김</w:t>
-            </w:r>
-          </w:p>
-        </w:tc>
-        <w:tc>
-          <w:tcPr>
-            <w:tcW w:type="dxa" w:w="3324"/>
-          </w:tcPr>
-          <w:p>
-            <w:r/>
-            <w:r>
-              <w:rPr>
-                <w:sz w:val="18"/>
-              </w:rPr>
-              <w:t>미래 Day</w:t>
-            </w:r>
-          </w:p>
-        </w:tc>
-        <w:tc>
-          <w:tcPr>
-            <w:tcW w:type="dxa" w:w="3324"/>
-          </w:tcPr>
-          <w:p>
-            <w:r/>
-            <w:r>
-              <w:rPr>
-                <w:sz w:val="18"/>
-              </w:rPr>
-              <w:t>회색, 자물쇠</w:t>
-            </w:r>
-          </w:p>
-        </w:tc>
-      </w:tr>
-      <w:tr>
-        <w:tc>
-          <w:tcPr>
-            <w:tcW w:type="dxa" w:w="3324"/>
-          </w:tcPr>
-          <w:p>
-            <w:r/>
-            <w:r>
-              <w:rPr>
-                <w:sz w:val="18"/>
-              </w:rPr>
-              <w:t>열림</w:t>
-            </w:r>
-          </w:p>
-        </w:tc>
-        <w:tc>
-          <w:tcPr>
-            <w:tcW w:type="dxa" w:w="3324"/>
-          </w:tcPr>
-          <w:p>
-            <w:r/>
-            <w:r>
-              <w:rPr>
-                <w:sz w:val="18"/>
-              </w:rPr>
-              <w:t>오늘, 미시작</w:t>
-            </w:r>
-          </w:p>
-        </w:tc>
-        <w:tc>
-          <w:tcPr>
-            <w:tcW w:type="dxa" w:w="3324"/>
-          </w:tcPr>
-          <w:p>
-            <w:r/>
-            <w:r>
-              <w:rPr>
-                <w:sz w:val="18"/>
-              </w:rPr>
-              <w:t>루틴 색 테두리, 살짝 떠 있는 애니메이션</w:t>
-            </w:r>
-          </w:p>
-        </w:tc>
-      </w:tr>
-      <w:tr>
-        <w:tc>
-          <w:tcPr>
-            <w:tcW w:type="dxa" w:w="3324"/>
-          </w:tcPr>
-          <w:p>
-            <w:r/>
-            <w:r>
-              <w:rPr>
-                <w:sz w:val="18"/>
-              </w:rPr>
-              <w:t>진행중</w:t>
-            </w:r>
-          </w:p>
-        </w:tc>
-        <w:tc>
-          <w:tcPr>
-            <w:tcW w:type="dxa" w:w="3324"/>
-          </w:tcPr>
-          <w:p>
-            <w:r/>
-            <w:r>
-              <w:rPr>
-                <w:sz w:val="18"/>
-              </w:rPr>
-              <w:t>오늘, 일부 단계 완료</w:t>
-            </w:r>
-          </w:p>
-        </w:tc>
-        <w:tc>
-          <w:tcPr>
-            <w:tcW w:type="dxa" w:w="3324"/>
-          </w:tcPr>
-          <w:p>
-            <w:r/>
-            <w:r>
-              <w:rPr>
-                <w:sz w:val="18"/>
-              </w:rPr>
-              <w:t>테두리 + 진행 호(arc)</w:t>
-            </w:r>
-          </w:p>
-        </w:tc>
-      </w:tr>
-      <w:tr>
-        <w:tc>
-          <w:tcPr>
-            <w:tcW w:type="dxa" w:w="3324"/>
-          </w:tcPr>
-          <w:p>
-            <w:r/>
-            <w:r>
-              <w:rPr>
-                <w:sz w:val="18"/>
-              </w:rPr>
-              <w:t>완료</w:t>
-            </w:r>
-          </w:p>
-        </w:tc>
-        <w:tc>
-          <w:tcPr>
-            <w:tcW w:type="dxa" w:w="3324"/>
-          </w:tcPr>
-          <w:p>
-            <w:r/>
-            <w:r>
-              <w:rPr>
-                <w:sz w:val="18"/>
-              </w:rPr>
-              <w:t>완료</w:t>
-            </w:r>
-          </w:p>
-        </w:tc>
-        <w:tc>
-          <w:tcPr>
-            <w:tcW w:type="dxa" w:w="3324"/>
-          </w:tcPr>
-          <w:p>
-            <w:r/>
-            <w:r>
-              <w:rPr>
-                <w:sz w:val="18"/>
-              </w:rPr>
-              <w:t>루틴 색 채움 + ✓</w:t>
-            </w:r>
-          </w:p>
-        </w:tc>
-      </w:tr>
-      <w:tr>
-        <w:tc>
-          <w:tcPr>
-            <w:tcW w:type="dxa" w:w="3324"/>
-          </w:tcPr>
-          <w:p>
-            <w:r/>
-            <w:r>
-              <w:rPr>
-                <w:sz w:val="18"/>
-              </w:rPr>
-              <w:t>놓침</w:t>
-            </w:r>
-          </w:p>
-        </w:tc>
-        <w:tc>
-          <w:tcPr>
-            <w:tcW w:type="dxa" w:w="3324"/>
-          </w:tcPr>
-          <w:p>
-            <w:r/>
-            <w:r>
-              <w:rPr>
-                <w:sz w:val="18"/>
-              </w:rPr>
-              <w:t>지난 Day, 미완료</w:t>
-            </w:r>
-          </w:p>
-        </w:tc>
-        <w:tc>
-          <w:tcPr>
-            <w:tcW w:type="dxa" w:w="3324"/>
-          </w:tcPr>
-          <w:p>
-            <w:r/>
-            <w:r>
-              <w:rPr>
-                <w:sz w:val="18"/>
-              </w:rPr>
-              <w:t>점선 회색</w:t>
+              <w:t>버튼 대신 완료 표시와 “다시 듣기”</w:t>
             </w:r>
           </w:p>
         </w:tc>
@@ -3747,398 +2858,109 @@
         <w:pStyle w:val="Heading1"/>
       </w:pPr>
       <w:r>
-        <w:t>L0 시작 시트</w:t>
+        <w:t>J1 소리여행</w:t>
       </w:r>
     </w:p>
-    <w:tbl>
-      <w:tblPr>
-        <w:tblStyle w:val="TableGrid"/>
-        <w:tblW w:type="auto" w:w="0"/>
-        <w:tblLook w:firstColumn="1" w:firstRow="1" w:lastColumn="0" w:lastRow="0" w:noHBand="0" w:noVBand="1" w:val="04A0"/>
-      </w:tblPr>
-      <w:tblGrid>
-        <w:gridCol w:w="3324"/>
-        <w:gridCol w:w="3324"/>
-        <w:gridCol w:w="3324"/>
-      </w:tblGrid>
-      <w:tr>
-        <w:tc>
-          <w:tcPr>
-            <w:tcW w:type="dxa" w:w="3324"/>
-            <w:shd w:val="clear" w:color="auto" w:fill="E9EFEB"/>
-          </w:tcPr>
-          <w:p>
-            <w:r>
-              <w:rPr>
-                <w:b/>
-              </w:rPr>
-            </w:r>
-            <w:r>
-              <w:rPr>
-                <w:b/>
-                <w:sz w:val="18"/>
-              </w:rPr>
-              <w:t>구성</w:t>
-            </w:r>
-          </w:p>
-        </w:tc>
-        <w:tc>
-          <w:tcPr>
-            <w:tcW w:type="dxa" w:w="3324"/>
-            <w:shd w:val="clear" w:color="auto" w:fill="E9EFEB"/>
-          </w:tcPr>
-          <w:p>
-            <w:r>
-              <w:rPr>
-                <w:b/>
-              </w:rPr>
-            </w:r>
-            <w:r>
-              <w:rPr>
-                <w:b/>
-                <w:sz w:val="18"/>
-              </w:rPr>
-              <w:t>사용자가 하면</w:t>
-            </w:r>
-          </w:p>
-        </w:tc>
-        <w:tc>
-          <w:tcPr>
-            <w:tcW w:type="dxa" w:w="3324"/>
-            <w:shd w:val="clear" w:color="auto" w:fill="E9EFEB"/>
-          </w:tcPr>
-          <w:p>
-            <w:r>
-              <w:rPr>
-                <w:b/>
-              </w:rPr>
-            </w:r>
-            <w:r>
-              <w:rPr>
-                <w:b/>
-                <w:sz w:val="18"/>
-              </w:rPr>
-              <w:t>결과</w:t>
-            </w:r>
-          </w:p>
-        </w:tc>
-      </w:tr>
-      <w:tr>
-        <w:tc>
-          <w:tcPr>
-            <w:tcW w:type="dxa" w:w="3324"/>
-          </w:tcPr>
-          <w:p>
-            <w:r/>
-            <w:r>
-              <w:rPr>
-                <w:sz w:val="18"/>
-              </w:rPr>
-              <w:t>루틴 아이콘 + 이름 + “20분”</w:t>
-            </w:r>
-          </w:p>
-        </w:tc>
-        <w:tc>
-          <w:tcPr>
-            <w:tcW w:type="dxa" w:w="3324"/>
-          </w:tcPr>
-          <w:p>
-            <w:r/>
-            <w:r>
-              <w:rPr>
-                <w:sz w:val="18"/>
-              </w:rPr>
-              <w:t>—</w:t>
-            </w:r>
-          </w:p>
-        </w:tc>
-        <w:tc>
-          <w:tcPr>
-            <w:tcW w:type="dxa" w:w="3324"/>
-          </w:tcPr>
-          <w:p>
-            <w:r/>
-            <w:r>
-              <w:rPr>
-                <w:sz w:val="18"/>
-              </w:rPr>
-              <w:t>—</w:t>
-            </w:r>
-          </w:p>
-        </w:tc>
-      </w:tr>
-      <w:tr>
-        <w:tc>
-          <w:tcPr>
-            <w:tcW w:type="dxa" w:w="3324"/>
-          </w:tcPr>
-          <w:p>
-            <w:r/>
-            <w:r>
-              <w:rPr>
-                <w:sz w:val="18"/>
-              </w:rPr>
-              <w:t>영상 썸네일·제목 (작게)</w:t>
-            </w:r>
-          </w:p>
-        </w:tc>
-        <w:tc>
-          <w:tcPr>
-            <w:tcW w:type="dxa" w:w="3324"/>
-          </w:tcPr>
-          <w:p>
-            <w:r/>
-            <w:r>
-              <w:rPr>
-                <w:sz w:val="18"/>
-              </w:rPr>
-              <w:t>—</w:t>
-            </w:r>
-          </w:p>
-        </w:tc>
-        <w:tc>
-          <w:tcPr>
-            <w:tcW w:type="dxa" w:w="3324"/>
-          </w:tcPr>
-          <w:p>
-            <w:r/>
-            <w:r>
-              <w:rPr>
-                <w:sz w:val="18"/>
-              </w:rPr>
-              <w:t>—</w:t>
-            </w:r>
-          </w:p>
-        </w:tc>
-      </w:tr>
-      <w:tr>
-        <w:tc>
-          <w:tcPr>
-            <w:tcW w:type="dxa" w:w="3324"/>
-          </w:tcPr>
-          <w:p>
-            <w:r/>
-            <w:r>
-              <w:rPr>
-                <w:sz w:val="18"/>
-              </w:rPr>
-              <w:t>단계 점: 듣기 루틴 1개 / 주제 루틴 3개</w:t>
-            </w:r>
-          </w:p>
-        </w:tc>
-        <w:tc>
-          <w:tcPr>
-            <w:tcW w:type="dxa" w:w="3324"/>
-          </w:tcPr>
-          <w:p>
-            <w:r/>
-            <w:r>
-              <w:rPr>
-                <w:sz w:val="18"/>
-              </w:rPr>
-              <w:t>—</w:t>
-            </w:r>
-          </w:p>
-        </w:tc>
-        <w:tc>
-          <w:tcPr>
-            <w:tcW w:type="dxa" w:w="3324"/>
-          </w:tcPr>
-          <w:p>
-            <w:r/>
-            <w:r>
-              <w:rPr>
-                <w:sz w:val="18"/>
-              </w:rPr>
-              <w:t>완료 단계는 채움</w:t>
-            </w:r>
-          </w:p>
-        </w:tc>
-      </w:tr>
-      <w:tr>
-        <w:tc>
-          <w:tcPr>
-            <w:tcW w:type="dxa" w:w="3324"/>
-          </w:tcPr>
-          <w:p>
-            <w:r/>
-            <w:r>
-              <w:rPr>
-                <w:sz w:val="18"/>
-              </w:rPr>
-              <w:t>부모 한 줄 (작게): “등원 준비하면서 틀어주세요”</w:t>
-            </w:r>
-          </w:p>
-        </w:tc>
-        <w:tc>
-          <w:tcPr>
-            <w:tcW w:type="dxa" w:w="3324"/>
-          </w:tcPr>
-          <w:p>
-            <w:r/>
-            <w:r>
-              <w:rPr>
-                <w:sz w:val="18"/>
-              </w:rPr>
-              <w:t>—</w:t>
-            </w:r>
-          </w:p>
-        </w:tc>
-        <w:tc>
-          <w:tcPr>
-            <w:tcW w:type="dxa" w:w="3324"/>
-          </w:tcPr>
-          <w:p>
-            <w:r/>
-            <w:r>
-              <w:rPr>
-                <w:sz w:val="18"/>
-              </w:rPr>
-              <w:t>가이드북 문구</w:t>
-            </w:r>
-          </w:p>
-        </w:tc>
-      </w:tr>
-      <w:tr>
-        <w:tc>
-          <w:tcPr>
-            <w:tcW w:type="dxa" w:w="3324"/>
-          </w:tcPr>
-          <w:p>
-            <w:r/>
-            <w:r>
-              <w:rPr>
-                <w:sz w:val="18"/>
-              </w:rPr>
-              <w:t>▶ 시작 (큰 버튼)</w:t>
-            </w:r>
-          </w:p>
-        </w:tc>
-        <w:tc>
-          <w:tcPr>
-            <w:tcW w:type="dxa" w:w="3324"/>
-          </w:tcPr>
-          <w:p>
-            <w:r/>
-            <w:r>
-              <w:rPr>
-                <w:sz w:val="18"/>
-              </w:rPr>
-              <w:t>탭</w:t>
-            </w:r>
-          </w:p>
-        </w:tc>
-        <w:tc>
-          <w:tcPr>
-            <w:tcW w:type="dxa" w:w="3324"/>
-          </w:tcPr>
-          <w:p>
-            <w:r/>
-            <w:r>
-              <w:rPr>
-                <w:sz w:val="18"/>
-              </w:rPr>
-              <w:t>첫 미완료 단계로</w:t>
-            </w:r>
-          </w:p>
-        </w:tc>
-      </w:tr>
-      <w:tr>
-        <w:tc>
-          <w:tcPr>
-            <w:tcW w:type="dxa" w:w="3324"/>
-          </w:tcPr>
-          <w:p>
-            <w:r/>
-            <w:r>
-              <w:rPr>
-                <w:sz w:val="18"/>
-              </w:rPr>
-              <w:t>“이미 들었어요” (작은 링크)</w:t>
-            </w:r>
-          </w:p>
-        </w:tc>
-        <w:tc>
-          <w:tcPr>
-            <w:tcW w:type="dxa" w:w="3324"/>
-          </w:tcPr>
-          <w:p>
-            <w:r/>
-            <w:r>
-              <w:rPr>
-                <w:sz w:val="18"/>
-              </w:rPr>
-              <w:t>탭</w:t>
-            </w:r>
-          </w:p>
-        </w:tc>
-        <w:tc>
-          <w:tcPr>
-            <w:tcW w:type="dxa" w:w="3324"/>
-          </w:tcPr>
-          <w:p>
-            <w:r/>
-            <w:r>
-              <w:rPr>
-                <w:sz w:val="18"/>
-              </w:rPr>
-              <w:t>G1 → 듣기 수동 완료 → L4 또는 L2</w:t>
-            </w:r>
-          </w:p>
-        </w:tc>
-      </w:tr>
-      <w:tr>
-        <w:tc>
-          <w:tcPr>
-            <w:tcW w:type="dxa" w:w="3324"/>
-          </w:tcPr>
-          <w:p>
-            <w:r/>
-            <w:r>
-              <w:rPr>
-                <w:sz w:val="18"/>
-              </w:rPr>
-              <w:t>바깥 탭 / 닫기</w:t>
-            </w:r>
-          </w:p>
-        </w:tc>
-        <w:tc>
-          <w:tcPr>
-            <w:tcW w:type="dxa" w:w="3324"/>
-          </w:tcPr>
-          <w:p>
-            <w:r/>
-            <w:r>
-              <w:rPr>
-                <w:sz w:val="18"/>
-              </w:rPr>
-              <w:t>탭</w:t>
-            </w:r>
-          </w:p>
-        </w:tc>
-        <w:tc>
-          <w:tcPr>
-            <w:tcW w:type="dxa" w:w="3324"/>
-          </w:tcPr>
-          <w:p>
-            <w:r/>
-            <w:r>
-              <w:rPr>
-                <w:sz w:val="18"/>
-              </w:rPr>
-              <w:t>닫힘</w:t>
-            </w:r>
-          </w:p>
-        </w:tc>
-      </w:tr>
-    </w:tbl>
-    <w:p/>
     <w:p>
       <w:pPr>
-        <w:pStyle w:val="Heading1"/>
+        <w:jc w:val="center"/>
       </w:pPr>
       <w:r>
-        <w:t>L1 영상 듣기</w:t>
+        <w:drawing>
+          <wp:inline xmlns:a="http://schemas.openxmlformats.org/drawingml/2006/main" xmlns:pic="http://schemas.openxmlformats.org/drawingml/2006/picture">
+            <wp:extent cx="2232000" cy="4828846"/>
+            <wp:docPr id="11" name="Picture 11"/>
+            <wp:cNvGraphicFramePr>
+              <a:graphicFrameLocks noChangeAspect="1"/>
+            </wp:cNvGraphicFramePr>
+            <a:graphic>
+              <a:graphicData uri="http://schemas.openxmlformats.org/drawingml/2006/picture">
+                <pic:pic>
+                  <pic:nvPicPr>
+                    <pic:cNvPr id="0" name="13-journey-top.png"/>
+                    <pic:cNvPicPr/>
+                  </pic:nvPicPr>
+                  <pic:blipFill>
+                    <a:blip r:embed="rId19"/>
+                    <a:stretch>
+                      <a:fillRect/>
+                    </a:stretch>
+                  </pic:blipFill>
+                  <pic:spPr>
+                    <a:xfrm>
+                      <a:off x="0" y="0"/>
+                      <a:ext cx="2232000" cy="4828846"/>
+                    </a:xfrm>
+                    <a:prstGeom prst="rect"/>
+                  </pic:spPr>
+                </pic:pic>
+              </a:graphicData>
+            </a:graphic>
+          </wp:inline>
+        </w:drawing>
+      </w:r>
+    </w:p>
+    <w:p>
+      <w:pPr>
+        <w:jc w:val="center"/>
+      </w:pPr>
+      <w:r>
+        <w:rPr>
+          <w:color w:val="5E6E67"/>
+          <w:sz w:val="18"/>
+        </w:rPr>
+        <w:t>J1 소리여행 위</w:t>
+      </w:r>
+    </w:p>
+    <w:p>
+      <w:pPr>
+        <w:jc w:val="center"/>
+      </w:pPr>
+      <w:r>
+        <w:drawing>
+          <wp:inline xmlns:a="http://schemas.openxmlformats.org/drawingml/2006/main" xmlns:pic="http://schemas.openxmlformats.org/drawingml/2006/picture">
+            <wp:extent cx="2232000" cy="4828846"/>
+            <wp:docPr id="12" name="Picture 12"/>
+            <wp:cNvGraphicFramePr>
+              <a:graphicFrameLocks noChangeAspect="1"/>
+            </wp:cNvGraphicFramePr>
+            <a:graphic>
+              <a:graphicData uri="http://schemas.openxmlformats.org/drawingml/2006/picture">
+                <pic:pic>
+                  <pic:nvPicPr>
+                    <pic:cNvPr id="0" name="14-journey-bottom.png"/>
+                    <pic:cNvPicPr/>
+                  </pic:nvPicPr>
+                  <pic:blipFill>
+                    <a:blip r:embed="rId20"/>
+                    <a:stretch>
+                      <a:fillRect/>
+                    </a:stretch>
+                  </pic:blipFill>
+                  <pic:spPr>
+                    <a:xfrm>
+                      <a:off x="0" y="0"/>
+                      <a:ext cx="2232000" cy="4828846"/>
+                    </a:xfrm>
+                    <a:prstGeom prst="rect"/>
+                  </pic:spPr>
+                </pic:pic>
+              </a:graphicData>
+            </a:graphic>
+          </wp:inline>
+        </w:drawing>
+      </w:r>
+    </w:p>
+    <w:p>
+      <w:pPr>
+        <w:jc w:val="center"/>
+      </w:pPr>
+      <w:r>
+        <w:rPr>
+          <w:color w:val="5E6E67"/>
+          <w:sz w:val="18"/>
+        </w:rPr>
+        <w:t>J1 소리여행 아래</w:t>
       </w:r>
     </w:p>
     <w:tbl>
@@ -4168,7 +2990,7 @@
                 <w:b/>
                 <w:sz w:val="18"/>
               </w:rPr>
-              <w:t>항목</w:t>
+              <w:t>구역</w:t>
             </w:r>
           </w:p>
         </w:tc>
@@ -4204,7 +3026,7 @@
               <w:rPr>
                 <w:sz w:val="18"/>
               </w:rPr>
-              <w:t>목적</w:t>
+              <w:t>이번 주 카드</w:t>
             </w:r>
           </w:p>
         </w:tc>
@@ -4216,9 +3038,16 @@
             <w:r/>
             <w:r>
               <w:rPr>
+                <w:rFonts w:ascii="Consolas" w:hAnsi="Consolas" w:eastAsia="Consolas"/>
                 <w:sz w:val="18"/>
               </w:rPr>
-              <w:t>유튜브 열고 시간 재기</w:t>
+              <w:t>WEEK 1</w:t>
+            </w:r>
+            <w:r>
+              <w:rPr>
+                <w:sz w:val="18"/>
+              </w:rPr>
+              <w:t>, Colors, “듣고, 찾고, 색깔을 말해요”</w:t>
             </w:r>
           </w:p>
         </w:tc>
@@ -4234,7 +3063,7 @@
               <w:rPr>
                 <w:sz w:val="18"/>
               </w:rPr>
-              <w:t>첫 방문</w:t>
+              <w:t>소리활동 카드</w:t>
             </w:r>
           </w:p>
         </w:tc>
@@ -4248,82 +3077,7 @@
               <w:rPr>
                 <w:sz w:val="18"/>
               </w:rPr>
-              <w:t>G-L1 (부모용: “유튜브에서 틀고 돌아오면 시간이 차 있어요”)</w:t>
-            </w:r>
-          </w:p>
-        </w:tc>
-      </w:tr>
-    </w:tbl>
-    <w:p/>
-    <w:tbl>
-      <w:tblPr>
-        <w:tblStyle w:val="TableGrid"/>
-        <w:tblW w:type="auto" w:w="0"/>
-        <w:tblLook w:firstColumn="1" w:firstRow="1" w:lastColumn="0" w:lastRow="0" w:noHBand="0" w:noVBand="1" w:val="04A0"/>
-      </w:tblPr>
-      <w:tblGrid>
-        <w:gridCol w:w="3324"/>
-        <w:gridCol w:w="3324"/>
-        <w:gridCol w:w="3324"/>
-      </w:tblGrid>
-      <w:tr>
-        <w:tc>
-          <w:tcPr>
-            <w:tcW w:type="dxa" w:w="3324"/>
-            <w:shd w:val="clear" w:color="auto" w:fill="E9EFEB"/>
-          </w:tcPr>
-          <w:p>
-            <w:r>
-              <w:rPr>
-                <w:b/>
-              </w:rPr>
-            </w:r>
-            <w:r>
-              <w:rPr>
-                <w:b/>
-                <w:sz w:val="18"/>
-              </w:rPr>
-              <w:t>구성</w:t>
-            </w:r>
-          </w:p>
-        </w:tc>
-        <w:tc>
-          <w:tcPr>
-            <w:tcW w:type="dxa" w:w="3324"/>
-            <w:shd w:val="clear" w:color="auto" w:fill="E9EFEB"/>
-          </w:tcPr>
-          <w:p>
-            <w:r>
-              <w:rPr>
-                <w:b/>
-              </w:rPr>
-            </w:r>
-            <w:r>
-              <w:rPr>
-                <w:b/>
-                <w:sz w:val="18"/>
-              </w:rPr>
-              <w:t>사용자가 하면</w:t>
-            </w:r>
-          </w:p>
-        </w:tc>
-        <w:tc>
-          <w:tcPr>
-            <w:tcW w:type="dxa" w:w="3324"/>
-            <w:shd w:val="clear" w:color="auto" w:fill="E9EFEB"/>
-          </w:tcPr>
-          <w:p>
-            <w:r>
-              <w:rPr>
-                <w:b/>
-              </w:rPr>
-            </w:r>
-            <w:r>
-              <w:rPr>
-                <w:b/>
-                <w:sz w:val="18"/>
-              </w:rPr>
-              <w:t>결과</w:t>
+              <w:t>“색깔을 듣고, 찾고, 말해요” → J2</w:t>
             </w:r>
           </w:p>
         </w:tc>
@@ -4331,7 +3085,7 @@
       <w:tr>
         <w:tc>
           <w:tcPr>
-            <w:tcW w:type="dxa" w:w="3324"/>
+            <w:tcW w:type="dxa" w:w="4986"/>
           </w:tcPr>
           <w:p>
             <w:r/>
@@ -4339,13 +3093,13 @@
               <w:rPr>
                 <w:sz w:val="18"/>
               </w:rPr>
-              <w:t>큰 원형 타이머 (남은 분:초), 안에 루틴 아이콘</w:t>
+              <w:t>요일 줄</w:t>
             </w:r>
           </w:p>
         </w:tc>
         <w:tc>
           <w:tcPr>
-            <w:tcW w:type="dxa" w:w="3324"/>
+            <w:tcW w:type="dxa" w:w="4986"/>
           </w:tcPr>
           <w:p>
             <w:r/>
@@ -4353,13 +3107,15 @@
               <w:rPr>
                 <w:sz w:val="18"/>
               </w:rPr>
-              <w:t>—</w:t>
+              <w:t>월~일. 한 날은 색이 찬다. 오늘은 테두리</w:t>
             </w:r>
           </w:p>
         </w:tc>
+      </w:tr>
+      <w:tr>
         <w:tc>
           <w:tcPr>
-            <w:tcW w:type="dxa" w:w="3324"/>
+            <w:tcW w:type="dxa" w:w="4986"/>
           </w:tcPr>
           <w:p>
             <w:r/>
@@ -4367,7 +3123,21 @@
               <w:rPr>
                 <w:sz w:val="18"/>
               </w:rPr>
-              <w:t>시작 시각 기준 계산. 앱 밖에서도 흐름</w:t>
+              <w:t>48주 단계</w:t>
+            </w:r>
+          </w:p>
+        </w:tc>
+        <w:tc>
+          <w:tcPr>
+            <w:tcW w:type="dxa" w:w="4986"/>
+          </w:tcPr>
+          <w:p>
+            <w:r/>
+            <w:r>
+              <w:rPr>
+                <w:sz w:val="18"/>
+              </w:rPr>
+              <w:t>LISTEN → LISTEN + PLAY → LISTEN + READ → LISTEN + CONNECT. 지금 단계 강조</w:t>
             </w:r>
           </w:p>
         </w:tc>
@@ -4375,7 +3145,7 @@
       <w:tr>
         <w:tc>
           <w:tcPr>
-            <w:tcW w:type="dxa" w:w="3324"/>
+            <w:tcW w:type="dxa" w:w="4986"/>
           </w:tcPr>
           <w:p>
             <w:r/>
@@ -4383,13 +3153,13 @@
               <w:rPr>
                 <w:sz w:val="18"/>
               </w:rPr>
-              <w:t>▶ “유튜브에서 틀기”</w:t>
+              <w:t>13주 미리보기</w:t>
             </w:r>
           </w:p>
         </w:tc>
         <w:tc>
           <w:tcPr>
-            <w:tcW w:type="dxa" w:w="3324"/>
+            <w:tcW w:type="dxa" w:w="4986"/>
           </w:tcPr>
           <w:p>
             <w:r/>
@@ -4397,329 +3167,7 @@
               <w:rPr>
                 <w:sz w:val="18"/>
               </w:rPr>
-              <w:t>탭</w:t>
-            </w:r>
-          </w:p>
-        </w:tc>
-        <w:tc>
-          <w:tcPr>
-            <w:tcW w:type="dxa" w:w="3324"/>
-          </w:tcPr>
-          <w:p>
-            <w:r/>
-            <w:r>
-              <w:rPr>
-                <w:sz w:val="18"/>
-              </w:rPr>
-              <w:t>시작 시각 저장 → 유튜브 앱/브라우저 열림</w:t>
-            </w:r>
-          </w:p>
-        </w:tc>
-      </w:tr>
-      <w:tr>
-        <w:tc>
-          <w:tcPr>
-            <w:tcW w:type="dxa" w:w="3324"/>
-          </w:tcPr>
-          <w:p>
-            <w:r/>
-            <w:r>
-              <w:rPr>
-                <w:sz w:val="18"/>
-              </w:rPr>
-              <w:t>돌아왔을 때</w:t>
-            </w:r>
-          </w:p>
-        </w:tc>
-        <w:tc>
-          <w:tcPr>
-            <w:tcW w:type="dxa" w:w="3324"/>
-          </w:tcPr>
-          <w:p>
-            <w:r/>
-            <w:r>
-              <w:rPr>
-                <w:sz w:val="18"/>
-              </w:rPr>
-              <w:t>—</w:t>
-            </w:r>
-          </w:p>
-        </w:tc>
-        <w:tc>
-          <w:tcPr>
-            <w:tcW w:type="dxa" w:w="3324"/>
-          </w:tcPr>
-          <w:p>
-            <w:r/>
-            <w:r>
-              <w:rPr>
-                <w:sz w:val="18"/>
-              </w:rPr>
-              <w:t>경과 반영. 아직 안 열었으면 버튼 그대로</w:t>
-            </w:r>
-          </w:p>
-        </w:tc>
-      </w:tr>
-      <w:tr>
-        <w:tc>
-          <w:tcPr>
-            <w:tcW w:type="dxa" w:w="3324"/>
-          </w:tcPr>
-          <w:p>
-            <w:r/>
-            <w:r>
-              <w:rPr>
-                <w:sz w:val="18"/>
-              </w:rPr>
-              <w:t>열기 실패</w:t>
-            </w:r>
-          </w:p>
-        </w:tc>
-        <w:tc>
-          <w:tcPr>
-            <w:tcW w:type="dxa" w:w="3324"/>
-          </w:tcPr>
-          <w:p>
-            <w:r/>
-            <w:r>
-              <w:rPr>
-                <w:sz w:val="18"/>
-              </w:rPr>
-              <w:t>—</w:t>
-            </w:r>
-          </w:p>
-        </w:tc>
-        <w:tc>
-          <w:tcPr>
-            <w:tcW w:type="dxa" w:w="3324"/>
-          </w:tcPr>
-          <w:p>
-            <w:r/>
-            <w:r>
-              <w:rPr>
-                <w:sz w:val="18"/>
-              </w:rPr>
-              <w:t>“다시 열기” / “브라우저로 열기” 버튼</w:t>
-            </w:r>
-          </w:p>
-        </w:tc>
-      </w:tr>
-      <w:tr>
-        <w:tc>
-          <w:tcPr>
-            <w:tcW w:type="dxa" w:w="3324"/>
-          </w:tcPr>
-          <w:p>
-            <w:r/>
-            <w:r>
-              <w:rPr>
-                <w:sz w:val="18"/>
-              </w:rPr>
-              <w:t>부모 가이드 카드 (접힘)</w:t>
-            </w:r>
-          </w:p>
-        </w:tc>
-        <w:tc>
-          <w:tcPr>
-            <w:tcW w:type="dxa" w:w="3324"/>
-          </w:tcPr>
-          <w:p>
-            <w:r/>
-            <w:r>
-              <w:rPr>
-                <w:sz w:val="18"/>
-              </w:rPr>
-              <w:t>펼침</w:t>
-            </w:r>
-          </w:p>
-        </w:tc>
-        <w:tc>
-          <w:tcPr>
-            <w:tcW w:type="dxa" w:w="3324"/>
-          </w:tcPr>
-          <w:p>
-            <w:r/>
-            <w:r>
-              <w:rPr>
-                <w:sz w:val="18"/>
-              </w:rPr>
-              <w:t>표현 예 3줄</w:t>
-            </w:r>
-          </w:p>
-        </w:tc>
-      </w:tr>
-      <w:tr>
-        <w:tc>
-          <w:tcPr>
-            <w:tcW w:type="dxa" w:w="3324"/>
-          </w:tcPr>
-          <w:p>
-            <w:r/>
-            <w:r>
-              <w:rPr>
-                <w:sz w:val="18"/>
-              </w:rPr>
-              <w:t>목표 도달</w:t>
-            </w:r>
-          </w:p>
-        </w:tc>
-        <w:tc>
-          <w:tcPr>
-            <w:tcW w:type="dxa" w:w="3324"/>
-          </w:tcPr>
-          <w:p>
-            <w:r/>
-            <w:r>
-              <w:rPr>
-                <w:sz w:val="18"/>
-              </w:rPr>
-              <w:t>—</w:t>
-            </w:r>
-          </w:p>
-        </w:tc>
-        <w:tc>
-          <w:tcPr>
-            <w:tcW w:type="dxa" w:w="3324"/>
-          </w:tcPr>
-          <w:p>
-            <w:r/>
-            <w:r>
-              <w:rPr>
-                <w:sz w:val="18"/>
-              </w:rPr>
-              <w:t>진동·소리, 캐릭터 박수, 버튼이 ✓ “다 들었어요”</w:t>
-            </w:r>
-          </w:p>
-        </w:tc>
-      </w:tr>
-      <w:tr>
-        <w:tc>
-          <w:tcPr>
-            <w:tcW w:type="dxa" w:w="3324"/>
-          </w:tcPr>
-          <w:p>
-            <w:r/>
-            <w:r>
-              <w:rPr>
-                <w:sz w:val="18"/>
-              </w:rPr>
-              <w:t>✓ “다 들었어요”</w:t>
-            </w:r>
-          </w:p>
-        </w:tc>
-        <w:tc>
-          <w:tcPr>
-            <w:tcW w:type="dxa" w:w="3324"/>
-          </w:tcPr>
-          <w:p>
-            <w:r/>
-            <w:r>
-              <w:rPr>
-                <w:sz w:val="18"/>
-              </w:rPr>
-              <w:t>탭</w:t>
-            </w:r>
-          </w:p>
-        </w:tc>
-        <w:tc>
-          <w:tcPr>
-            <w:tcW w:type="dxa" w:w="3324"/>
-          </w:tcPr>
-          <w:p>
-            <w:r/>
-            <w:r>
-              <w:rPr>
-                <w:sz w:val="18"/>
-              </w:rPr>
-              <w:t>자동 기록 → 듣기 루틴: L4 / 주제: L2</w:t>
-            </w:r>
-          </w:p>
-        </w:tc>
-      </w:tr>
-      <w:tr>
-        <w:tc>
-          <w:tcPr>
-            <w:tcW w:type="dxa" w:w="3324"/>
-          </w:tcPr>
-          <w:p>
-            <w:r/>
-            <w:r>
-              <w:rPr>
-                <w:sz w:val="18"/>
-              </w:rPr>
-              <w:t>“먼저 넘어가기” (작은 링크, 목표 전)</w:t>
-            </w:r>
-          </w:p>
-        </w:tc>
-        <w:tc>
-          <w:tcPr>
-            <w:tcW w:type="dxa" w:w="3324"/>
-          </w:tcPr>
-          <w:p>
-            <w:r/>
-            <w:r>
-              <w:rPr>
-                <w:sz w:val="18"/>
-              </w:rPr>
-              <w:t>탭</w:t>
-            </w:r>
-          </w:p>
-        </w:tc>
-        <w:tc>
-          <w:tcPr>
-            <w:tcW w:type="dxa" w:w="3324"/>
-          </w:tcPr>
-          <w:p>
-            <w:r/>
-            <w:r>
-              <w:rPr>
-                <w:sz w:val="18"/>
-              </w:rPr>
-              <w:t>G1 → D-11 들은 분 선택 → 수동 기록</w:t>
-            </w:r>
-          </w:p>
-        </w:tc>
-      </w:tr>
-      <w:tr>
-        <w:tc>
-          <w:tcPr>
-            <w:tcW w:type="dxa" w:w="3324"/>
-          </w:tcPr>
-          <w:p>
-            <w:r/>
-            <w:r>
-              <w:rPr>
-                <w:sz w:val="18"/>
-              </w:rPr>
-              <w:t>X</w:t>
-            </w:r>
-          </w:p>
-        </w:tc>
-        <w:tc>
-          <w:tcPr>
-            <w:tcW w:type="dxa" w:w="3324"/>
-          </w:tcPr>
-          <w:p>
-            <w:r/>
-            <w:r>
-              <w:rPr>
-                <w:sz w:val="18"/>
-              </w:rPr>
-              <w:t>탭</w:t>
-            </w:r>
-          </w:p>
-        </w:tc>
-        <w:tc>
-          <w:tcPr>
-            <w:tcW w:type="dxa" w:w="3324"/>
-          </w:tcPr>
-          <w:p>
-            <w:r/>
-            <w:r>
-              <w:rPr>
-                <w:sz w:val="18"/>
-              </w:rPr>
-              <w:t>D-10 → 홈, 진행 저장</w:t>
+              <w:t>“어떤 두 단어가 같은 소리로 끝날까요?” 보기 2개, 눌러 보면 답을 알려 준다</w:t>
             </w:r>
           </w:p>
         </w:tc>
@@ -4731,7 +3179,109 @@
         <w:pStyle w:val="Heading1"/>
       </w:pPr>
       <w:r>
-        <w:t>L2 단어 맞추기 (주제 루틴)</w:t>
+        <w:t>J2 소리활동</w:t>
+      </w:r>
+    </w:p>
+    <w:p>
+      <w:pPr>
+        <w:jc w:val="center"/>
+      </w:pPr>
+      <w:r>
+        <w:drawing>
+          <wp:inline xmlns:a="http://schemas.openxmlformats.org/drawingml/2006/main" xmlns:pic="http://schemas.openxmlformats.org/drawingml/2006/picture">
+            <wp:extent cx="2232000" cy="4828846"/>
+            <wp:docPr id="13" name="Picture 13"/>
+            <wp:cNvGraphicFramePr>
+              <a:graphicFrameLocks noChangeAspect="1"/>
+            </wp:cNvGraphicFramePr>
+            <a:graphic>
+              <a:graphicData uri="http://schemas.openxmlformats.org/drawingml/2006/picture">
+                <pic:pic>
+                  <pic:nvPicPr>
+                    <pic:cNvPr id="0" name="15-activity-quiz.png"/>
+                    <pic:cNvPicPr/>
+                  </pic:nvPicPr>
+                  <pic:blipFill>
+                    <a:blip r:embed="rId21"/>
+                    <a:stretch>
+                      <a:fillRect/>
+                    </a:stretch>
+                  </pic:blipFill>
+                  <pic:spPr>
+                    <a:xfrm>
+                      <a:off x="0" y="0"/>
+                      <a:ext cx="2232000" cy="4828846"/>
+                    </a:xfrm>
+                    <a:prstGeom prst="rect"/>
+                  </pic:spPr>
+                </pic:pic>
+              </a:graphicData>
+            </a:graphic>
+          </wp:inline>
+        </w:drawing>
+      </w:r>
+    </w:p>
+    <w:p>
+      <w:pPr>
+        <w:jc w:val="center"/>
+      </w:pPr>
+      <w:r>
+        <w:rPr>
+          <w:color w:val="5E6E67"/>
+          <w:sz w:val="18"/>
+        </w:rPr>
+        <w:t>J2 단어 맞추기</w:t>
+      </w:r>
+    </w:p>
+    <w:p>
+      <w:pPr>
+        <w:jc w:val="center"/>
+      </w:pPr>
+      <w:r>
+        <w:drawing>
+          <wp:inline xmlns:a="http://schemas.openxmlformats.org/drawingml/2006/main" xmlns:pic="http://schemas.openxmlformats.org/drawingml/2006/picture">
+            <wp:extent cx="2232000" cy="4828846"/>
+            <wp:docPr id="14" name="Picture 14"/>
+            <wp:cNvGraphicFramePr>
+              <a:graphicFrameLocks noChangeAspect="1"/>
+            </wp:cNvGraphicFramePr>
+            <a:graphic>
+              <a:graphicData uri="http://schemas.openxmlformats.org/drawingml/2006/picture">
+                <pic:pic>
+                  <pic:nvPicPr>
+                    <pic:cNvPr id="0" name="16-activity-feedback.png"/>
+                    <pic:cNvPicPr/>
+                  </pic:nvPicPr>
+                  <pic:blipFill>
+                    <a:blip r:embed="rId22"/>
+                    <a:stretch>
+                      <a:fillRect/>
+                    </a:stretch>
+                  </pic:blipFill>
+                  <pic:spPr>
+                    <a:xfrm>
+                      <a:off x="0" y="0"/>
+                      <a:ext cx="2232000" cy="4828846"/>
+                    </a:xfrm>
+                    <a:prstGeom prst="rect"/>
+                  </pic:spPr>
+                </pic:pic>
+              </a:graphicData>
+            </a:graphic>
+          </wp:inline>
+        </w:drawing>
+      </w:r>
+    </w:p>
+    <w:p>
+      <w:pPr>
+        <w:jc w:val="center"/>
+      </w:pPr>
+      <w:r>
+        <w:rPr>
+          <w:color w:val="5E6E67"/>
+          <w:sz w:val="18"/>
+        </w:rPr>
+        <w:t>J2 맞힌 뒤</w:t>
       </w:r>
     </w:p>
     <w:tbl>
@@ -4761,7 +3311,7 @@
                 <w:b/>
                 <w:sz w:val="18"/>
               </w:rPr>
-              <w:t>항목</w:t>
+              <w:t>단계</w:t>
             </w:r>
           </w:p>
         </w:tc>
@@ -4797,7 +3347,7 @@
               <w:rPr>
                 <w:sz w:val="18"/>
               </w:rPr>
-              <w:t>사용자</w:t>
+              <w:t>맞추기</w:t>
             </w:r>
           </w:p>
         </w:tc>
@@ -4811,7 +3361,7 @@
               <w:rPr>
                 <w:sz w:val="18"/>
               </w:rPr>
-              <w:t>아이</w:t>
+              <w:t>위에 진행 점, 소리 버튼, 아래에 보기 타일. 고르면 아래 고정된 자리에 결과가 뜬다(화면이 밀리지 않는다)</w:t>
             </w:r>
           </w:p>
         </w:tc>
@@ -4827,7 +3377,7 @@
               <w:rPr>
                 <w:sz w:val="18"/>
               </w:rPr>
-              <w:t>첫 방문</w:t>
+              <w:t>말하기</w:t>
             </w:r>
           </w:p>
         </w:tc>
@@ -4841,7 +3391,7 @@
               <w:rPr>
                 <w:sz w:val="18"/>
               </w:rPr>
-              <w:t>G-L2 음성 “소리를 듣고 맞는 그림을 눌러봐”</w:t>
+              <w:t>큰 그림, 단어, 마이크 버튼. 듣는 동안 물결. 결과는 통과·한 번 더·정답 듣기</w:t>
             </w:r>
           </w:p>
         </w:tc>
@@ -4857,7 +3407,7 @@
               <w:rPr>
                 <w:sz w:val="18"/>
               </w:rPr>
-              <w:t>글자</w:t>
+              <w:t>도움 모드</w:t>
             </w:r>
           </w:p>
         </w:tc>
@@ -4871,82 +3421,7 @@
               <w:rPr>
                 <w:sz w:val="18"/>
               </w:rPr>
-              <w:t>문항 지시문 없음. 🔊 버튼과 그림만</w:t>
-            </w:r>
-          </w:p>
-        </w:tc>
-      </w:tr>
-    </w:tbl>
-    <w:p/>
-    <w:tbl>
-      <w:tblPr>
-        <w:tblStyle w:val="TableGrid"/>
-        <w:tblW w:type="auto" w:w="0"/>
-        <w:tblLook w:firstColumn="1" w:firstRow="1" w:lastColumn="0" w:lastRow="0" w:noHBand="0" w:noVBand="1" w:val="04A0"/>
-      </w:tblPr>
-      <w:tblGrid>
-        <w:gridCol w:w="3324"/>
-        <w:gridCol w:w="3324"/>
-        <w:gridCol w:w="3324"/>
-      </w:tblGrid>
-      <w:tr>
-        <w:tc>
-          <w:tcPr>
-            <w:tcW w:type="dxa" w:w="3324"/>
-            <w:shd w:val="clear" w:color="auto" w:fill="E9EFEB"/>
-          </w:tcPr>
-          <w:p>
-            <w:r>
-              <w:rPr>
-                <w:b/>
-              </w:rPr>
-            </w:r>
-            <w:r>
-              <w:rPr>
-                <w:b/>
-                <w:sz w:val="18"/>
-              </w:rPr>
-              <w:t>구성</w:t>
-            </w:r>
-          </w:p>
-        </w:tc>
-        <w:tc>
-          <w:tcPr>
-            <w:tcW w:type="dxa" w:w="3324"/>
-            <w:shd w:val="clear" w:color="auto" w:fill="E9EFEB"/>
-          </w:tcPr>
-          <w:p>
-            <w:r>
-              <w:rPr>
-                <w:b/>
-              </w:rPr>
-            </w:r>
-            <w:r>
-              <w:rPr>
-                <w:b/>
-                <w:sz w:val="18"/>
-              </w:rPr>
-              <w:t>사용자가 하면</w:t>
-            </w:r>
-          </w:p>
-        </w:tc>
-        <w:tc>
-          <w:tcPr>
-            <w:tcW w:type="dxa" w:w="3324"/>
-            <w:shd w:val="clear" w:color="auto" w:fill="E9EFEB"/>
-          </w:tcPr>
-          <w:p>
-            <w:r>
-              <w:rPr>
-                <w:b/>
-              </w:rPr>
-            </w:r>
-            <w:r>
-              <w:rPr>
-                <w:b/>
-                <w:sz w:val="18"/>
-              </w:rPr>
-              <w:t>결과</w:t>
+              <w:t>마이크를 못 쓰면 “잘 말했어요” 버튼</w:t>
             </w:r>
           </w:p>
         </w:tc>
@@ -4954,7 +3429,7 @@
       <w:tr>
         <w:tc>
           <w:tcPr>
-            <w:tcW w:type="dxa" w:w="3324"/>
+            <w:tcW w:type="dxa" w:w="4986"/>
           </w:tcPr>
           <w:p>
             <w:r/>
@@ -4962,13 +3437,13 @@
               <w:rPr>
                 <w:sz w:val="18"/>
               </w:rPr>
-              <w:t>상단: X · 진행바</w:t>
+              <w:t>마침</w:t>
             </w:r>
           </w:p>
         </w:tc>
         <w:tc>
           <w:tcPr>
-            <w:tcW w:type="dxa" w:w="3324"/>
+            <w:tcW w:type="dxa" w:w="4986"/>
           </w:tcPr>
           <w:p>
             <w:r/>
@@ -4976,279 +3451,7 @@
               <w:rPr>
                 <w:sz w:val="18"/>
               </w:rPr>
-              <w:t>X</w:t>
-            </w:r>
-          </w:p>
-        </w:tc>
-        <w:tc>
-          <w:tcPr>
-            <w:tcW w:type="dxa" w:w="3324"/>
-          </w:tcPr>
-          <w:p>
-            <w:r/>
-            <w:r>
-              <w:rPr>
-                <w:sz w:val="18"/>
-              </w:rPr>
-              <w:t>D-10</w:t>
-            </w:r>
-          </w:p>
-        </w:tc>
-      </w:tr>
-      <w:tr>
-        <w:tc>
-          <w:tcPr>
-            <w:tcW w:type="dxa" w:w="3324"/>
-          </w:tcPr>
-          <w:p>
-            <w:r/>
-            <w:r>
-              <w:rPr>
-                <w:sz w:val="18"/>
-              </w:rPr>
-              <w:t>유형 A 듣고 그림 고르기: 🔊 + 그림 4</w:t>
-            </w:r>
-          </w:p>
-        </w:tc>
-        <w:tc>
-          <w:tcPr>
-            <w:tcW w:type="dxa" w:w="3324"/>
-          </w:tcPr>
-          <w:p>
-            <w:r/>
-            <w:r>
-              <w:rPr>
-                <w:sz w:val="18"/>
-              </w:rPr>
-              <w:t>🔊</w:t>
-            </w:r>
-          </w:p>
-        </w:tc>
-        <w:tc>
-          <w:tcPr>
-            <w:tcW w:type="dxa" w:w="3324"/>
-          </w:tcPr>
-          <w:p>
-            <w:r/>
-            <w:r>
-              <w:rPr>
-                <w:sz w:val="18"/>
-              </w:rPr>
-              <w:t>단어 음성 (자동 1회 + 재생 가능)</w:t>
-            </w:r>
-          </w:p>
-        </w:tc>
-      </w:tr>
-      <w:tr>
-        <w:tc>
-          <w:tcPr>
-            <w:tcW w:type="dxa" w:w="3324"/>
-          </w:tcPr>
-          <w:p>
-            <w:r/>
-          </w:p>
-        </w:tc>
-        <w:tc>
-          <w:tcPr>
-            <w:tcW w:type="dxa" w:w="3324"/>
-          </w:tcPr>
-          <w:p>
-            <w:r/>
-            <w:r>
-              <w:rPr>
-                <w:sz w:val="18"/>
-              </w:rPr>
-              <w:t>그림 탭</w:t>
-            </w:r>
-          </w:p>
-        </w:tc>
-        <w:tc>
-          <w:tcPr>
-            <w:tcW w:type="dxa" w:w="3324"/>
-          </w:tcPr>
-          <w:p>
-            <w:r/>
-            <w:r>
-              <w:rPr>
-                <w:sz w:val="18"/>
-              </w:rPr>
-              <w:t>정답: 초록 테두리·효과음·⭐, 아래 초록 결과 띠 “좋아요!” + 계속. 오답: 흔들림·정답 강조·정답 음성, 아래 결과 띠 “정답은 이거예요” + 정답 그림 + 계속</w:t>
-            </w:r>
-          </w:p>
-        </w:tc>
-      </w:tr>
-      <w:tr>
-        <w:tc>
-          <w:tcPr>
-            <w:tcW w:type="dxa" w:w="3324"/>
-          </w:tcPr>
-          <w:p>
-            <w:r/>
-            <w:r>
-              <w:rPr>
-                <w:sz w:val="18"/>
-              </w:rPr>
-              <w:t>유형 B 그림 보고 고르기: 큰 그림 + 버튼 2~3 (그림+단어, 6~7세는 탭 시 먼저 읽어줌)</w:t>
-            </w:r>
-          </w:p>
-        </w:tc>
-        <w:tc>
-          <w:tcPr>
-            <w:tcW w:type="dxa" w:w="3324"/>
-          </w:tcPr>
-          <w:p>
-            <w:r/>
-            <w:r>
-              <w:rPr>
-                <w:sz w:val="18"/>
-              </w:rPr>
-              <w:t>탭</w:t>
-            </w:r>
-          </w:p>
-        </w:tc>
-        <w:tc>
-          <w:tcPr>
-            <w:tcW w:type="dxa" w:w="3324"/>
-          </w:tcPr>
-          <w:p>
-            <w:r/>
-            <w:r>
-              <w:rPr>
-                <w:sz w:val="18"/>
-              </w:rPr>
-              <w:t>동일</w:t>
-            </w:r>
-          </w:p>
-        </w:tc>
-      </w:tr>
-      <w:tr>
-        <w:tc>
-          <w:tcPr>
-            <w:tcW w:type="dxa" w:w="3324"/>
-          </w:tcPr>
-          <w:p>
-            <w:r/>
-            <w:r>
-              <w:rPr>
-                <w:sz w:val="18"/>
-              </w:rPr>
-              <w:t>유형 C 짝 맞추기: 🔊 4 ↔ 그림 4</w:t>
-            </w:r>
-          </w:p>
-        </w:tc>
-        <w:tc>
-          <w:tcPr>
-            <w:tcW w:type="dxa" w:w="3324"/>
-          </w:tcPr>
-          <w:p>
-            <w:r/>
-            <w:r>
-              <w:rPr>
-                <w:sz w:val="18"/>
-              </w:rPr>
-              <w:t>🔊 → 그림</w:t>
-            </w:r>
-          </w:p>
-        </w:tc>
-        <w:tc>
-          <w:tcPr>
-            <w:tcW w:type="dxa" w:w="3324"/>
-          </w:tcPr>
-          <w:p>
-            <w:r/>
-            <w:r>
-              <w:rPr>
-                <w:sz w:val="18"/>
-              </w:rPr>
-              <w:t>맞으면 둘 다 사라짐</w:t>
-            </w:r>
-          </w:p>
-        </w:tc>
-      </w:tr>
-      <w:tr>
-        <w:tc>
-          <w:tcPr>
-            <w:tcW w:type="dxa" w:w="3324"/>
-          </w:tcPr>
-          <w:p>
-            <w:r/>
-            <w:r>
-              <w:rPr>
-                <w:sz w:val="18"/>
-              </w:rPr>
-              <w:t>유형 D 문장 듣고 색 찾기: 🔊 “It’s red.” + 색 물건 4</w:t>
-            </w:r>
-          </w:p>
-        </w:tc>
-        <w:tc>
-          <w:tcPr>
-            <w:tcW w:type="dxa" w:w="3324"/>
-          </w:tcPr>
-          <w:p>
-            <w:r/>
-            <w:r>
-              <w:rPr>
-                <w:sz w:val="18"/>
-              </w:rPr>
-              <w:t>탭</w:t>
-            </w:r>
-          </w:p>
-        </w:tc>
-        <w:tc>
-          <w:tcPr>
-            <w:tcW w:type="dxa" w:w="3324"/>
-          </w:tcPr>
-          <w:p>
-            <w:r/>
-            <w:r>
-              <w:rPr>
-                <w:sz w:val="18"/>
-              </w:rPr>
-              <w:t>동일</w:t>
-            </w:r>
-          </w:p>
-        </w:tc>
-      </w:tr>
-      <w:tr>
-        <w:tc>
-          <w:tcPr>
-            <w:tcW w:type="dxa" w:w="3324"/>
-          </w:tcPr>
-          <w:p>
-            <w:r/>
-            <w:r>
-              <w:rPr>
-                <w:sz w:val="18"/>
-              </w:rPr>
-              <w:t>결과: 별 N개, 오늘 단어 카드 나열</w:t>
-            </w:r>
-          </w:p>
-        </w:tc>
-        <w:tc>
-          <w:tcPr>
-            <w:tcW w:type="dxa" w:w="3324"/>
-          </w:tcPr>
-          <w:p>
-            <w:r/>
-            <w:r>
-              <w:rPr>
-                <w:sz w:val="18"/>
-              </w:rPr>
-              <w:t>“계속”</w:t>
-            </w:r>
-          </w:p>
-        </w:tc>
-        <w:tc>
-          <w:tcPr>
-            <w:tcW w:type="dxa" w:w="3324"/>
-          </w:tcPr>
-          <w:p>
-            <w:r/>
-            <w:r>
-              <w:rPr>
-                <w:sz w:val="18"/>
-              </w:rPr>
-              <w:t>L3</w:t>
+              <w:t>받은 별, 다시 하기, 돌아가기</w:t>
             </w:r>
           </w:p>
         </w:tc>
@@ -5256,16 +3459,215 @@
     </w:tbl>
     <w:p/>
     <w:p>
+      <w:pPr>
+        <w:pStyle w:val="Heading1"/>
+      </w:pPr>
       <w:r>
-        <w:t>문항 구성(8문항): A×3, B×2, C×1, D×2. 연령대 6~7세는 B에서 글자 대신 그림만.</w:t>
+        <w:t>P1 · P2 · P3 부모</w:t>
       </w:r>
     </w:p>
     <w:p>
       <w:pPr>
-        <w:pStyle w:val="Heading1"/>
+        <w:jc w:val="center"/>
       </w:pPr>
       <w:r>
-        <w:t>L3 단어 말하기 (주제 루틴)</w:t>
+        <w:drawing>
+          <wp:inline xmlns:a="http://schemas.openxmlformats.org/drawingml/2006/main" xmlns:pic="http://schemas.openxmlformats.org/drawingml/2006/picture">
+            <wp:extent cx="2232000" cy="4828846"/>
+            <wp:docPr id="15" name="Picture 15"/>
+            <wp:cNvGraphicFramePr>
+              <a:graphicFrameLocks noChangeAspect="1"/>
+            </wp:cNvGraphicFramePr>
+            <a:graphic>
+              <a:graphicData uri="http://schemas.openxmlformats.org/drawingml/2006/picture">
+                <pic:pic>
+                  <pic:nvPicPr>
+                    <pic:cNvPr id="0" name="17-parent-today.png"/>
+                    <pic:cNvPicPr/>
+                  </pic:nvPicPr>
+                  <pic:blipFill>
+                    <a:blip r:embed="rId23"/>
+                    <a:stretch>
+                      <a:fillRect/>
+                    </a:stretch>
+                  </pic:blipFill>
+                  <pic:spPr>
+                    <a:xfrm>
+                      <a:off x="0" y="0"/>
+                      <a:ext cx="2232000" cy="4828846"/>
+                    </a:xfrm>
+                    <a:prstGeom prst="rect"/>
+                  </pic:spPr>
+                </pic:pic>
+              </a:graphicData>
+            </a:graphic>
+          </wp:inline>
+        </w:drawing>
+      </w:r>
+    </w:p>
+    <w:p>
+      <w:pPr>
+        <w:jc w:val="center"/>
+      </w:pPr>
+      <w:r>
+        <w:rPr>
+          <w:color w:val="5E6E67"/>
+          <w:sz w:val="18"/>
+        </w:rPr>
+        <w:t>P1 부모 · 오늘</w:t>
+      </w:r>
+    </w:p>
+    <w:p>
+      <w:pPr>
+        <w:jc w:val="center"/>
+      </w:pPr>
+      <w:r>
+        <w:drawing>
+          <wp:inline xmlns:a="http://schemas.openxmlformats.org/drawingml/2006/main" xmlns:pic="http://schemas.openxmlformats.org/drawingml/2006/picture">
+            <wp:extent cx="2232000" cy="4828846"/>
+            <wp:docPr id="16" name="Picture 16"/>
+            <wp:cNvGraphicFramePr>
+              <a:graphicFrameLocks noChangeAspect="1"/>
+            </wp:cNvGraphicFramePr>
+            <a:graphic>
+              <a:graphicData uri="http://schemas.openxmlformats.org/drawingml/2006/picture">
+                <pic:pic>
+                  <pic:nvPicPr>
+                    <pic:cNvPr id="0" name="18-parent-week.png"/>
+                    <pic:cNvPicPr/>
+                  </pic:nvPicPr>
+                  <pic:blipFill>
+                    <a:blip r:embed="rId24"/>
+                    <a:stretch>
+                      <a:fillRect/>
+                    </a:stretch>
+                  </pic:blipFill>
+                  <pic:spPr>
+                    <a:xfrm>
+                      <a:off x="0" y="0"/>
+                      <a:ext cx="2232000" cy="4828846"/>
+                    </a:xfrm>
+                    <a:prstGeom prst="rect"/>
+                  </pic:spPr>
+                </pic:pic>
+              </a:graphicData>
+            </a:graphic>
+          </wp:inline>
+        </w:drawing>
+      </w:r>
+    </w:p>
+    <w:p>
+      <w:pPr>
+        <w:jc w:val="center"/>
+      </w:pPr>
+      <w:r>
+        <w:rPr>
+          <w:color w:val="5E6E67"/>
+          <w:sz w:val="18"/>
+        </w:rPr>
+        <w:t>P2 부모 · 주간</w:t>
+      </w:r>
+    </w:p>
+    <w:p>
+      <w:pPr>
+        <w:jc w:val="center"/>
+      </w:pPr>
+      <w:r>
+        <w:drawing>
+          <wp:inline xmlns:a="http://schemas.openxmlformats.org/drawingml/2006/main" xmlns:pic="http://schemas.openxmlformats.org/drawingml/2006/picture">
+            <wp:extent cx="2232000" cy="4828846"/>
+            <wp:docPr id="17" name="Picture 17"/>
+            <wp:cNvGraphicFramePr>
+              <a:graphicFrameLocks noChangeAspect="1"/>
+            </wp:cNvGraphicFramePr>
+            <a:graphic>
+              <a:graphicData uri="http://schemas.openxmlformats.org/drawingml/2006/picture">
+                <pic:pic>
+                  <pic:nvPicPr>
+                    <pic:cNvPr id="0" name="19-parent-month.png"/>
+                    <pic:cNvPicPr/>
+                  </pic:nvPicPr>
+                  <pic:blipFill>
+                    <a:blip r:embed="rId25"/>
+                    <a:stretch>
+                      <a:fillRect/>
+                    </a:stretch>
+                  </pic:blipFill>
+                  <pic:spPr>
+                    <a:xfrm>
+                      <a:off x="0" y="0"/>
+                      <a:ext cx="2232000" cy="4828846"/>
+                    </a:xfrm>
+                    <a:prstGeom prst="rect"/>
+                  </pic:spPr>
+                </pic:pic>
+              </a:graphicData>
+            </a:graphic>
+          </wp:inline>
+        </w:drawing>
+      </w:r>
+    </w:p>
+    <w:p>
+      <w:pPr>
+        <w:jc w:val="center"/>
+      </w:pPr>
+      <w:r>
+        <w:rPr>
+          <w:color w:val="5E6E67"/>
+          <w:sz w:val="18"/>
+        </w:rPr>
+        <w:t>P3 부모 · 월간</w:t>
+      </w:r>
+    </w:p>
+    <w:p>
+      <w:pPr>
+        <w:jc w:val="center"/>
+      </w:pPr>
+      <w:r>
+        <w:drawing>
+          <wp:inline xmlns:a="http://schemas.openxmlformats.org/drawingml/2006/main" xmlns:pic="http://schemas.openxmlformats.org/drawingml/2006/picture">
+            <wp:extent cx="2232000" cy="4828846"/>
+            <wp:docPr id="18" name="Picture 18"/>
+            <wp:cNvGraphicFramePr>
+              <a:graphicFrameLocks noChangeAspect="1"/>
+            </wp:cNvGraphicFramePr>
+            <a:graphic>
+              <a:graphicData uri="http://schemas.openxmlformats.org/drawingml/2006/picture">
+                <pic:pic>
+                  <pic:nvPicPr>
+                    <pic:cNvPr id="0" name="20-parent-bottom.png"/>
+                    <pic:cNvPicPr/>
+                  </pic:nvPicPr>
+                  <pic:blipFill>
+                    <a:blip r:embed="rId26"/>
+                    <a:stretch>
+                      <a:fillRect/>
+                    </a:stretch>
+                  </pic:blipFill>
+                  <pic:spPr>
+                    <a:xfrm>
+                      <a:off x="0" y="0"/>
+                      <a:ext cx="2232000" cy="4828846"/>
+                    </a:xfrm>
+                    <a:prstGeom prst="rect"/>
+                  </pic:spPr>
+                </pic:pic>
+              </a:graphicData>
+            </a:graphic>
+          </wp:inline>
+        </w:drawing>
+      </w:r>
+    </w:p>
+    <w:p>
+      <w:pPr>
+        <w:jc w:val="center"/>
+      </w:pPr>
+      <w:r>
+        <w:rPr>
+          <w:color w:val="5E6E67"/>
+          <w:sz w:val="18"/>
+        </w:rPr>
+        <w:t>부모 아래쪽</w:t>
       </w:r>
     </w:p>
     <w:tbl>
@@ -5295,7 +3697,7 @@
                 <w:b/>
                 <w:sz w:val="18"/>
               </w:rPr>
-              <w:t>항목</w:t>
+              <w:t>구역</w:t>
             </w:r>
           </w:p>
         </w:tc>
@@ -5331,7 +3733,44 @@
               <w:rPr>
                 <w:sz w:val="18"/>
               </w:rPr>
-              <w:t>첫 방문</w:t>
+              <w:t>머리</w:t>
+            </w:r>
+          </w:p>
+        </w:tc>
+        <w:tc>
+          <w:tcPr>
+            <w:tcW w:type="dxa" w:w="4986"/>
+          </w:tcPr>
+          <w:p>
+            <w:r/>
+            <w:r>
+              <w:rPr>
+                <w:rFonts w:ascii="Consolas" w:hAnsi="Consolas" w:eastAsia="Consolas"/>
+                <w:sz w:val="18"/>
+              </w:rPr>
+              <w:t>PARENT REPORT</w:t>
+            </w:r>
+            <w:r>
+              <w:rPr>
+                <w:sz w:val="18"/>
+              </w:rPr>
+              <w:t>, “○○의 기록”</w:t>
+            </w:r>
+          </w:p>
+        </w:tc>
+      </w:tr>
+      <w:tr>
+        <w:tc>
+          <w:tcPr>
+            <w:tcW w:type="dxa" w:w="4986"/>
+          </w:tcPr>
+          <w:p>
+            <w:r/>
+            <w:r>
+              <w:rPr>
+                <w:sz w:val="18"/>
+              </w:rPr>
+              <w:t>요약 네 칸</w:t>
             </w:r>
           </w:p>
         </w:tc>
@@ -5345,82 +3784,53 @@
               <w:rPr>
                 <w:sz w:val="18"/>
               </w:rPr>
-              <w:t>G-L3 음성 “듣고 따라 말해봐. 마이크를 꾹 누르고 말해”</w:t>
-            </w:r>
-          </w:p>
-        </w:tc>
-      </w:tr>
-    </w:tbl>
-    <w:p/>
-    <w:tbl>
-      <w:tblPr>
-        <w:tblStyle w:val="TableGrid"/>
-        <w:tblW w:type="auto" w:w="0"/>
-        <w:tblLook w:firstColumn="1" w:firstRow="1" w:lastColumn="0" w:lastRow="0" w:noHBand="0" w:noVBand="1" w:val="04A0"/>
-      </w:tblPr>
-      <w:tblGrid>
-        <w:gridCol w:w="3324"/>
-        <w:gridCol w:w="3324"/>
-        <w:gridCol w:w="3324"/>
-      </w:tblGrid>
-      <w:tr>
-        <w:tc>
-          <w:tcPr>
-            <w:tcW w:type="dxa" w:w="3324"/>
-            <w:shd w:val="clear" w:color="auto" w:fill="E9EFEB"/>
-          </w:tcPr>
-          <w:p>
-            <w:r>
-              <w:rPr>
-                <w:b/>
-              </w:rPr>
+              <w:t xml:space="preserve">오늘 소리노출 </w:t>
             </w:r>
             <w:r>
               <w:rPr>
-                <w:b/>
+                <w:rFonts w:ascii="Consolas" w:hAnsi="Consolas" w:eastAsia="Consolas"/>
                 <w:sz w:val="18"/>
               </w:rPr>
-              <w:t>구성</w:t>
-            </w:r>
-          </w:p>
-        </w:tc>
-        <w:tc>
-          <w:tcPr>
-            <w:tcW w:type="dxa" w:w="3324"/>
-            <w:shd w:val="clear" w:color="auto" w:fill="E9EFEB"/>
-          </w:tcPr>
-          <w:p>
-            <w:r>
-              <w:rPr>
-                <w:b/>
-              </w:rPr>
+              <w:t>20 / 90분</w:t>
             </w:r>
             <w:r>
               <w:rPr>
-                <w:b/>
                 <w:sz w:val="18"/>
               </w:rPr>
-              <w:t>사용자가 하면</w:t>
-            </w:r>
-          </w:p>
-        </w:tc>
-        <w:tc>
-          <w:tcPr>
-            <w:tcW w:type="dxa" w:w="3324"/>
-            <w:shd w:val="clear" w:color="auto" w:fill="E9EFEB"/>
-          </w:tcPr>
-          <w:p>
-            <w:r>
-              <w:rPr>
-                <w:b/>
-              </w:rPr>
+              <w:t xml:space="preserve"> · 연속 </w:t>
             </w:r>
             <w:r>
               <w:rPr>
-                <w:b/>
+                <w:rFonts w:ascii="Consolas" w:hAnsi="Consolas" w:eastAsia="Consolas"/>
                 <w:sz w:val="18"/>
               </w:rPr>
-              <w:t>결과</w:t>
+              <w:t>1일</w:t>
+            </w:r>
+            <w:r>
+              <w:rPr>
+                <w:sz w:val="18"/>
+              </w:rPr>
+              <w:t xml:space="preserve"> · 이번 주 루틴 </w:t>
+            </w:r>
+            <w:r>
+              <w:rPr>
+                <w:rFonts w:ascii="Consolas" w:hAnsi="Consolas" w:eastAsia="Consolas"/>
+                <w:sz w:val="18"/>
+              </w:rPr>
+              <w:t>1 / 28</w:t>
+            </w:r>
+            <w:r>
+              <w:rPr>
+                <w:sz w:val="18"/>
+              </w:rPr>
+              <w:t xml:space="preserve"> · 총 소리노출 </w:t>
+            </w:r>
+            <w:r>
+              <w:rPr>
+                <w:rFonts w:ascii="Consolas" w:hAnsi="Consolas" w:eastAsia="Consolas"/>
+                <w:sz w:val="18"/>
+              </w:rPr>
+              <w:t>20분</w:t>
             </w:r>
           </w:p>
         </w:tc>
@@ -5428,7 +3838,7 @@
       <w:tr>
         <w:tc>
           <w:tcPr>
-            <w:tcW w:type="dxa" w:w="3324"/>
+            <w:tcW w:type="dxa" w:w="4986"/>
           </w:tcPr>
           <w:p>
             <w:r/>
@@ -5436,13 +3846,13 @@
               <w:rPr>
                 <w:sz w:val="18"/>
               </w:rPr>
-              <w:t>단어 카드: 그림 + 단어 + 🔊, 진행 “2/4” 점</w:t>
+              <w:t>기간 고르기</w:t>
             </w:r>
           </w:p>
         </w:tc>
         <w:tc>
           <w:tcPr>
-            <w:tcW w:type="dxa" w:w="3324"/>
+            <w:tcW w:type="dxa" w:w="4986"/>
           </w:tcPr>
           <w:p>
             <w:r/>
@@ -5450,13 +3860,15 @@
               <w:rPr>
                 <w:sz w:val="18"/>
               </w:rPr>
-              <w:t>🔊</w:t>
+              <w:t>오늘 · 주간 · 월간</w:t>
             </w:r>
           </w:p>
         </w:tc>
+      </w:tr>
+      <w:tr>
         <w:tc>
           <w:tcPr>
-            <w:tcW w:type="dxa" w:w="3324"/>
+            <w:tcW w:type="dxa" w:w="4986"/>
           </w:tcPr>
           <w:p>
             <w:r/>
@@ -5464,7 +3876,21 @@
               <w:rPr>
                 <w:sz w:val="18"/>
               </w:rPr>
-              <w:t>음성 재생</w:t>
+              <w:t>오늘</w:t>
+            </w:r>
+          </w:p>
+        </w:tc>
+        <w:tc>
+          <w:tcPr>
+            <w:tcW w:type="dxa" w:w="4986"/>
+          </w:tcPr>
+          <w:p>
+            <w:r/>
+            <w:r>
+              <w:rPr>
+                <w:sz w:val="18"/>
+              </w:rPr>
+              <w:t>루틴 네 줄: 색 점, 이름, 분, 상태</w:t>
             </w:r>
           </w:p>
         </w:tc>
@@ -5472,7 +3898,7 @@
       <w:tr>
         <w:tc>
           <w:tcPr>
-            <w:tcW w:type="dxa" w:w="3324"/>
+            <w:tcW w:type="dxa" w:w="4986"/>
           </w:tcPr>
           <w:p>
             <w:r/>
@@ -5480,13 +3906,13 @@
               <w:rPr>
                 <w:sz w:val="18"/>
               </w:rPr>
-              <w:t>🎤 큰 버튼</w:t>
+              <w:t>주간</w:t>
             </w:r>
           </w:p>
         </w:tc>
         <w:tc>
           <w:tcPr>
-            <w:tcW w:type="dxa" w:w="3324"/>
+            <w:tcW w:type="dxa" w:w="4986"/>
           </w:tcPr>
           <w:p>
             <w:r/>
@@ -5494,13 +3920,15 @@
               <w:rPr>
                 <w:sz w:val="18"/>
               </w:rPr>
-              <w:t>길게 누름</w:t>
+              <w:t>루틴(행) × 월~일(열). ● 앱 완료, ◐ 부모 표시, ○ 안 함, 빈칸 해당 없음. 칸을 눌러 표시·해제</w:t>
             </w:r>
           </w:p>
         </w:tc>
+      </w:tr>
+      <w:tr>
         <w:tc>
           <w:tcPr>
-            <w:tcW w:type="dxa" w:w="3324"/>
+            <w:tcW w:type="dxa" w:w="4986"/>
           </w:tcPr>
           <w:p>
             <w:r/>
@@ -5508,7 +3936,21 @@
               <w:rPr>
                 <w:sz w:val="18"/>
               </w:rPr>
-              <w:t>파형 애니메이션, 녹음 → 인식 → 판정</w:t>
+              <w:t>월간</w:t>
+            </w:r>
+          </w:p>
+        </w:tc>
+        <w:tc>
+          <w:tcPr>
+            <w:tcW w:type="dxa" w:w="4986"/>
+          </w:tcPr>
+          <w:p>
+            <w:r/>
+            <w:r>
+              <w:rPr>
+                <w:sz w:val="18"/>
+              </w:rPr>
+              <w:t>달력. 다 한 날은 진한 색, 일부 한 날은 옅은 색</w:t>
             </w:r>
           </w:p>
         </w:tc>
@@ -5516,7 +3958,7 @@
       <w:tr>
         <w:tc>
           <w:tcPr>
-            <w:tcW w:type="dxa" w:w="3324"/>
+            <w:tcW w:type="dxa" w:w="4986"/>
           </w:tcPr>
           <w:p>
             <w:r/>
@@ -5524,13 +3966,13 @@
               <w:rPr>
                 <w:sz w:val="18"/>
               </w:rPr>
-              <w:t>판정 통과</w:t>
+              <w:t>이번 주 한눈에</w:t>
             </w:r>
           </w:p>
         </w:tc>
         <w:tc>
           <w:tcPr>
-            <w:tcW w:type="dxa" w:w="3324"/>
+            <w:tcW w:type="dxa" w:w="4986"/>
           </w:tcPr>
           <w:p>
             <w:r/>
@@ -5538,13 +3980,22 @@
               <w:rPr>
                 <w:sz w:val="18"/>
               </w:rPr>
-              <w:t>—</w:t>
+              <w:t xml:space="preserve">루틴별 완료 막대 </w:t>
+            </w:r>
+            <w:r>
+              <w:rPr>
+                <w:rFonts w:ascii="Consolas" w:hAnsi="Consolas" w:eastAsia="Consolas"/>
+                <w:sz w:val="18"/>
+              </w:rPr>
+              <w:t>2 / 5</w:t>
             </w:r>
           </w:p>
         </w:tc>
+      </w:tr>
+      <w:tr>
         <w:tc>
           <w:tcPr>
-            <w:tcW w:type="dxa" w:w="3324"/>
+            <w:tcW w:type="dxa" w:w="4986"/>
           </w:tcPr>
           <w:p>
             <w:r/>
@@ -5552,15 +4003,13 @@
               <w:rPr>
                 <w:sz w:val="18"/>
               </w:rPr>
-              <w:t>캐릭터 “멋져요!” 음성, ⭐, 다음 카드</w:t>
+              <w:t>모은 스티커</w:t>
             </w:r>
           </w:p>
         </w:tc>
-      </w:tr>
-      <w:tr>
         <w:tc>
           <w:tcPr>
-            <w:tcW w:type="dxa" w:w="3324"/>
+            <w:tcW w:type="dxa" w:w="4986"/>
           </w:tcPr>
           <w:p>
             <w:r/>
@@ -5568,211 +4017,7 @@
               <w:rPr>
                 <w:sz w:val="18"/>
               </w:rPr>
-              <w:t>판정 미달 1회</w:t>
-            </w:r>
-          </w:p>
-        </w:tc>
-        <w:tc>
-          <w:tcPr>
-            <w:tcW w:type="dxa" w:w="3324"/>
-          </w:tcPr>
-          <w:p>
-            <w:r/>
-            <w:r>
-              <w:rPr>
-                <w:sz w:val="18"/>
-              </w:rPr>
-              <w:t>—</w:t>
-            </w:r>
-          </w:p>
-        </w:tc>
-        <w:tc>
-          <w:tcPr>
-            <w:tcW w:type="dxa" w:w="3324"/>
-          </w:tcPr>
-          <w:p>
-            <w:r/>
-            <w:r>
-              <w:rPr>
-                <w:sz w:val="18"/>
-              </w:rPr>
-              <w:t>“한 번 더?” 음성, 카드 그대로</w:t>
-            </w:r>
-          </w:p>
-        </w:tc>
-      </w:tr>
-      <w:tr>
-        <w:tc>
-          <w:tcPr>
-            <w:tcW w:type="dxa" w:w="3324"/>
-          </w:tcPr>
-          <w:p>
-            <w:r/>
-            <w:r>
-              <w:rPr>
-                <w:sz w:val="18"/>
-              </w:rPr>
-              <w:t>미달 2회</w:t>
-            </w:r>
-          </w:p>
-        </w:tc>
-        <w:tc>
-          <w:tcPr>
-            <w:tcW w:type="dxa" w:w="3324"/>
-          </w:tcPr>
-          <w:p>
-            <w:r/>
-            <w:r>
-              <w:rPr>
-                <w:sz w:val="18"/>
-              </w:rPr>
-              <w:t>—</w:t>
-            </w:r>
-          </w:p>
-        </w:tc>
-        <w:tc>
-          <w:tcPr>
-            <w:tcW w:type="dxa" w:w="3324"/>
-          </w:tcPr>
-          <w:p>
-            <w:r/>
-            <w:r>
-              <w:rPr>
-                <w:sz w:val="18"/>
-              </w:rPr>
-              <w:t>“잘 들었어요!” 통과</w:t>
-            </w:r>
-          </w:p>
-        </w:tc>
-      </w:tr>
-      <w:tr>
-        <w:tc>
-          <w:tcPr>
-            <w:tcW w:type="dxa" w:w="3324"/>
-          </w:tcPr>
-          <w:p>
-            <w:r/>
-            <w:r>
-              <w:rPr>
-                <w:sz w:val="18"/>
-              </w:rPr>
-              <w:t>마이크 불가</w:t>
-            </w:r>
-          </w:p>
-        </w:tc>
-        <w:tc>
-          <w:tcPr>
-            <w:tcW w:type="dxa" w:w="3324"/>
-          </w:tcPr>
-          <w:p>
-            <w:r/>
-            <w:r>
-              <w:rPr>
-                <w:sz w:val="18"/>
-              </w:rPr>
-              <w:t>—</w:t>
-            </w:r>
-          </w:p>
-        </w:tc>
-        <w:tc>
-          <w:tcPr>
-            <w:tcW w:type="dxa" w:w="3324"/>
-          </w:tcPr>
-          <w:p>
-            <w:r/>
-            <w:r>
-              <w:rPr>
-                <w:sz w:val="18"/>
-              </w:rPr>
-              <w:t>부모 들어주기 모드 D-12: 아이가 말하면 부모가 ✓</w:t>
-            </w:r>
-          </w:p>
-        </w:tc>
-      </w:tr>
-      <w:tr>
-        <w:tc>
-          <w:tcPr>
-            <w:tcW w:type="dxa" w:w="3324"/>
-          </w:tcPr>
-          <w:p>
-            <w:r/>
-            <w:r>
-              <w:rPr>
-                <w:sz w:val="18"/>
-              </w:rPr>
-              <w:t>“건너뛰기” (작게)</w:t>
-            </w:r>
-          </w:p>
-        </w:tc>
-        <w:tc>
-          <w:tcPr>
-            <w:tcW w:type="dxa" w:w="3324"/>
-          </w:tcPr>
-          <w:p>
-            <w:r/>
-            <w:r>
-              <w:rPr>
-                <w:sz w:val="18"/>
-              </w:rPr>
-              <w:t>탭</w:t>
-            </w:r>
-          </w:p>
-        </w:tc>
-        <w:tc>
-          <w:tcPr>
-            <w:tcW w:type="dxa" w:w="3324"/>
-          </w:tcPr>
-          <w:p>
-            <w:r/>
-            <w:r>
-              <w:rPr>
-                <w:sz w:val="18"/>
-              </w:rPr>
-              <w:t>다음 카드, skipped</w:t>
-            </w:r>
-          </w:p>
-        </w:tc>
-      </w:tr>
-      <w:tr>
-        <w:tc>
-          <w:tcPr>
-            <w:tcW w:type="dxa" w:w="3324"/>
-          </w:tcPr>
-          <w:p>
-            <w:r/>
-            <w:r>
-              <w:rPr>
-                <w:sz w:val="18"/>
-              </w:rPr>
-              <w:t>마지막 카드 후</w:t>
-            </w:r>
-          </w:p>
-        </w:tc>
-        <w:tc>
-          <w:tcPr>
-            <w:tcW w:type="dxa" w:w="3324"/>
-          </w:tcPr>
-          <w:p>
-            <w:r/>
-            <w:r>
-              <w:rPr>
-                <w:sz w:val="18"/>
-              </w:rPr>
-              <w:t>—</w:t>
-            </w:r>
-          </w:p>
-        </w:tc>
-        <w:tc>
-          <w:tcPr>
-            <w:tcW w:type="dxa" w:w="3324"/>
-          </w:tcPr>
-          <w:p>
-            <w:r/>
-            <w:r>
-              <w:rPr>
-                <w:sz w:val="18"/>
-              </w:rPr>
-              <w:t>L4</w:t>
+              <w:t>28칸. 완료할 때마다 그 루틴의 캐릭터가 붙는다</w:t>
             </w:r>
           </w:p>
         </w:tc>
@@ -5780,650 +4025,103 @@
     </w:tbl>
     <w:p/>
     <w:p>
-      <w:pPr>
-        <w:pStyle w:val="Heading1"/>
-      </w:pPr>
       <w:r>
-        <w:t>L4 완료</w:t>
+        <w:t xml:space="preserve">부모 화면의 루틴 색은 시안대로 노랑 </w:t>
+      </w:r>
+      <w:r>
+        <w:rPr>
+          <w:rFonts w:ascii="Consolas" w:hAnsi="Consolas" w:eastAsia="Consolas"/>
+        </w:rPr>
+        <w:t>#FFD34D</w:t>
+      </w:r>
+      <w:r>
+        <w:t xml:space="preserve">, 코랄 </w:t>
+      </w:r>
+      <w:r>
+        <w:rPr>
+          <w:rFonts w:ascii="Consolas" w:hAnsi="Consolas" w:eastAsia="Consolas"/>
+        </w:rPr>
+        <w:t>#FF765D</w:t>
+      </w:r>
+      <w:r>
+        <w:t xml:space="preserve">, 초록 </w:t>
+      </w:r>
+      <w:r>
+        <w:rPr>
+          <w:rFonts w:ascii="Consolas" w:hAnsi="Consolas" w:eastAsia="Consolas"/>
+        </w:rPr>
+        <w:t>#4DB584</w:t>
+      </w:r>
+      <w:r>
+        <w:t xml:space="preserve">, 보라 </w:t>
+      </w:r>
+      <w:r>
+        <w:rPr>
+          <w:rFonts w:ascii="Consolas" w:hAnsi="Consolas" w:eastAsia="Consolas"/>
+        </w:rPr>
+        <w:t>#756BE3</w:t>
+      </w:r>
+      <w:r>
+        <w:t>입니다.</w:t>
       </w:r>
     </w:p>
-    <w:tbl>
-      <w:tblPr>
-        <w:tblStyle w:val="TableGrid"/>
-        <w:tblW w:type="auto" w:w="0"/>
-        <w:tblLook w:firstColumn="1" w:firstRow="1" w:lastColumn="0" w:lastRow="0" w:noHBand="0" w:noVBand="1" w:val="04A0"/>
-      </w:tblPr>
-      <w:tblGrid>
-        <w:gridCol w:w="3324"/>
-        <w:gridCol w:w="3324"/>
-        <w:gridCol w:w="3324"/>
-      </w:tblGrid>
-      <w:tr>
-        <w:tc>
-          <w:tcPr>
-            <w:tcW w:type="dxa" w:w="3324"/>
-            <w:shd w:val="clear" w:color="auto" w:fill="E9EFEB"/>
-          </w:tcPr>
-          <w:p>
-            <w:r>
-              <w:rPr>
-                <w:b/>
-              </w:rPr>
-            </w:r>
-            <w:r>
-              <w:rPr>
-                <w:b/>
-                <w:sz w:val="18"/>
-              </w:rPr>
-              <w:t>구성</w:t>
-            </w:r>
-          </w:p>
-        </w:tc>
-        <w:tc>
-          <w:tcPr>
-            <w:tcW w:type="dxa" w:w="3324"/>
-            <w:shd w:val="clear" w:color="auto" w:fill="E9EFEB"/>
-          </w:tcPr>
-          <w:p>
-            <w:r>
-              <w:rPr>
-                <w:b/>
-              </w:rPr>
-            </w:r>
-            <w:r>
-              <w:rPr>
-                <w:b/>
-                <w:sz w:val="18"/>
-              </w:rPr>
-              <w:t>사용자가 하면</w:t>
-            </w:r>
-          </w:p>
-        </w:tc>
-        <w:tc>
-          <w:tcPr>
-            <w:tcW w:type="dxa" w:w="3324"/>
-            <w:shd w:val="clear" w:color="auto" w:fill="E9EFEB"/>
-          </w:tcPr>
-          <w:p>
-            <w:r>
-              <w:rPr>
-                <w:b/>
-              </w:rPr>
-            </w:r>
-            <w:r>
-              <w:rPr>
-                <w:b/>
-                <w:sz w:val="18"/>
-              </w:rPr>
-              <w:t>결과</w:t>
-            </w:r>
-          </w:p>
-        </w:tc>
-      </w:tr>
-      <w:tr>
-        <w:tc>
-          <w:tcPr>
-            <w:tcW w:type="dxa" w:w="3324"/>
-          </w:tcPr>
-          <w:p>
-            <w:r/>
-            <w:r>
-              <w:rPr>
-                <w:sz w:val="18"/>
-              </w:rPr>
-              <w:t>캐릭터 축하 + 스티커 1장 붙는 모션</w:t>
-            </w:r>
-          </w:p>
-        </w:tc>
-        <w:tc>
-          <w:tcPr>
-            <w:tcW w:type="dxa" w:w="3324"/>
-          </w:tcPr>
-          <w:p>
-            <w:r/>
-            <w:r>
-              <w:rPr>
-                <w:sz w:val="18"/>
-              </w:rPr>
-              <w:t>—</w:t>
-            </w:r>
-          </w:p>
-        </w:tc>
-        <w:tc>
-          <w:tcPr>
-            <w:tcW w:type="dxa" w:w="3324"/>
-          </w:tcPr>
-          <w:p>
-            <w:r/>
-            <w:r>
-              <w:rPr>
-                <w:sz w:val="18"/>
-              </w:rPr>
-              <w:t>자동</w:t>
-            </w:r>
-          </w:p>
-        </w:tc>
-      </w:tr>
-      <w:tr>
-        <w:tc>
-          <w:tcPr>
-            <w:tcW w:type="dxa" w:w="3324"/>
-          </w:tcPr>
-          <w:p>
-            <w:r/>
-            <w:r>
-              <w:rPr>
-                <w:sz w:val="18"/>
-              </w:rPr>
-              <w:t>별 합계, 오늘 진행 링 (예: 60/90)</w:t>
-            </w:r>
-          </w:p>
-        </w:tc>
-        <w:tc>
-          <w:tcPr>
-            <w:tcW w:type="dxa" w:w="3324"/>
-          </w:tcPr>
-          <w:p>
-            <w:r/>
-            <w:r>
-              <w:rPr>
-                <w:sz w:val="18"/>
-              </w:rPr>
-              <w:t>—</w:t>
-            </w:r>
-          </w:p>
-        </w:tc>
-        <w:tc>
-          <w:tcPr>
-            <w:tcW w:type="dxa" w:w="3324"/>
-          </w:tcPr>
-          <w:p>
-            <w:r/>
-            <w:r>
-              <w:rPr>
-                <w:sz w:val="18"/>
-              </w:rPr>
-              <w:t>—</w:t>
-            </w:r>
-          </w:p>
-        </w:tc>
-      </w:tr>
-      <w:tr>
-        <w:tc>
-          <w:tcPr>
-            <w:tcW w:type="dxa" w:w="3324"/>
-          </w:tcPr>
-          <w:p>
-            <w:r/>
-            <w:r>
-              <w:rPr>
-                <w:sz w:val="18"/>
-              </w:rPr>
-              <w:t>하루 4개째: “오늘 다 했어!” 배지 + 연속 +1 + 컨페티</w:t>
-            </w:r>
-          </w:p>
-        </w:tc>
-        <w:tc>
-          <w:tcPr>
-            <w:tcW w:type="dxa" w:w="3324"/>
-          </w:tcPr>
-          <w:p>
-            <w:r/>
-            <w:r>
-              <w:rPr>
-                <w:sz w:val="18"/>
-              </w:rPr>
-              <w:t>—</w:t>
-            </w:r>
-          </w:p>
-        </w:tc>
-        <w:tc>
-          <w:tcPr>
-            <w:tcW w:type="dxa" w:w="3324"/>
-          </w:tcPr>
-          <w:p>
-            <w:r/>
-            <w:r>
-              <w:rPr>
-                <w:sz w:val="18"/>
-              </w:rPr>
-              <w:t>1회</w:t>
-            </w:r>
-          </w:p>
-        </w:tc>
-      </w:tr>
-      <w:tr>
-        <w:tc>
-          <w:tcPr>
-            <w:tcW w:type="dxa" w:w="3324"/>
-          </w:tcPr>
-          <w:p>
-            <w:r/>
-            <w:r>
-              <w:rPr>
-                <w:sz w:val="18"/>
-              </w:rPr>
-              <w:t>“홈으로”</w:t>
-            </w:r>
-          </w:p>
-        </w:tc>
-        <w:tc>
-          <w:tcPr>
-            <w:tcW w:type="dxa" w:w="3324"/>
-          </w:tcPr>
-          <w:p>
-            <w:r/>
-            <w:r>
-              <w:rPr>
-                <w:sz w:val="18"/>
-              </w:rPr>
-              <w:t>탭</w:t>
-            </w:r>
-          </w:p>
-        </w:tc>
-        <w:tc>
-          <w:tcPr>
-            <w:tcW w:type="dxa" w:w="3324"/>
-          </w:tcPr>
-          <w:p>
-            <w:r/>
-            <w:r>
-              <w:rPr>
-                <w:sz w:val="18"/>
-              </w:rPr>
-              <w:t>H1, 노드 완료 모션</w:t>
-            </w:r>
-          </w:p>
-        </w:tc>
-      </w:tr>
-    </w:tbl>
-    <w:p/>
     <w:p>
       <w:pPr>
         <w:pStyle w:val="Heading1"/>
       </w:pPr>
       <w:r>
-        <w:t>L5 주간 트로피 (Day 7)</w:t>
+        <w:t>C1 설정</w:t>
       </w:r>
     </w:p>
-    <w:tbl>
-      <w:tblPr>
-        <w:tblStyle w:val="TableGrid"/>
-        <w:tblW w:type="auto" w:w="0"/>
-        <w:tblLook w:firstColumn="1" w:firstRow="1" w:lastColumn="0" w:lastRow="0" w:noHBand="0" w:noVBand="1" w:val="04A0"/>
-      </w:tblPr>
-      <w:tblGrid>
-        <w:gridCol w:w="3324"/>
-        <w:gridCol w:w="3324"/>
-        <w:gridCol w:w="3324"/>
-      </w:tblGrid>
-      <w:tr>
-        <w:tc>
-          <w:tcPr>
-            <w:tcW w:type="dxa" w:w="3324"/>
-            <w:shd w:val="clear" w:color="auto" w:fill="E9EFEB"/>
-          </w:tcPr>
-          <w:p>
-            <w:r>
-              <w:rPr>
-                <w:b/>
-              </w:rPr>
-            </w:r>
-            <w:r>
-              <w:rPr>
-                <w:b/>
-                <w:sz w:val="18"/>
-              </w:rPr>
-              <w:t>구성</w:t>
-            </w:r>
-          </w:p>
-        </w:tc>
-        <w:tc>
-          <w:tcPr>
-            <w:tcW w:type="dxa" w:w="3324"/>
-            <w:shd w:val="clear" w:color="auto" w:fill="E9EFEB"/>
-          </w:tcPr>
-          <w:p>
-            <w:r>
-              <w:rPr>
-                <w:b/>
-              </w:rPr>
-            </w:r>
-            <w:r>
-              <w:rPr>
-                <w:b/>
-                <w:sz w:val="18"/>
-              </w:rPr>
-              <w:t>사용자가 하면</w:t>
-            </w:r>
-          </w:p>
-        </w:tc>
-        <w:tc>
-          <w:tcPr>
-            <w:tcW w:type="dxa" w:w="3324"/>
-            <w:shd w:val="clear" w:color="auto" w:fill="E9EFEB"/>
-          </w:tcPr>
-          <w:p>
-            <w:r>
-              <w:rPr>
-                <w:b/>
-              </w:rPr>
-            </w:r>
-            <w:r>
-              <w:rPr>
-                <w:b/>
-                <w:sz w:val="18"/>
-              </w:rPr>
-              <w:t>결과</w:t>
-            </w:r>
-          </w:p>
-        </w:tc>
-      </w:tr>
-      <w:tr>
-        <w:tc>
-          <w:tcPr>
-            <w:tcW w:type="dxa" w:w="3324"/>
-          </w:tcPr>
-          <w:p>
-            <w:r/>
-            <w:r>
-              <w:rPr>
-                <w:sz w:val="18"/>
-              </w:rPr>
-              <w:t>트로피 + 스티커 28장 모자이크 + 캐릭터</w:t>
-            </w:r>
-          </w:p>
-        </w:tc>
-        <w:tc>
-          <w:tcPr>
-            <w:tcW w:type="dxa" w:w="3324"/>
-          </w:tcPr>
-          <w:p>
-            <w:r/>
-            <w:r>
-              <w:rPr>
-                <w:sz w:val="18"/>
-              </w:rPr>
-              <w:t>—</w:t>
-            </w:r>
-          </w:p>
-        </w:tc>
-        <w:tc>
-          <w:tcPr>
-            <w:tcW w:type="dxa" w:w="3324"/>
-          </w:tcPr>
-          <w:p>
-            <w:r/>
-            <w:r>
-              <w:rPr>
-                <w:sz w:val="18"/>
-              </w:rPr>
-              <w:t>음성 “일주일 다 했어!”</w:t>
-            </w:r>
-          </w:p>
-        </w:tc>
-      </w:tr>
-      <w:tr>
-        <w:tc>
-          <w:tcPr>
-            <w:tcW w:type="dxa" w:w="3324"/>
-          </w:tcPr>
-          <w:p>
-            <w:r/>
-            <w:r>
-              <w:rPr>
-                <w:sz w:val="18"/>
-              </w:rPr>
-              <w:t>“홈으로”</w:t>
-            </w:r>
-          </w:p>
-        </w:tc>
-        <w:tc>
-          <w:tcPr>
-            <w:tcW w:type="dxa" w:w="3324"/>
-          </w:tcPr>
-          <w:p>
-            <w:r/>
-            <w:r>
-              <w:rPr>
-                <w:sz w:val="18"/>
-              </w:rPr>
-              <w:t>탭</w:t>
-            </w:r>
-          </w:p>
-        </w:tc>
-        <w:tc>
-          <w:tcPr>
-            <w:tcW w:type="dxa" w:w="3324"/>
-          </w:tcPr>
-          <w:p>
-            <w:r/>
-            <w:r>
-              <w:rPr>
-                <w:sz w:val="18"/>
-              </w:rPr>
-              <w:t>H1, “한 번 더” 노드</w:t>
-            </w:r>
-          </w:p>
-        </w:tc>
-      </w:tr>
-    </w:tbl>
-    <w:p/>
     <w:p>
       <w:pPr>
-        <w:pStyle w:val="Heading1"/>
+        <w:jc w:val="center"/>
       </w:pPr>
       <w:r>
-        <w:t>G1 부모 확인</w:t>
+        <w:drawing>
+          <wp:inline xmlns:a="http://schemas.openxmlformats.org/drawingml/2006/main" xmlns:pic="http://schemas.openxmlformats.org/drawingml/2006/picture">
+            <wp:extent cx="2232000" cy="4828846"/>
+            <wp:docPr id="19" name="Picture 19"/>
+            <wp:cNvGraphicFramePr>
+              <a:graphicFrameLocks noChangeAspect="1"/>
+            </wp:cNvGraphicFramePr>
+            <a:graphic>
+              <a:graphicData uri="http://schemas.openxmlformats.org/drawingml/2006/picture">
+                <pic:pic>
+                  <pic:nvPicPr>
+                    <pic:cNvPr id="0" name="21-settings.png"/>
+                    <pic:cNvPicPr/>
+                  </pic:nvPicPr>
+                  <pic:blipFill>
+                    <a:blip r:embed="rId27"/>
+                    <a:stretch>
+                      <a:fillRect/>
+                    </a:stretch>
+                  </pic:blipFill>
+                  <pic:spPr>
+                    <a:xfrm>
+                      <a:off x="0" y="0"/>
+                      <a:ext cx="2232000" cy="4828846"/>
+                    </a:xfrm>
+                    <a:prstGeom prst="rect"/>
+                  </pic:spPr>
+                </pic:pic>
+              </a:graphicData>
+            </a:graphic>
+          </wp:inline>
+        </w:drawing>
       </w:r>
     </w:p>
-    <w:tbl>
-      <w:tblPr>
-        <w:tblStyle w:val="TableGrid"/>
-        <w:tblW w:type="auto" w:w="0"/>
-        <w:tblLook w:firstColumn="1" w:firstRow="1" w:lastColumn="0" w:lastRow="0" w:noHBand="0" w:noVBand="1" w:val="04A0"/>
-      </w:tblPr>
-      <w:tblGrid>
-        <w:gridCol w:w="3324"/>
-        <w:gridCol w:w="3324"/>
-        <w:gridCol w:w="3324"/>
-      </w:tblGrid>
-      <w:tr>
-        <w:tc>
-          <w:tcPr>
-            <w:tcW w:type="dxa" w:w="3324"/>
-            <w:shd w:val="clear" w:color="auto" w:fill="E9EFEB"/>
-          </w:tcPr>
-          <w:p>
-            <w:r>
-              <w:rPr>
-                <w:b/>
-              </w:rPr>
-            </w:r>
-            <w:r>
-              <w:rPr>
-                <w:b/>
-                <w:sz w:val="18"/>
-              </w:rPr>
-              <w:t>구성</w:t>
-            </w:r>
-          </w:p>
-        </w:tc>
-        <w:tc>
-          <w:tcPr>
-            <w:tcW w:type="dxa" w:w="3324"/>
-            <w:shd w:val="clear" w:color="auto" w:fill="E9EFEB"/>
-          </w:tcPr>
-          <w:p>
-            <w:r>
-              <w:rPr>
-                <w:b/>
-              </w:rPr>
-            </w:r>
-            <w:r>
-              <w:rPr>
-                <w:b/>
-                <w:sz w:val="18"/>
-              </w:rPr>
-              <w:t>사용자가 하면</w:t>
-            </w:r>
-          </w:p>
-        </w:tc>
-        <w:tc>
-          <w:tcPr>
-            <w:tcW w:type="dxa" w:w="3324"/>
-            <w:shd w:val="clear" w:color="auto" w:fill="E9EFEB"/>
-          </w:tcPr>
-          <w:p>
-            <w:r>
-              <w:rPr>
-                <w:b/>
-              </w:rPr>
-            </w:r>
-            <w:r>
-              <w:rPr>
-                <w:b/>
-                <w:sz w:val="18"/>
-              </w:rPr>
-              <w:t>결과</w:t>
-            </w:r>
-          </w:p>
-        </w:tc>
-      </w:tr>
-      <w:tr>
-        <w:tc>
-          <w:tcPr>
-            <w:tcW w:type="dxa" w:w="3324"/>
-          </w:tcPr>
-          <w:p>
-            <w:r/>
-            <w:r>
-              <w:rPr>
-                <w:sz w:val="18"/>
-              </w:rPr>
-              <w:t>시트: “부모님이 3초 눌러주세요” + 원형 게이지 버튼</w:t>
-            </w:r>
-          </w:p>
-        </w:tc>
-        <w:tc>
-          <w:tcPr>
-            <w:tcW w:type="dxa" w:w="3324"/>
-          </w:tcPr>
-          <w:p>
-            <w:r/>
-            <w:r>
-              <w:rPr>
-                <w:sz w:val="18"/>
-              </w:rPr>
-              <w:t>3초 길게</w:t>
-            </w:r>
-          </w:p>
-        </w:tc>
-        <w:tc>
-          <w:tcPr>
-            <w:tcW w:type="dxa" w:w="3324"/>
-          </w:tcPr>
-          <w:p>
-            <w:r/>
-            <w:r>
-              <w:rPr>
-                <w:sz w:val="18"/>
-              </w:rPr>
-              <w:t>통과, 10분 유지</w:t>
-            </w:r>
-          </w:p>
-        </w:tc>
-      </w:tr>
-      <w:tr>
-        <w:tc>
-          <w:tcPr>
-            <w:tcW w:type="dxa" w:w="3324"/>
-          </w:tcPr>
-          <w:p>
-            <w:r/>
-          </w:p>
-        </w:tc>
-        <w:tc>
-          <w:tcPr>
-            <w:tcW w:type="dxa" w:w="3324"/>
-          </w:tcPr>
-          <w:p>
-            <w:r/>
-            <w:r>
-              <w:rPr>
-                <w:sz w:val="18"/>
-              </w:rPr>
-              <w:t>중간에 뗌</w:t>
-            </w:r>
-          </w:p>
-        </w:tc>
-        <w:tc>
-          <w:tcPr>
-            <w:tcW w:type="dxa" w:w="3324"/>
-          </w:tcPr>
-          <w:p>
-            <w:r/>
-            <w:r>
-              <w:rPr>
-                <w:sz w:val="18"/>
-              </w:rPr>
-              <w:t>게이지 초기화, “조금만 더요”</w:t>
-            </w:r>
-          </w:p>
-        </w:tc>
-      </w:tr>
-      <w:tr>
-        <w:tc>
-          <w:tcPr>
-            <w:tcW w:type="dxa" w:w="3324"/>
-          </w:tcPr>
-          <w:p>
-            <w:r/>
-            <w:r>
-              <w:rPr>
-                <w:sz w:val="18"/>
-              </w:rPr>
-              <w:t>닫기</w:t>
-            </w:r>
-          </w:p>
-        </w:tc>
-        <w:tc>
-          <w:tcPr>
-            <w:tcW w:type="dxa" w:w="3324"/>
-          </w:tcPr>
-          <w:p>
-            <w:r/>
-            <w:r>
-              <w:rPr>
-                <w:sz w:val="18"/>
-              </w:rPr>
-              <w:t>탭</w:t>
-            </w:r>
-          </w:p>
-        </w:tc>
-        <w:tc>
-          <w:tcPr>
-            <w:tcW w:type="dxa" w:w="3324"/>
-          </w:tcPr>
-          <w:p>
-            <w:r/>
-            <w:r>
-              <w:rPr>
-                <w:sz w:val="18"/>
-              </w:rPr>
-              <w:t>요청 취소</w:t>
-            </w:r>
-          </w:p>
-        </w:tc>
-      </w:tr>
-    </w:tbl>
-    <w:p/>
     <w:p>
       <w:pPr>
-        <w:pStyle w:val="Heading1"/>
+        <w:jc w:val="center"/>
       </w:pPr>
       <w:r>
-        <w:t>P1 부모 대시보드</w:t>
+        <w:rPr>
+          <w:color w:val="5E6E67"/>
+          <w:sz w:val="18"/>
+        </w:rPr>
+        <w:t>C1 설정</w:t>
       </w:r>
     </w:p>
     <w:tbl>
@@ -6453,7 +4151,7 @@
                 <w:b/>
                 <w:sz w:val="18"/>
               </w:rPr>
-              <w:t>항목</w:t>
+              <w:t>묶음</w:t>
             </w:r>
           </w:p>
         </w:tc>
@@ -6473,7 +4171,7 @@
                 <w:b/>
                 <w:sz w:val="18"/>
               </w:rPr>
-              <w:t>내용</w:t>
+              <w:t>항목</w:t>
             </w:r>
           </w:p>
         </w:tc>
@@ -6489,7 +4187,7 @@
               <w:rPr>
                 <w:sz w:val="18"/>
               </w:rPr>
-              <w:t>목적</w:t>
+              <w:t>학습 설정</w:t>
             </w:r>
           </w:p>
         </w:tc>
@@ -6503,7 +4201,7 @@
               <w:rPr>
                 <w:sz w:val="18"/>
               </w:rPr>
-              <w:t>오늘 상황과 한 주·한 달 기록을 한 화면에</w:t>
+              <w:t>소리놀이 알림(스위치), 알림 시간, 저녁 리마인드(스위치), 아이 정보, 하잉RTA 주말 콘텐츠(스위치)</w:t>
             </w:r>
           </w:p>
         </w:tc>
@@ -6519,7 +4217,7 @@
               <w:rPr>
                 <w:sz w:val="18"/>
               </w:rPr>
-              <w:t>첫 방문</w:t>
+              <w:t>안내</w:t>
             </w:r>
           </w:p>
         </w:tc>
@@ -6533,7 +4231,7 @@
               <w:rPr>
                 <w:sz w:val="18"/>
               </w:rPr>
-              <w:t>G-P1 (3장: 요약·루틴표·수동 체크)</w:t>
+              <w:t>소리노출 가이드, 자주 묻는 질문, 시작 영상 다시 보기, 문의하기</w:t>
             </w:r>
           </w:p>
         </w:tc>
@@ -6549,7 +4247,7 @@
               <w:rPr>
                 <w:sz w:val="18"/>
               </w:rPr>
-              <w:t>글자</w:t>
+              <w:t>계정</w:t>
             </w:r>
           </w:p>
         </w:tc>
@@ -6563,598 +4261,7 @@
               <w:rPr>
                 <w:sz w:val="18"/>
               </w:rPr>
-              <w:t>16pt 이상, 숫자는 큰 글자, 한 카드에 하나</w:t>
-            </w:r>
-          </w:p>
-        </w:tc>
-      </w:tr>
-    </w:tbl>
-    <w:p/>
-    <w:tbl>
-      <w:tblPr>
-        <w:tblStyle w:val="TableGrid"/>
-        <w:tblW w:type="auto" w:w="0"/>
-        <w:tblLook w:firstColumn="1" w:firstRow="1" w:lastColumn="0" w:lastRow="0" w:noHBand="0" w:noVBand="1" w:val="04A0"/>
-      </w:tblPr>
-      <w:tblGrid>
-        <w:gridCol w:w="3324"/>
-        <w:gridCol w:w="3324"/>
-        <w:gridCol w:w="3324"/>
-      </w:tblGrid>
-      <w:tr>
-        <w:tc>
-          <w:tcPr>
-            <w:tcW w:type="dxa" w:w="3324"/>
-            <w:shd w:val="clear" w:color="auto" w:fill="E9EFEB"/>
-          </w:tcPr>
-          <w:p>
-            <w:r>
-              <w:rPr>
-                <w:b/>
-              </w:rPr>
-            </w:r>
-            <w:r>
-              <w:rPr>
-                <w:b/>
-                <w:sz w:val="18"/>
-              </w:rPr>
-              <w:t>구성</w:t>
-            </w:r>
-          </w:p>
-        </w:tc>
-        <w:tc>
-          <w:tcPr>
-            <w:tcW w:type="dxa" w:w="3324"/>
-            <w:shd w:val="clear" w:color="auto" w:fill="E9EFEB"/>
-          </w:tcPr>
-          <w:p>
-            <w:r>
-              <w:rPr>
-                <w:b/>
-              </w:rPr>
-            </w:r>
-            <w:r>
-              <w:rPr>
-                <w:b/>
-                <w:sz w:val="18"/>
-              </w:rPr>
-              <w:t>사용자가 하면</w:t>
-            </w:r>
-          </w:p>
-        </w:tc>
-        <w:tc>
-          <w:tcPr>
-            <w:tcW w:type="dxa" w:w="3324"/>
-            <w:shd w:val="clear" w:color="auto" w:fill="E9EFEB"/>
-          </w:tcPr>
-          <w:p>
-            <w:r>
-              <w:rPr>
-                <w:b/>
-              </w:rPr>
-            </w:r>
-            <w:r>
-              <w:rPr>
-                <w:b/>
-                <w:sz w:val="18"/>
-              </w:rPr>
-              <w:t>결과</w:t>
-            </w:r>
-          </w:p>
-        </w:tc>
-      </w:tr>
-      <w:tr>
-        <w:tc>
-          <w:tcPr>
-            <w:tcW w:type="dxa" w:w="3324"/>
-          </w:tcPr>
-          <w:p>
-            <w:r/>
-            <w:r>
-              <w:rPr>
-                <w:sz w:val="18"/>
-              </w:rPr>
-              <w:t>요약 4카드: 오늘 40/90분 · 🔥 연속 5일 · 이번 주 18/28 · 총 6시간 20분</w:t>
-            </w:r>
-          </w:p>
-        </w:tc>
-        <w:tc>
-          <w:tcPr>
-            <w:tcW w:type="dxa" w:w="3324"/>
-          </w:tcPr>
-          <w:p>
-            <w:r/>
-            <w:r>
-              <w:rPr>
-                <w:sz w:val="18"/>
-              </w:rPr>
-              <w:t>—</w:t>
-            </w:r>
-          </w:p>
-        </w:tc>
-        <w:tc>
-          <w:tcPr>
-            <w:tcW w:type="dxa" w:w="3324"/>
-          </w:tcPr>
-          <w:p>
-            <w:r/>
-            <w:r>
-              <w:rPr>
-                <w:sz w:val="18"/>
-              </w:rPr>
-              <w:t>—</w:t>
-            </w:r>
-          </w:p>
-        </w:tc>
-      </w:tr>
-      <w:tr>
-        <w:tc>
-          <w:tcPr>
-            <w:tcW w:type="dxa" w:w="3324"/>
-          </w:tcPr>
-          <w:p>
-            <w:r/>
-            <w:r>
-              <w:rPr>
-                <w:sz w:val="18"/>
-              </w:rPr>
-              <w:t>🔥 카드</w:t>
-            </w:r>
-          </w:p>
-        </w:tc>
-        <w:tc>
-          <w:tcPr>
-            <w:tcW w:type="dxa" w:w="3324"/>
-          </w:tcPr>
-          <w:p>
-            <w:r/>
-            <w:r>
-              <w:rPr>
-                <w:sz w:val="18"/>
-              </w:rPr>
-              <w:t>탭</w:t>
-            </w:r>
-          </w:p>
-        </w:tc>
-        <w:tc>
-          <w:tcPr>
-            <w:tcW w:type="dxa" w:w="3324"/>
-          </w:tcPr>
-          <w:p>
-            <w:r/>
-            <w:r>
-              <w:rPr>
-                <w:sz w:val="18"/>
-              </w:rPr>
-              <w:t>D-60 연속일수 시트</w:t>
-            </w:r>
-          </w:p>
-        </w:tc>
-      </w:tr>
-      <w:tr>
-        <w:tc>
-          <w:tcPr>
-            <w:tcW w:type="dxa" w:w="3324"/>
-          </w:tcPr>
-          <w:p>
-            <w:r/>
-            <w:r>
-              <w:rPr>
-                <w:sz w:val="18"/>
-              </w:rPr>
-              <w:t>보기 전환: 주간 · 월간 (세그먼트)</w:t>
-            </w:r>
-          </w:p>
-        </w:tc>
-        <w:tc>
-          <w:tcPr>
-            <w:tcW w:type="dxa" w:w="3324"/>
-          </w:tcPr>
-          <w:p>
-            <w:r/>
-            <w:r>
-              <w:rPr>
-                <w:sz w:val="18"/>
-              </w:rPr>
-              <w:t>탭</w:t>
-            </w:r>
-          </w:p>
-        </w:tc>
-        <w:tc>
-          <w:tcPr>
-            <w:tcW w:type="dxa" w:w="3324"/>
-          </w:tcPr>
-          <w:p>
-            <w:r/>
-            <w:r>
-              <w:rPr>
-                <w:sz w:val="18"/>
-              </w:rPr>
-              <w:t>아래 영역 전환</w:t>
-            </w:r>
-          </w:p>
-        </w:tc>
-      </w:tr>
-      <w:tr>
-        <w:tc>
-          <w:tcPr>
-            <w:tcW w:type="dxa" w:w="3324"/>
-          </w:tcPr>
-          <w:p>
-            <w:r/>
-            <w:r>
-              <w:rPr>
-                <w:sz w:val="18"/>
-              </w:rPr>
-              <w:t>주간 루틴표: 4행 × 7열, 칸 = ✓(진함, 자동) · ✓(연함, 수동) · 빈칸 · 오늘(테두리) · 미래(회색)</w:t>
-            </w:r>
-          </w:p>
-        </w:tc>
-        <w:tc>
-          <w:tcPr>
-            <w:tcW w:type="dxa" w:w="3324"/>
-          </w:tcPr>
-          <w:p>
-            <w:r/>
-            <w:r>
-              <w:rPr>
-                <w:sz w:val="18"/>
-              </w:rPr>
-              <w:t>빈칸 탭</w:t>
-            </w:r>
-          </w:p>
-        </w:tc>
-        <w:tc>
-          <w:tcPr>
-            <w:tcW w:type="dxa" w:w="3324"/>
-          </w:tcPr>
-          <w:p>
-            <w:r/>
-            <w:r>
-              <w:rPr>
-                <w:sz w:val="18"/>
-              </w:rPr>
-              <w:t>D-21 → 수동 체크</w:t>
-            </w:r>
-          </w:p>
-        </w:tc>
-      </w:tr>
-      <w:tr>
-        <w:tc>
-          <w:tcPr>
-            <w:tcW w:type="dxa" w:w="3324"/>
-          </w:tcPr>
-          <w:p>
-            <w:r/>
-          </w:p>
-        </w:tc>
-        <w:tc>
-          <w:tcPr>
-            <w:tcW w:type="dxa" w:w="3324"/>
-          </w:tcPr>
-          <w:p>
-            <w:r/>
-            <w:r>
-              <w:rPr>
-                <w:sz w:val="18"/>
-              </w:rPr>
-              <w:t>수동 ✓ 탭</w:t>
-            </w:r>
-          </w:p>
-        </w:tc>
-        <w:tc>
-          <w:tcPr>
-            <w:tcW w:type="dxa" w:w="3324"/>
-          </w:tcPr>
-          <w:p>
-            <w:r/>
-            <w:r>
-              <w:rPr>
-                <w:sz w:val="18"/>
-              </w:rPr>
-              <w:t>D-22 → 해제</w:t>
-            </w:r>
-          </w:p>
-        </w:tc>
-      </w:tr>
-      <w:tr>
-        <w:tc>
-          <w:tcPr>
-            <w:tcW w:type="dxa" w:w="3324"/>
-          </w:tcPr>
-          <w:p>
-            <w:r/>
-          </w:p>
-        </w:tc>
-        <w:tc>
-          <w:tcPr>
-            <w:tcW w:type="dxa" w:w="3324"/>
-          </w:tcPr>
-          <w:p>
-            <w:r/>
-            <w:r>
-              <w:rPr>
-                <w:sz w:val="18"/>
-              </w:rPr>
-              <w:t>자동 ✓ 탭</w:t>
-            </w:r>
-          </w:p>
-        </w:tc>
-        <w:tc>
-          <w:tcPr>
-            <w:tcW w:type="dxa" w:w="3324"/>
-          </w:tcPr>
-          <w:p>
-            <w:r/>
-            <w:r>
-              <w:rPr>
-                <w:sz w:val="18"/>
-              </w:rPr>
-              <w:t>T-20</w:t>
-            </w:r>
-          </w:p>
-        </w:tc>
-      </w:tr>
-      <w:tr>
-        <w:tc>
-          <w:tcPr>
-            <w:tcW w:type="dxa" w:w="3324"/>
-          </w:tcPr>
-          <w:p>
-            <w:r/>
-            <w:r>
-              <w:rPr>
-                <w:sz w:val="18"/>
-              </w:rPr>
-              <w:t>주 이동 ‹ ›</w:t>
-            </w:r>
-          </w:p>
-        </w:tc>
-        <w:tc>
-          <w:tcPr>
-            <w:tcW w:type="dxa" w:w="3324"/>
-          </w:tcPr>
-          <w:p>
-            <w:r/>
-            <w:r>
-              <w:rPr>
-                <w:sz w:val="18"/>
-              </w:rPr>
-              <w:t>탭</w:t>
-            </w:r>
-          </w:p>
-        </w:tc>
-        <w:tc>
-          <w:tcPr>
-            <w:tcW w:type="dxa" w:w="3324"/>
-          </w:tcPr>
-          <w:p>
-            <w:r/>
-            <w:r>
-              <w:rPr>
-                <w:sz w:val="18"/>
-              </w:rPr>
-              <w:t>시작일 이전·미래 주는 비활성</w:t>
-            </w:r>
-          </w:p>
-        </w:tc>
-      </w:tr>
-      <w:tr>
-        <w:tc>
-          <w:tcPr>
-            <w:tcW w:type="dxa" w:w="3324"/>
-          </w:tcPr>
-          <w:p>
-            <w:r/>
-            <w:r>
-              <w:rPr>
-                <w:sz w:val="18"/>
-              </w:rPr>
-              <w:t>월간 달력: 날짜마다 점 0~4, 4개면 채움</w:t>
-            </w:r>
-          </w:p>
-        </w:tc>
-        <w:tc>
-          <w:tcPr>
-            <w:tcW w:type="dxa" w:w="3324"/>
-          </w:tcPr>
-          <w:p>
-            <w:r/>
-            <w:r>
-              <w:rPr>
-                <w:sz w:val="18"/>
-              </w:rPr>
-              <w:t>날짜 탭</w:t>
-            </w:r>
-          </w:p>
-        </w:tc>
-        <w:tc>
-          <w:tcPr>
-            <w:tcW w:type="dxa" w:w="3324"/>
-          </w:tcPr>
-          <w:p>
-            <w:r/>
-            <w:r>
-              <w:rPr>
-                <w:sz w:val="18"/>
-              </w:rPr>
-              <w:t>D-20 일별 상세</w:t>
-            </w:r>
-          </w:p>
-        </w:tc>
-      </w:tr>
-      <w:tr>
-        <w:tc>
-          <w:tcPr>
-            <w:tcW w:type="dxa" w:w="3324"/>
-          </w:tcPr>
-          <w:p>
-            <w:r/>
-            <w:r>
-              <w:rPr>
-                <w:sz w:val="18"/>
-              </w:rPr>
-              <w:t>통계 카드 3: 루틴별 완료율 (막대 4) · 단어 정답률 · 말하기 시도/통과</w:t>
-            </w:r>
-          </w:p>
-        </w:tc>
-        <w:tc>
-          <w:tcPr>
-            <w:tcW w:type="dxa" w:w="3324"/>
-          </w:tcPr>
-          <w:p>
-            <w:r/>
-            <w:r>
-              <w:rPr>
-                <w:sz w:val="18"/>
-              </w:rPr>
-              <w:t>—</w:t>
-            </w:r>
-          </w:p>
-        </w:tc>
-        <w:tc>
-          <w:tcPr>
-            <w:tcW w:type="dxa" w:w="3324"/>
-          </w:tcPr>
-          <w:p>
-            <w:r/>
-            <w:r>
-              <w:rPr>
-                <w:sz w:val="18"/>
-              </w:rPr>
-              <w:t>이번 주 기준</w:t>
-            </w:r>
-          </w:p>
-        </w:tc>
-      </w:tr>
-      <w:tr>
-        <w:tc>
-          <w:tcPr>
-            <w:tcW w:type="dxa" w:w="3324"/>
-          </w:tcPr>
-          <w:p>
-            <w:r/>
-            <w:r>
-              <w:rPr>
-                <w:sz w:val="18"/>
-              </w:rPr>
-              <w:t>스티커판</w:t>
-            </w:r>
-          </w:p>
-        </w:tc>
-        <w:tc>
-          <w:tcPr>
-            <w:tcW w:type="dxa" w:w="3324"/>
-          </w:tcPr>
-          <w:p>
-            <w:r/>
-            <w:r>
-              <w:rPr>
-                <w:sz w:val="18"/>
-              </w:rPr>
-              <w:t>스티커 탭</w:t>
-            </w:r>
-          </w:p>
-        </w:tc>
-        <w:tc>
-          <w:tcPr>
-            <w:tcW w:type="dxa" w:w="3324"/>
-          </w:tcPr>
-          <w:p>
-            <w:r/>
-            <w:r>
-              <w:rPr>
-                <w:sz w:val="18"/>
-              </w:rPr>
-              <w:t>툴팁 “9/17 아침송”</w:t>
-            </w:r>
-          </w:p>
-        </w:tc>
-      </w:tr>
-      <w:tr>
-        <w:tc>
-          <w:tcPr>
-            <w:tcW w:type="dxa" w:w="3324"/>
-          </w:tcPr>
-          <w:p>
-            <w:r/>
-            <w:r>
-              <w:rPr>
-                <w:sz w:val="18"/>
-              </w:rPr>
-              <w:t>바로가기: 알림 시간 · 아이 프로필</w:t>
-            </w:r>
-          </w:p>
-        </w:tc>
-        <w:tc>
-          <w:tcPr>
-            <w:tcW w:type="dxa" w:w="3324"/>
-          </w:tcPr>
-          <w:p>
-            <w:r/>
-            <w:r>
-              <w:rPr>
-                <w:sz w:val="18"/>
-              </w:rPr>
-              <w:t>탭</w:t>
-            </w:r>
-          </w:p>
-        </w:tc>
-        <w:tc>
-          <w:tcPr>
-            <w:tcW w:type="dxa" w:w="3324"/>
-          </w:tcPr>
-          <w:p>
-            <w:r/>
-            <w:r>
-              <w:rPr>
-                <w:sz w:val="18"/>
-              </w:rPr>
-              <w:t>S3 · S2</w:t>
-            </w:r>
-          </w:p>
-        </w:tc>
-      </w:tr>
-      <w:tr>
-        <w:tc>
-          <w:tcPr>
-            <w:tcW w:type="dxa" w:w="3324"/>
-          </w:tcPr>
-          <w:p>
-            <w:r/>
-            <w:r>
-              <w:rPr>
-                <w:sz w:val="18"/>
-              </w:rPr>
-              <w:t>데이터 없음</w:t>
-            </w:r>
-          </w:p>
-        </w:tc>
-        <w:tc>
-          <w:tcPr>
-            <w:tcW w:type="dxa" w:w="3324"/>
-          </w:tcPr>
-          <w:p>
-            <w:r/>
-            <w:r>
-              <w:rPr>
-                <w:sz w:val="18"/>
-              </w:rPr>
-              <w:t>—</w:t>
-            </w:r>
-          </w:p>
-        </w:tc>
-        <w:tc>
-          <w:tcPr>
-            <w:tcW w:type="dxa" w:w="3324"/>
-          </w:tcPr>
-          <w:p>
-            <w:r/>
-            <w:r>
-              <w:rPr>
-                <w:sz w:val="18"/>
-              </w:rPr>
-              <w:t>“오늘 첫 루틴을 하면 여기에 쌓여요” + 홈 버튼</w:t>
+              <w:t>이용약관, 개인정보 처리방침, 로그아웃, 탈퇴</w:t>
             </w:r>
           </w:p>
         </w:tc>
@@ -7166,422 +4273,63 @@
         <w:pStyle w:val="Heading1"/>
       </w:pPr>
       <w:r>
-        <w:t>S1 설정</w:t>
-      </w:r>
-    </w:p>
-    <w:tbl>
-      <w:tblPr>
-        <w:tblStyle w:val="TableGrid"/>
-        <w:tblW w:type="auto" w:w="0"/>
-        <w:tblLook w:firstColumn="1" w:firstRow="1" w:lastColumn="0" w:lastRow="0" w:noHBand="0" w:noVBand="1" w:val="04A0"/>
-      </w:tblPr>
-      <w:tblGrid>
-        <w:gridCol w:w="3324"/>
-        <w:gridCol w:w="3324"/>
-        <w:gridCol w:w="3324"/>
-      </w:tblGrid>
-      <w:tr>
-        <w:tc>
-          <w:tcPr>
-            <w:tcW w:type="dxa" w:w="3324"/>
-            <w:shd w:val="clear" w:color="auto" w:fill="E9EFEB"/>
-          </w:tcPr>
-          <w:p>
-            <w:r>
-              <w:rPr>
-                <w:b/>
-              </w:rPr>
-            </w:r>
-            <w:r>
-              <w:rPr>
-                <w:b/>
-                <w:sz w:val="18"/>
-              </w:rPr>
-              <w:t>구성</w:t>
-            </w:r>
-          </w:p>
-        </w:tc>
-        <w:tc>
-          <w:tcPr>
-            <w:tcW w:type="dxa" w:w="3324"/>
-            <w:shd w:val="clear" w:color="auto" w:fill="E9EFEB"/>
-          </w:tcPr>
-          <w:p>
-            <w:r>
-              <w:rPr>
-                <w:b/>
-              </w:rPr>
-            </w:r>
-            <w:r>
-              <w:rPr>
-                <w:b/>
-                <w:sz w:val="18"/>
-              </w:rPr>
-              <w:t>사용자가 하면</w:t>
-            </w:r>
-          </w:p>
-        </w:tc>
-        <w:tc>
-          <w:tcPr>
-            <w:tcW w:type="dxa" w:w="3324"/>
-            <w:shd w:val="clear" w:color="auto" w:fill="E9EFEB"/>
-          </w:tcPr>
-          <w:p>
-            <w:r>
-              <w:rPr>
-                <w:b/>
-              </w:rPr>
-            </w:r>
-            <w:r>
-              <w:rPr>
-                <w:b/>
-                <w:sz w:val="18"/>
-              </w:rPr>
-              <w:t>결과</w:t>
-            </w:r>
-          </w:p>
-        </w:tc>
-      </w:tr>
-      <w:tr>
-        <w:tc>
-          <w:tcPr>
-            <w:tcW w:type="dxa" w:w="3324"/>
-          </w:tcPr>
-          <w:p>
-            <w:r/>
-            <w:r>
-              <w:rPr>
-                <w:sz w:val="18"/>
-              </w:rPr>
-              <w:t>아이 카드: 아바타 · 별명 · 연령대 · “Day 3”</w:t>
-            </w:r>
-          </w:p>
-        </w:tc>
-        <w:tc>
-          <w:tcPr>
-            <w:tcW w:type="dxa" w:w="3324"/>
-          </w:tcPr>
-          <w:p>
-            <w:r/>
-            <w:r>
-              <w:rPr>
-                <w:sz w:val="18"/>
-              </w:rPr>
-              <w:t>탭</w:t>
-            </w:r>
-          </w:p>
-        </w:tc>
-        <w:tc>
-          <w:tcPr>
-            <w:tcW w:type="dxa" w:w="3324"/>
-          </w:tcPr>
-          <w:p>
-            <w:r/>
-            <w:r>
-              <w:rPr>
-                <w:sz w:val="18"/>
-              </w:rPr>
-              <w:t>S2</w:t>
-            </w:r>
-          </w:p>
-        </w:tc>
-      </w:tr>
-      <w:tr>
-        <w:tc>
-          <w:tcPr>
-            <w:tcW w:type="dxa" w:w="3324"/>
-          </w:tcPr>
-          <w:p>
-            <w:r/>
-            <w:r>
-              <w:rPr>
-                <w:sz w:val="18"/>
-              </w:rPr>
-              <w:t>알림: 전체 스위치 + 루틴 4줄 (시각 · 스위치)</w:t>
-            </w:r>
-          </w:p>
-        </w:tc>
-        <w:tc>
-          <w:tcPr>
-            <w:tcW w:type="dxa" w:w="3324"/>
-          </w:tcPr>
-          <w:p>
-            <w:r/>
-            <w:r>
-              <w:rPr>
-                <w:sz w:val="18"/>
-              </w:rPr>
-              <w:t>탭</w:t>
-            </w:r>
-          </w:p>
-        </w:tc>
-        <w:tc>
-          <w:tcPr>
-            <w:tcW w:type="dxa" w:w="3324"/>
-          </w:tcPr>
-          <w:p>
-            <w:r/>
-            <w:r>
-              <w:rPr>
-                <w:sz w:val="18"/>
-              </w:rPr>
-              <w:t>S3</w:t>
-            </w:r>
-          </w:p>
-        </w:tc>
-      </w:tr>
-      <w:tr>
-        <w:tc>
-          <w:tcPr>
-            <w:tcW w:type="dxa" w:w="3324"/>
-          </w:tcPr>
-          <w:p>
-            <w:r/>
-            <w:r>
-              <w:rPr>
-                <w:sz w:val="18"/>
-              </w:rPr>
-              <w:t>주말 코스: “하잉RTA 신앙 콘텐츠” 스위치 (기본 꺼짐) + 한 줄 설명</w:t>
-            </w:r>
-          </w:p>
-        </w:tc>
-        <w:tc>
-          <w:tcPr>
-            <w:tcW w:type="dxa" w:w="3324"/>
-          </w:tcPr>
-          <w:p>
-            <w:r/>
-            <w:r>
-              <w:rPr>
-                <w:sz w:val="18"/>
-              </w:rPr>
-              <w:t>켜기</w:t>
-            </w:r>
-          </w:p>
-        </w:tc>
-        <w:tc>
-          <w:tcPr>
-            <w:tcW w:type="dxa" w:w="3324"/>
-          </w:tcPr>
-          <w:p>
-            <w:r/>
-            <w:r>
-              <w:rPr>
-                <w:sz w:val="18"/>
-              </w:rPr>
-              <w:t>D-40 확인</w:t>
-            </w:r>
-          </w:p>
-        </w:tc>
-      </w:tr>
-      <w:tr>
-        <w:tc>
-          <w:tcPr>
-            <w:tcW w:type="dxa" w:w="3324"/>
-          </w:tcPr>
-          <w:p>
-            <w:r/>
-            <w:r>
-              <w:rPr>
-                <w:sz w:val="18"/>
-              </w:rPr>
-              <w:t>안내: 소리노출 가이드 · 자주 묻는 질문 · 앱 소개 다시 보기 · 가이드 팝업 다시 보기 · 문의</w:t>
-            </w:r>
-          </w:p>
-        </w:tc>
-        <w:tc>
-          <w:tcPr>
-            <w:tcW w:type="dxa" w:w="3324"/>
-          </w:tcPr>
-          <w:p>
-            <w:r/>
-            <w:r>
-              <w:rPr>
-                <w:sz w:val="18"/>
-              </w:rPr>
-              <w:t>탭</w:t>
-            </w:r>
-          </w:p>
-        </w:tc>
-        <w:tc>
-          <w:tcPr>
-            <w:tcW w:type="dxa" w:w="3324"/>
-          </w:tcPr>
-          <w:p>
-            <w:r/>
-            <w:r>
-              <w:rPr>
-                <w:sz w:val="18"/>
-              </w:rPr>
-              <w:t>S4</w:t>
-            </w:r>
-          </w:p>
-        </w:tc>
-      </w:tr>
-      <w:tr>
-        <w:tc>
-          <w:tcPr>
-            <w:tcW w:type="dxa" w:w="3324"/>
-          </w:tcPr>
-          <w:p>
-            <w:r/>
-            <w:r>
-              <w:rPr>
-                <w:sz w:val="18"/>
-              </w:rPr>
-              <w:t>계정: 이메일 · 비밀번호 변경 · 로그아웃</w:t>
-            </w:r>
-          </w:p>
-        </w:tc>
-        <w:tc>
-          <w:tcPr>
-            <w:tcW w:type="dxa" w:w="3324"/>
-          </w:tcPr>
-          <w:p>
-            <w:r/>
-            <w:r>
-              <w:rPr>
-                <w:sz w:val="18"/>
-              </w:rPr>
-              <w:t>탭</w:t>
-            </w:r>
-          </w:p>
-        </w:tc>
-        <w:tc>
-          <w:tcPr>
-            <w:tcW w:type="dxa" w:w="3324"/>
-          </w:tcPr>
-          <w:p>
-            <w:r/>
-            <w:r>
-              <w:rPr>
-                <w:sz w:val="18"/>
-              </w:rPr>
-              <w:t>S5</w:t>
-            </w:r>
-          </w:p>
-        </w:tc>
-      </w:tr>
-      <w:tr>
-        <w:tc>
-          <w:tcPr>
-            <w:tcW w:type="dxa" w:w="3324"/>
-          </w:tcPr>
-          <w:p>
-            <w:r/>
-            <w:r>
-              <w:rPr>
-                <w:sz w:val="18"/>
-              </w:rPr>
-              <w:t>데이터 모두 삭제하고 탈퇴 (빨간 글자)</w:t>
-            </w:r>
-          </w:p>
-        </w:tc>
-        <w:tc>
-          <w:tcPr>
-            <w:tcW w:type="dxa" w:w="3324"/>
-          </w:tcPr>
-          <w:p>
-            <w:r/>
-            <w:r>
-              <w:rPr>
-                <w:sz w:val="18"/>
-              </w:rPr>
-              <w:t>탭</w:t>
-            </w:r>
-          </w:p>
-        </w:tc>
-        <w:tc>
-          <w:tcPr>
-            <w:tcW w:type="dxa" w:w="3324"/>
-          </w:tcPr>
-          <w:p>
-            <w:r/>
-            <w:r>
-              <w:rPr>
-                <w:sz w:val="18"/>
-              </w:rPr>
-              <w:t>D-50</w:t>
-            </w:r>
-          </w:p>
-        </w:tc>
-      </w:tr>
-      <w:tr>
-        <w:tc>
-          <w:tcPr>
-            <w:tcW w:type="dxa" w:w="3324"/>
-          </w:tcPr>
-          <w:p>
-            <w:r/>
-            <w:r>
-              <w:rPr>
-                <w:sz w:val="18"/>
-              </w:rPr>
-              <w:t>버전 · 개인정보처리방침</w:t>
-            </w:r>
-          </w:p>
-        </w:tc>
-        <w:tc>
-          <w:tcPr>
-            <w:tcW w:type="dxa" w:w="3324"/>
-          </w:tcPr>
-          <w:p>
-            <w:r/>
-            <w:r>
-              <w:rPr>
-                <w:sz w:val="18"/>
-              </w:rPr>
-              <w:t>—</w:t>
-            </w:r>
-          </w:p>
-        </w:tc>
-        <w:tc>
-          <w:tcPr>
-            <w:tcW w:type="dxa" w:w="3324"/>
-          </w:tcPr>
-          <w:p>
-            <w:r/>
-            <w:r>
-              <w:rPr>
-                <w:sz w:val="18"/>
-              </w:rPr>
-              <w:t>—</w:t>
-            </w:r>
-          </w:p>
-        </w:tc>
-      </w:tr>
-    </w:tbl>
-    <w:p/>
-    <w:p>
-      <w:pPr>
-        <w:pStyle w:val="Heading2"/>
-      </w:pPr>
-      <w:r>
-        <w:t>S2 아이 프로필 = A3 (저장 버튼)</w:t>
+        <w:t>넓은 화면</w:t>
       </w:r>
     </w:p>
     <w:p>
       <w:pPr>
-        <w:pStyle w:val="Heading2"/>
+        <w:jc w:val="center"/>
       </w:pPr>
       <w:r>
-        <w:t>S3 알림 = A4 + 스위치 + “알림 테스트 보내기” + 저녁 리마인드 스위치</w:t>
+        <w:drawing>
+          <wp:inline xmlns:a="http://schemas.openxmlformats.org/drawingml/2006/main" xmlns:pic="http://schemas.openxmlformats.org/drawingml/2006/picture">
+            <wp:extent cx="2232000" cy="1568487"/>
+            <wp:docPr id="20" name="Picture 20"/>
+            <wp:cNvGraphicFramePr>
+              <a:graphicFrameLocks noChangeAspect="1"/>
+            </wp:cNvGraphicFramePr>
+            <a:graphic>
+              <a:graphicData uri="http://schemas.openxmlformats.org/drawingml/2006/picture">
+                <pic:pic>
+                  <pic:nvPicPr>
+                    <pic:cNvPr id="0" name="24-wide-today.png"/>
+                    <pic:cNvPicPr/>
+                  </pic:nvPicPr>
+                  <pic:blipFill>
+                    <a:blip r:embed="rId28"/>
+                    <a:stretch>
+                      <a:fillRect/>
+                    </a:stretch>
+                  </pic:blipFill>
+                  <pic:spPr>
+                    <a:xfrm>
+                      <a:off x="0" y="0"/>
+                      <a:ext cx="2232000" cy="1568487"/>
+                    </a:xfrm>
+                    <a:prstGeom prst="rect"/>
+                  </pic:spPr>
+                </pic:pic>
+              </a:graphicData>
+            </a:graphic>
+          </wp:inline>
+        </w:drawing>
       </w:r>
     </w:p>
     <w:p>
       <w:pPr>
-        <w:pStyle w:val="Heading2"/>
+        <w:jc w:val="center"/>
       </w:pPr>
       <w:r>
-        <w:t>S4 안내·FAQ: 가이드북 요약, FAQ 3문항, 문의(메일 링크)</w:t>
+        <w:rPr>
+          <w:color w:val="5E6E67"/>
+          <w:sz w:val="18"/>
+        </w:rPr>
+        <w:t>넓은 화면(PC)</w:t>
       </w:r>
     </w:p>
     <w:p>
-      <w:pPr>
-        <w:pStyle w:val="Heading2"/>
-      </w:pPr>
       <w:r>
-        <w:t>S5 계정: 비밀번호 변경(현재·새·확인), 로그아웃 D-51</w:t>
+        <w:t>PC나 태블릿에서는 가운데에 폰 크기 틀을 두고 같은 화면을 보여 줍니다. 틀의 높이는 창 높이에서 계산한 숫자 값입니다.</w:t>
       </w:r>
     </w:p>
     <w:p>
@@ -7589,7 +4337,7 @@
         <w:pStyle w:val="Heading1"/>
       </w:pPr>
       <w:r>
-        <w:t>N1 알림</w:t>
+        <w:t>창·알림 띠 목록</w:t>
       </w:r>
     </w:p>
     <w:tbl>
@@ -7605,6 +4353,26 @@
         <w:gridCol w:w="2493"/>
       </w:tblGrid>
       <w:tr>
+        <w:tc>
+          <w:tcPr>
+            <w:tcW w:type="dxa" w:w="2493"/>
+            <w:shd w:val="clear" w:color="auto" w:fill="E9EFEB"/>
+          </w:tcPr>
+          <w:p>
+            <w:r>
+              <w:rPr>
+                <w:b/>
+              </w:rPr>
+            </w:r>
+            <w:r>
+              <w:rPr>
+                <w:b/>
+                <w:sz w:val="18"/>
+              </w:rPr>
+              <w:t>ID</w:t>
+            </w:r>
+          </w:p>
+        </w:tc>
         <w:tc>
           <w:tcPr>
             <w:tcW w:type="dxa" w:w="2493"/>
@@ -7641,7 +4409,7 @@
                 <w:b/>
                 <w:sz w:val="18"/>
               </w:rPr>
-              <w:t>시각</w:t>
+              <w:t>언제</w:t>
             </w:r>
           </w:p>
         </w:tc>
@@ -7661,27 +4429,7 @@
                 <w:b/>
                 <w:sz w:val="18"/>
               </w:rPr>
-              <w:t>제목 · 본문</w:t>
-            </w:r>
-          </w:p>
-        </w:tc>
-        <w:tc>
-          <w:tcPr>
-            <w:tcW w:type="dxa" w:w="2493"/>
-            <w:shd w:val="clear" w:color="auto" w:fill="E9EFEB"/>
-          </w:tcPr>
-          <w:p>
-            <w:r>
-              <w:rPr>
-                <w:b/>
-              </w:rPr>
-            </w:r>
-            <w:r>
-              <w:rPr>
-                <w:b/>
-                <w:sz w:val="18"/>
-              </w:rPr>
-              <w:t>탭</w:t>
+              <w:t>버튼</w:t>
             </w:r>
           </w:p>
         </w:tc>
@@ -7697,7 +4445,7 @@
               <w:rPr>
                 <w:sz w:val="18"/>
               </w:rPr>
-              <w:t>N-01 루틴</w:t>
+              <w:t>D-01</w:t>
             </w:r>
           </w:p>
         </w:tc>
@@ -7711,7 +4459,7 @@
               <w:rPr>
                 <w:sz w:val="18"/>
               </w:rPr>
-              <w:t>설정 시각, 미완료일 때만</w:t>
+              <w:t>확인 창</w:t>
             </w:r>
           </w:p>
         </w:tc>
@@ -7725,7 +4473,7 @@
               <w:rPr>
                 <w:sz w:val="18"/>
               </w:rPr>
-              <w:t>☀ 아침송 시간이에요 · Good Morning Mr. Rooster 20분</w:t>
+              <w:t>이미 가입한 이메일</w:t>
             </w:r>
           </w:p>
         </w:tc>
@@ -7739,7 +4487,7 @@
               <w:rPr>
                 <w:sz w:val="18"/>
               </w:rPr>
-              <w:t>H1 + L0 열림</w:t>
+              <w:t>로그인하기 / 다른 이메일</w:t>
             </w:r>
           </w:p>
         </w:tc>
@@ -7755,7 +4503,7 @@
               <w:rPr>
                 <w:sz w:val="18"/>
               </w:rPr>
-              <w:t>N-02 타이머 완료</w:t>
+              <w:t>D-02</w:t>
             </w:r>
           </w:p>
         </w:tc>
@@ -7769,7 +4517,7 @@
               <w:rPr>
                 <w:sz w:val="18"/>
               </w:rPr>
-              <w:t>L1 목표 도달, 백그라운드</w:t>
+              <w:t>확인 창</w:t>
             </w:r>
           </w:p>
         </w:tc>
@@ -7783,7 +4531,7 @@
               <w:rPr>
                 <w:sz w:val="18"/>
               </w:rPr>
-              <w:t>20분 다 들었어요 ✓ · 돌아와서 스티커 받기</w:t>
+              <w:t>‘들었어요’ 표시</w:t>
             </w:r>
           </w:p>
         </w:tc>
@@ -7797,7 +4545,7 @@
               <w:rPr>
                 <w:sz w:val="18"/>
               </w:rPr>
-              <w:t>L1</w:t>
+              <w:t>표시하기 / 닫기</w:t>
             </w:r>
           </w:p>
         </w:tc>
@@ -7813,7 +4561,7 @@
               <w:rPr>
                 <w:sz w:val="18"/>
               </w:rPr>
-              <w:t>N-03 저녁 리마인드</w:t>
+              <w:t>D-03</w:t>
             </w:r>
           </w:p>
         </w:tc>
@@ -7827,7 +4575,7 @@
               <w:rPr>
                 <w:sz w:val="18"/>
               </w:rPr>
-              <w:t>20:00, 미완료 있을 때</w:t>
+              <w:t>확인 창</w:t>
             </w:r>
           </w:p>
         </w:tc>
@@ -7841,7 +4589,7 @@
               <w:rPr>
                 <w:sz w:val="18"/>
               </w:rPr>
-              <w:t>오늘 2개 남았어요 · 잠자리 스토리로 마무리해요</w:t>
+              <w:t>표시 지우기</w:t>
             </w:r>
           </w:p>
         </w:tc>
@@ -7855,7 +4603,7 @@
               <w:rPr>
                 <w:sz w:val="18"/>
               </w:rPr>
-              <w:t>H1</w:t>
+              <w:t>지우기 / 닫기</w:t>
             </w:r>
           </w:p>
         </w:tc>
@@ -7871,7 +4619,7 @@
               <w:rPr>
                 <w:sz w:val="18"/>
               </w:rPr>
-              <w:t>N-04 테스트</w:t>
+              <w:t>D-04</w:t>
             </w:r>
           </w:p>
         </w:tc>
@@ -7885,7 +4633,7 @@
               <w:rPr>
                 <w:sz w:val="18"/>
               </w:rPr>
-              <w:t>요청 10초 후</w:t>
+              <w:t>확인 창</w:t>
             </w:r>
           </w:p>
         </w:tc>
@@ -7899,7 +4647,7 @@
               <w:rPr>
                 <w:sz w:val="18"/>
               </w:rPr>
-              <w:t>알림이 잘 와요 🎧</w:t>
+              <w:t>하잉RTA 켜기</w:t>
             </w:r>
           </w:p>
         </w:tc>
@@ -7913,7 +4661,239 @@
               <w:rPr>
                 <w:sz w:val="18"/>
               </w:rPr>
-              <w:t>S3</w:t>
+              <w:t>추가하기 / 닫기</w:t>
+            </w:r>
+          </w:p>
+        </w:tc>
+      </w:tr>
+      <w:tr>
+        <w:tc>
+          <w:tcPr>
+            <w:tcW w:type="dxa" w:w="2493"/>
+          </w:tcPr>
+          <w:p>
+            <w:r/>
+            <w:r>
+              <w:rPr>
+                <w:sz w:val="18"/>
+              </w:rPr>
+              <w:t>D-05</w:t>
+            </w:r>
+          </w:p>
+        </w:tc>
+        <w:tc>
+          <w:tcPr>
+            <w:tcW w:type="dxa" w:w="2493"/>
+          </w:tcPr>
+          <w:p>
+            <w:r/>
+            <w:r>
+              <w:rPr>
+                <w:sz w:val="18"/>
+              </w:rPr>
+              <w:t>확인 창</w:t>
+            </w:r>
+          </w:p>
+        </w:tc>
+        <w:tc>
+          <w:tcPr>
+            <w:tcW w:type="dxa" w:w="2493"/>
+          </w:tcPr>
+          <w:p>
+            <w:r/>
+            <w:r>
+              <w:rPr>
+                <w:sz w:val="18"/>
+              </w:rPr>
+              <w:t>로그아웃, 탈퇴</w:t>
+            </w:r>
+          </w:p>
+        </w:tc>
+        <w:tc>
+          <w:tcPr>
+            <w:tcW w:type="dxa" w:w="2493"/>
+          </w:tcPr>
+          <w:p>
+            <w:r/>
+            <w:r>
+              <w:rPr>
+                <w:sz w:val="18"/>
+              </w:rPr>
+              <w:t>확인 / 닫기</w:t>
+            </w:r>
+          </w:p>
+        </w:tc>
+      </w:tr>
+      <w:tr>
+        <w:tc>
+          <w:tcPr>
+            <w:tcW w:type="dxa" w:w="2493"/>
+          </w:tcPr>
+          <w:p>
+            <w:r/>
+            <w:r>
+              <w:rPr>
+                <w:sz w:val="18"/>
+              </w:rPr>
+              <w:t>T-01</w:t>
+            </w:r>
+          </w:p>
+        </w:tc>
+        <w:tc>
+          <w:tcPr>
+            <w:tcW w:type="dxa" w:w="2493"/>
+          </w:tcPr>
+          <w:p>
+            <w:r/>
+            <w:r>
+              <w:rPr>
+                <w:sz w:val="18"/>
+              </w:rPr>
+              <w:t>알림 띠</w:t>
+            </w:r>
+          </w:p>
+        </w:tc>
+        <w:tc>
+          <w:tcPr>
+            <w:tcW w:type="dxa" w:w="2493"/>
+          </w:tcPr>
+          <w:p>
+            <w:r/>
+            <w:r>
+              <w:rPr>
+                <w:sz w:val="18"/>
+              </w:rPr>
+              <w:t>저장했어요, 표시했어요, 표시를 지웠어요</w:t>
+            </w:r>
+          </w:p>
+        </w:tc>
+        <w:tc>
+          <w:tcPr>
+            <w:tcW w:type="dxa" w:w="2493"/>
+          </w:tcPr>
+          <w:p>
+            <w:r/>
+            <w:r>
+              <w:rPr>
+                <w:sz w:val="18"/>
+              </w:rPr>
+              <w:t>–</w:t>
+            </w:r>
+          </w:p>
+        </w:tc>
+      </w:tr>
+      <w:tr>
+        <w:tc>
+          <w:tcPr>
+            <w:tcW w:type="dxa" w:w="2493"/>
+          </w:tcPr>
+          <w:p>
+            <w:r/>
+            <w:r>
+              <w:rPr>
+                <w:sz w:val="18"/>
+              </w:rPr>
+              <w:t>T-02</w:t>
+            </w:r>
+          </w:p>
+        </w:tc>
+        <w:tc>
+          <w:tcPr>
+            <w:tcW w:type="dxa" w:w="2493"/>
+          </w:tcPr>
+          <w:p>
+            <w:r/>
+            <w:r>
+              <w:rPr>
+                <w:sz w:val="18"/>
+              </w:rPr>
+              <w:t>알림 띠</w:t>
+            </w:r>
+          </w:p>
+        </w:tc>
+        <w:tc>
+          <w:tcPr>
+            <w:tcW w:type="dxa" w:w="2493"/>
+          </w:tcPr>
+          <w:p>
+            <w:r/>
+            <w:r>
+              <w:rPr>
+                <w:sz w:val="18"/>
+              </w:rPr>
+              <w:t>앱에서 완료한 기록은 지울 수 없어요</w:t>
+            </w:r>
+          </w:p>
+        </w:tc>
+        <w:tc>
+          <w:tcPr>
+            <w:tcW w:type="dxa" w:w="2493"/>
+          </w:tcPr>
+          <w:p>
+            <w:r/>
+            <w:r>
+              <w:rPr>
+                <w:sz w:val="18"/>
+              </w:rPr>
+              <w:t>–</w:t>
+            </w:r>
+          </w:p>
+        </w:tc>
+      </w:tr>
+      <w:tr>
+        <w:tc>
+          <w:tcPr>
+            <w:tcW w:type="dxa" w:w="2493"/>
+          </w:tcPr>
+          <w:p>
+            <w:r/>
+            <w:r>
+              <w:rPr>
+                <w:sz w:val="18"/>
+              </w:rPr>
+              <w:t>H-01</w:t>
+            </w:r>
+          </w:p>
+        </w:tc>
+        <w:tc>
+          <w:tcPr>
+            <w:tcW w:type="dxa" w:w="2493"/>
+          </w:tcPr>
+          <w:p>
+            <w:r/>
+            <w:r>
+              <w:rPr>
+                <w:sz w:val="18"/>
+              </w:rPr>
+              <w:t>도움 카드</w:t>
+            </w:r>
+          </w:p>
+        </w:tc>
+        <w:tc>
+          <w:tcPr>
+            <w:tcW w:type="dxa" w:w="2493"/>
+          </w:tcPr>
+          <w:p>
+            <w:r/>
+            <w:r>
+              <w:rPr>
+                <w:sz w:val="18"/>
+              </w:rPr>
+              <w:t>오늘 탭 첫 방문: 길을 따라 눌러 보라는 한 장</w:t>
+            </w:r>
+          </w:p>
+        </w:tc>
+        <w:tc>
+          <w:tcPr>
+            <w:tcW w:type="dxa" w:w="2493"/>
+          </w:tcPr>
+          <w:p>
+            <w:r/>
+            <w:r>
+              <w:rPr>
+                <w:sz w:val="18"/>
+              </w:rPr>
+              <w:t>알겠어요</w:t>
             </w:r>
           </w:p>
         </w:tc>

--- a/docs/docx/04-화면-명세서.docx
+++ b/docs/docx/04-화면-명세서.docx
@@ -1153,7 +1153,7 @@
               <w:rPr>
                 <w:sz w:val="18"/>
               </w:rPr>
-              <w:t>큰 제목은 빙그레체, 본문은 시스템 글꼴</w:t>
+              <w:t>큰 제목은 빙그레체, 그 밖은 Pretendard</w:t>
             </w:r>
           </w:p>
         </w:tc>
@@ -2029,7 +2029,7 @@
               <w:rPr>
                 <w:sz w:val="18"/>
               </w:rPr>
-              <w:t xml:space="preserve">노랑 그러데이션(높이 298, 모서리 30). 이름, </w:t>
+              <w:t xml:space="preserve">노랑 카드(높이 298, 모서리 30). 이름, </w:t>
             </w:r>
             <w:r>
               <w:rPr>
@@ -3745,16 +3745,9 @@
             <w:r/>
             <w:r>
               <w:rPr>
-                <w:rFonts w:ascii="Consolas" w:hAnsi="Consolas" w:eastAsia="Consolas"/>
                 <w:sz w:val="18"/>
               </w:rPr>
-              <w:t>PARENT REPORT</w:t>
-            </w:r>
-            <w:r>
-              <w:rPr>
-                <w:sz w:val="18"/>
-              </w:rPr>
-              <w:t>, “○○의 기록”</w:t>
+              <w:t>아바타 동그라미(42)와 “○○의 기록”</w:t>
             </w:r>
           </w:p>
         </w:tc>
@@ -3920,7 +3913,7 @@
               <w:rPr>
                 <w:sz w:val="18"/>
               </w:rPr>
-              <w:t>루틴(행) × 월~일(열). ● 앱 완료, ◐ 부모 표시, ○ 안 함, 빈칸 해당 없음. 칸을 눌러 표시·해제</w:t>
+              <w:t>루틴(행) × 월~일(열). 색이 찬 동그라미는 완료(부모 표시는 옅게), 빈 동그라미는 안 함. 주말 전용 루틴의 평일 칸만 비운다. 칸을 눌러 표시·해제</w:t>
             </w:r>
           </w:p>
         </w:tc>
@@ -4017,7 +4010,7 @@
               <w:rPr>
                 <w:sz w:val="18"/>
               </w:rPr>
-              <w:t>28칸. 완료할 때마다 그 루틴의 캐릭터가 붙는다</w:t>
+              <w:t>6칸씩 3줄에서 시작해 넘치면 한 줄씩 늘어난다. 완료할 때마다 그 루틴의 캐릭터가 붙는다</w:t>
             </w:r>
           </w:p>
         </w:tc>

--- a/docs/docx/04-화면-명세서.docx
+++ b/docs/docx/04-화면-명세서.docx
@@ -2786,7 +2786,7 @@
               <w:rPr>
                 <w:sz w:val="18"/>
               </w:rPr>
-              <w:t>유튜브를 열고 시간을 잰다 (높이 58, 모서리 21)</w:t>
+              <w:t>머리 자리에 영상 칸(16:9, 모서리 20)이 열리고 재생된다. 멈추면 미리보기 그림과 큰 재생 버튼이 영상을 덮는다 (버튼 높이 58, 모서리 21)</w:t>
             </w:r>
           </w:p>
         </w:tc>
